--- a/编码通新智能问答支持系统-创新奖申报材料.docx
+++ b/编码通新智能问答支持系统-创新奖申报材料.docx
@@ -13,12 +13,14 @@
           <w:b/>
           <w:sz w:val="44"/>
         </w:rPr>
-        <w:t>《编码通(新)智能问答支持系统》创新奖申报材料</w:t>
+        <w:t>智能技术支持问答体系——面向低代码产品矩阵的可复制方案</w:t>
+        <w:br/>
+        <w:t>(核心落地案例：编码通(新))</w:t>
       </w:r>
     </w:p>
     <w:p>
       <w:pPr>
-        <w:spacing w:before="360" w:after="200"/>
+        <w:spacing w:after="200"/>
       </w:pPr>
       <w:r>
         <w:rPr>
@@ -26,13 +28,25 @@
           <w:b/>
           <w:sz w:val="32"/>
         </w:rPr>
-        <w:t>一、工作背景</w:t>
+        <w:t>一、定义问题</w:t>
       </w:r>
     </w:p>
     <w:p>
       <w:pPr>
-        <w:spacing w:line="336" w:lineRule="auto" w:after="160"/>
-        <w:ind w:firstLine="480"/>
+        <w:spacing w:after="160"/>
+      </w:pPr>
+      <w:r>
+        <w:rPr>
+          <w:rFonts w:ascii="黑体" w:hAnsi="黑体" w:eastAsia="黑体"/>
+          <w:b/>
+          <w:sz w:val="28"/>
+        </w:rPr>
+        <w:t>1.1 行业趋势与通用诉求</w:t>
+      </w:r>
+    </w:p>
+    <w:p>
+      <w:pPr>
+        <w:spacing w:after="160"/>
       </w:pPr>
       <w:r>
         <w:rPr>
@@ -40,13 +54,25 @@
           <w:b w:val="0"/>
           <w:sz w:val="24"/>
         </w:rPr>
-        <w:t>随着大语言模型技术的成熟，AI智能问答已成为企业内部技术支持的主流范式——从通用问答走向结合企业私有知识、历史工单沉淀的垂直领域深度问答，正在成为研发效能提升的重要抓手。与此同时，低代码开发平台因迭代速度快、功能点多、配置项复杂，传统"关键词搜文档+人工答疑"的支持模式已难以匹配平台演进节奏，亟需借助AI能力重构技术支持体系。</w:t>
+        <w:t>随着大语言模型技术的成熟，AI智能问答已成为企业内部技术支持的主流范式——从通用问答走向结合企业私有知识、历史工单沉淀的垂直领域深度问答，正在成为研发效能提升的重要抓手。对于公司内部拥有多条技术产品线、服务大量内部研发与业务用户的场景而言，"人工客服+文档检索"这一传统技术支持模式普遍面临规模化瓶颈：产品功能迭代快、复杂度高，依赖人力逐一解答重复性、规则性问题的边际成本居高不下；而真正需要经验判断的复杂问题，又容易被淹没在大量简单问题之中，难以获得足够的人力关注。这是一类具有普遍性的问题，并不局限于某一个具体产品或业务线。</w:t>
       </w:r>
     </w:p>
     <w:p>
       <w:pPr>
-        <w:spacing w:line="336" w:lineRule="auto" w:after="160"/>
-        <w:ind w:firstLine="480"/>
+        <w:spacing w:after="160"/>
+      </w:pPr>
+      <w:r>
+        <w:rPr>
+          <w:rFonts w:ascii="黑体" w:hAnsi="黑体" w:eastAsia="黑体"/>
+          <w:b/>
+          <w:sz w:val="28"/>
+        </w:rPr>
+        <w:t>1.2 典型案例实证：编码通(新)</w:t>
+      </w:r>
+    </w:p>
+    <w:p>
+      <w:pPr>
+        <w:spacing w:after="160"/>
       </w:pPr>
       <w:r>
         <w:rPr>
@@ -54,13 +80,12 @@
           <w:b w:val="0"/>
           <w:sz w:val="24"/>
         </w:rPr>
-        <w:t>"编码通(新)"作为我司内部核心低代码开发平台，提供数据托管、页面可视化开发、接口编排等能力，服务于平台内大量研发人员的日常开发工作。在本系统上线前，该平台的技术支持问答主要依赖"人工客服+帮助文档查询"的传统模式，存在两方面突出痛点：</w:t>
+        <w:t>"编码通(新)"作为公司内部核心低代码开发平台，提供数据托管、页面可视化开发、接口编排等能力，服务于平台内大量研发人员的日常开发工作，是验证上述问题普遍性的一个典型且具有代表性的案例。在本系统上线前，该平台的技术支持问答主要依赖"人工客服+帮助文档查询"的传统模式，存在两方面突出痛点：</w:t>
       </w:r>
     </w:p>
     <w:p>
       <w:pPr>
-        <w:spacing w:line="336" w:lineRule="auto" w:after="160"/>
-        <w:ind w:firstLine="480"/>
+        <w:spacing w:after="160"/>
       </w:pPr>
       <w:r>
         <w:rPr>
@@ -97,8 +122,7 @@
     </w:p>
     <w:p>
       <w:pPr>
-        <w:spacing w:line="336" w:lineRule="auto" w:after="160"/>
-        <w:ind w:firstLine="480"/>
+        <w:spacing w:after="160"/>
       </w:pPr>
       <w:r>
         <w:rPr>
@@ -135,8 +159,7 @@
     </w:p>
     <w:p>
       <w:pPr>
-        <w:spacing w:line="336" w:lineRule="auto" w:after="160"/>
-        <w:ind w:firstLine="480"/>
+        <w:spacing w:after="160"/>
       </w:pPr>
       <w:r>
         <w:rPr>
@@ -144,13 +167,25 @@
           <w:b w:val="0"/>
           <w:sz w:val="24"/>
         </w:rPr>
-        <w:t>为推动AI能力在日常研发支持场景中的落地应用，项目组投入约3人力、历时约1个月，围绕"编码通(新)"平台研发用户的技术支持问答场景，设计并实现了一套智能问答支持系统。</w:t>
+        <w:t>为推动AI能力在日常研发支持场景中的落地应用，项目组投入约3人力、历时约1个月，围绕"编码通(新)"平台研发用户的技术支持问答场景，设计并实现了一套智能问答支持系统，并在落地过程中沉淀出一套可在同类场景复用的通用方案（详见二、方案本体）。</w:t>
       </w:r>
     </w:p>
     <w:p>
       <w:pPr>
-        <w:spacing w:line="336" w:lineRule="auto" w:after="160"/>
-        <w:ind w:firstLine="480"/>
+        <w:spacing w:after="160"/>
+      </w:pPr>
+      <w:r>
+        <w:rPr>
+          <w:rFonts w:ascii="黑体" w:hAnsi="黑体" w:eastAsia="黑体"/>
+          <w:b/>
+          <w:sz w:val="28"/>
+        </w:rPr>
+        <w:t>1.3 问题的共性特征</w:t>
+      </w:r>
+    </w:p>
+    <w:p>
+      <w:pPr>
+        <w:spacing w:after="160"/>
       </w:pPr>
       <w:r>
         <w:rPr>
@@ -158,15 +193,20 @@
           <w:b w:val="0"/>
           <w:sz w:val="24"/>
         </w:rPr>
-        <w:t>本方案的核心价值主张是：</w:t>
+        <w:t>通过对编码通(新)用户咨询内容的系统性梳理，项目组提炼出三条具有跨场景普适性的问题本质特征——这些特征并非编码通(新)独有，而是企业内部技术支持场景的共性规律，也是"方案本体"得以跨平台复用的理论依据：</w:t>
       </w:r>
+    </w:p>
+    <w:p>
+      <w:pPr>
+        <w:spacing w:after="160"/>
+      </w:pPr>
       <w:r>
         <w:rPr>
           <w:rFonts w:ascii="仿宋_GB2312" w:hAnsi="仿宋_GB2312" w:eastAsia="仿宋_GB2312"/>
           <w:b/>
           <w:sz w:val="24"/>
         </w:rPr>
-        <w:t>不是做一个简单的问答功能，而是基于"用户问题天然分层"的业务洞察——规则性问题、差异化推理性问题、需要人工判断的复杂问题、需求与缺陷反馈四类问题性质截然不同——针对性设计"检索—推理—人工"能力分级响应、且具备知识自我闭环能力的技术支持问答体系</w:t>
+        <w:t>特征一：用户问题天然分层。</w:t>
       </w:r>
       <w:r>
         <w:rPr>
@@ -174,72 +214,26 @@
           <w:b w:val="0"/>
           <w:sz w:val="24"/>
         </w:rPr>
-        <w:t>，实现从"人工被动答疑"到"AI主动分层拦截、人工高价值兜底"的转变。</w:t>
-      </w:r>
-    </w:p>
-    <w:p>
-      <w:pPr>
-        <w:spacing w:before="360" w:after="200"/>
-      </w:pPr>
-      <w:r>
-        <w:rPr>
-          <w:rFonts w:ascii="黑体" w:hAnsi="黑体" w:eastAsia="黑体"/>
-          <w:b/>
-          <w:sz w:val="32"/>
-        </w:rPr>
-        <w:t>二、方案本体</w:t>
-      </w:r>
-    </w:p>
-    <w:p>
-      <w:pPr>
-        <w:spacing w:before="280" w:after="160"/>
-      </w:pPr>
-      <w:r>
-        <w:rPr>
-          <w:rFonts w:ascii="黑体" w:hAnsi="黑体" w:eastAsia="黑体"/>
-          <w:b/>
-          <w:sz w:val="28"/>
-        </w:rPr>
-        <w:t>2.1 业务洞察：用户问题分层分析——方案设计的数据依据</w:t>
-      </w:r>
-    </w:p>
-    <w:p>
-      <w:pPr>
-        <w:spacing w:line="336" w:lineRule="auto" w:after="160"/>
-        <w:ind w:firstLine="480"/>
-      </w:pPr>
-      <w:r>
-        <w:rPr>
-          <w:rFonts w:ascii="仿宋_GB2312" w:hAnsi="仿宋_GB2312" w:eastAsia="仿宋_GB2312"/>
-          <w:b w:val="0"/>
-          <w:sz w:val="24"/>
-        </w:rPr>
-        <w:t>在设计本方案之前，项目组对用户日常咨询内容进行了系统性梳理，发现用户问题并非同质化的"一个问题一个答案"，而是天然可以划分为四种性质截然不同的类型，这一洞察构成了后续整体架构设计的核心依据：</w:t>
+        <w:t>用户咨询并非同质化的"一个问题一个答案"，而是天然可以划分为四种性质截然不同的类型：</w:t>
       </w:r>
     </w:p>
     <w:tbl>
       <w:tblPr>
         <w:tblStyle w:val="TableGrid"/>
         <w:tblW w:type="auto" w:w="0"/>
-        <w:jc w:val="center"/>
         <w:tblLook w:firstColumn="1" w:firstRow="1" w:lastColumn="0" w:lastRow="0" w:noHBand="0" w:noVBand="1" w:val="04A0"/>
       </w:tblPr>
       <w:tblGrid>
-        <w:gridCol w:w="2984"/>
-        <w:gridCol w:w="2984"/>
-        <w:gridCol w:w="2984"/>
+        <w:gridCol w:w="2880"/>
+        <w:gridCol w:w="2880"/>
+        <w:gridCol w:w="2880"/>
       </w:tblGrid>
       <w:tr>
         <w:tc>
           <w:tcPr>
-            <w:tcW w:type="dxa" w:w="1814"/>
-            <w:shd w:val="clear" w:color="auto" w:fill="D9E2F3"/>
+            <w:tcW w:type="dxa" w:w="2880"/>
           </w:tcPr>
           <w:p>
-            <w:pPr>
-              <w:jc w:val="center"/>
-            </w:pPr>
-            <w:r/>
             <w:r>
               <w:rPr>
                 <w:rFonts w:ascii="仿宋_GB2312" w:hAnsi="仿宋_GB2312" w:eastAsia="仿宋_GB2312"/>
@@ -252,14 +246,9 @@
         </w:tc>
         <w:tc>
           <w:tcPr>
-            <w:tcW w:type="dxa" w:w="4535"/>
-            <w:shd w:val="clear" w:color="auto" w:fill="D9E2F3"/>
+            <w:tcW w:type="dxa" w:w="2880"/>
           </w:tcPr>
           <w:p>
-            <w:pPr>
-              <w:jc w:val="center"/>
-            </w:pPr>
-            <w:r/>
             <w:r>
               <w:rPr>
                 <w:rFonts w:ascii="仿宋_GB2312" w:hAnsi="仿宋_GB2312" w:eastAsia="仿宋_GB2312"/>
@@ -272,14 +261,9 @@
         </w:tc>
         <w:tc>
           <w:tcPr>
-            <w:tcW w:type="dxa" w:w="1417"/>
-            <w:shd w:val="clear" w:color="auto" w:fill="D9E2F3"/>
+            <w:tcW w:type="dxa" w:w="2880"/>
           </w:tcPr>
           <w:p>
-            <w:pPr>
-              <w:jc w:val="center"/>
-            </w:pPr>
-            <w:r/>
             <w:r>
               <w:rPr>
                 <w:rFonts w:ascii="仿宋_GB2312" w:hAnsi="仿宋_GB2312" w:eastAsia="仿宋_GB2312"/>
@@ -294,10 +278,9 @@
       <w:tr>
         <w:tc>
           <w:tcPr>
-            <w:tcW w:type="dxa" w:w="1814"/>
+            <w:tcW w:type="dxa" w:w="2880"/>
           </w:tcPr>
           <w:p>
-            <w:r/>
             <w:r>
               <w:rPr>
                 <w:rFonts w:ascii="仿宋_GB2312" w:hAnsi="仿宋_GB2312" w:eastAsia="仿宋_GB2312"/>
@@ -310,13 +293,9 @@
         </w:tc>
         <w:tc>
           <w:tcPr>
-            <w:tcW w:type="dxa" w:w="4535"/>
+            <w:tcW w:type="dxa" w:w="2880"/>
           </w:tcPr>
           <w:p>
-            <w:pPr>
-              <w:jc w:val="center"/>
-            </w:pPr>
-            <w:r/>
             <w:r>
               <w:rPr>
                 <w:rFonts w:ascii="仿宋_GB2312" w:hAnsi="仿宋_GB2312" w:eastAsia="仿宋_GB2312"/>
@@ -329,13 +308,9 @@
         </w:tc>
         <w:tc>
           <w:tcPr>
-            <w:tcW w:type="dxa" w:w="1417"/>
+            <w:tcW w:type="dxa" w:w="2880"/>
           </w:tcPr>
           <w:p>
-            <w:pPr>
-              <w:jc w:val="center"/>
-            </w:pPr>
-            <w:r/>
             <w:r>
               <w:rPr>
                 <w:rFonts w:ascii="仿宋_GB2312" w:hAnsi="仿宋_GB2312" w:eastAsia="仿宋_GB2312"/>
@@ -350,10 +325,9 @@
       <w:tr>
         <w:tc>
           <w:tcPr>
-            <w:tcW w:type="dxa" w:w="1814"/>
+            <w:tcW w:type="dxa" w:w="2880"/>
           </w:tcPr>
           <w:p>
-            <w:r/>
             <w:r>
               <w:rPr>
                 <w:rFonts w:ascii="仿宋_GB2312" w:hAnsi="仿宋_GB2312" w:eastAsia="仿宋_GB2312"/>
@@ -366,13 +340,9 @@
         </w:tc>
         <w:tc>
           <w:tcPr>
-            <w:tcW w:type="dxa" w:w="4535"/>
+            <w:tcW w:type="dxa" w:w="2880"/>
           </w:tcPr>
           <w:p>
-            <w:pPr>
-              <w:jc w:val="center"/>
-            </w:pPr>
-            <w:r/>
             <w:r>
               <w:rPr>
                 <w:rFonts w:ascii="仿宋_GB2312" w:hAnsi="仿宋_GB2312" w:eastAsia="仿宋_GB2312"/>
@@ -385,13 +355,9 @@
         </w:tc>
         <w:tc>
           <w:tcPr>
-            <w:tcW w:type="dxa" w:w="1417"/>
+            <w:tcW w:type="dxa" w:w="2880"/>
           </w:tcPr>
           <w:p>
-            <w:pPr>
-              <w:jc w:val="center"/>
-            </w:pPr>
-            <w:r/>
             <w:r>
               <w:rPr>
                 <w:rFonts w:ascii="仿宋_GB2312" w:hAnsi="仿宋_GB2312" w:eastAsia="仿宋_GB2312"/>
@@ -406,10 +372,9 @@
       <w:tr>
         <w:tc>
           <w:tcPr>
-            <w:tcW w:type="dxa" w:w="1814"/>
+            <w:tcW w:type="dxa" w:w="2880"/>
           </w:tcPr>
           <w:p>
-            <w:r/>
             <w:r>
               <w:rPr>
                 <w:rFonts w:ascii="仿宋_GB2312" w:hAnsi="仿宋_GB2312" w:eastAsia="仿宋_GB2312"/>
@@ -422,13 +387,9 @@
         </w:tc>
         <w:tc>
           <w:tcPr>
-            <w:tcW w:type="dxa" w:w="4535"/>
+            <w:tcW w:type="dxa" w:w="2880"/>
           </w:tcPr>
           <w:p>
-            <w:pPr>
-              <w:jc w:val="center"/>
-            </w:pPr>
-            <w:r/>
             <w:r>
               <w:rPr>
                 <w:rFonts w:ascii="仿宋_GB2312" w:hAnsi="仿宋_GB2312" w:eastAsia="仿宋_GB2312"/>
@@ -441,13 +402,9 @@
         </w:tc>
         <w:tc>
           <w:tcPr>
-            <w:tcW w:type="dxa" w:w="1417"/>
+            <w:tcW w:type="dxa" w:w="2880"/>
           </w:tcPr>
           <w:p>
-            <w:pPr>
-              <w:jc w:val="center"/>
-            </w:pPr>
-            <w:r/>
             <w:r>
               <w:rPr>
                 <w:rFonts w:ascii="仿宋_GB2312" w:hAnsi="仿宋_GB2312" w:eastAsia="仿宋_GB2312"/>
@@ -462,10 +419,9 @@
       <w:tr>
         <w:tc>
           <w:tcPr>
-            <w:tcW w:type="dxa" w:w="1814"/>
+            <w:tcW w:type="dxa" w:w="2880"/>
           </w:tcPr>
           <w:p>
-            <w:r/>
             <w:r>
               <w:rPr>
                 <w:rFonts w:ascii="仿宋_GB2312" w:hAnsi="仿宋_GB2312" w:eastAsia="仿宋_GB2312"/>
@@ -478,13 +434,9 @@
         </w:tc>
         <w:tc>
           <w:tcPr>
-            <w:tcW w:type="dxa" w:w="4535"/>
+            <w:tcW w:type="dxa" w:w="2880"/>
           </w:tcPr>
           <w:p>
-            <w:pPr>
-              <w:jc w:val="center"/>
-            </w:pPr>
-            <w:r/>
             <w:r>
               <w:rPr>
                 <w:rFonts w:ascii="仿宋_GB2312" w:hAnsi="仿宋_GB2312" w:eastAsia="仿宋_GB2312"/>
@@ -497,13 +449,9 @@
         </w:tc>
         <w:tc>
           <w:tcPr>
-            <w:tcW w:type="dxa" w:w="1417"/>
+            <w:tcW w:type="dxa" w:w="2880"/>
           </w:tcPr>
           <w:p>
-            <w:pPr>
-              <w:jc w:val="center"/>
-            </w:pPr>
-            <w:r/>
             <w:r>
               <w:rPr>
                 <w:rFonts w:ascii="仿宋_GB2312" w:hAnsi="仿宋_GB2312" w:eastAsia="仿宋_GB2312"/>
@@ -518,29 +466,67 @@
     </w:tbl>
     <w:p>
       <w:pPr>
-        <w:spacing w:after="200"/>
+        <w:spacing w:after="80"/>
       </w:pPr>
     </w:p>
     <w:p>
       <w:pPr>
         <w:spacing w:after="160"/>
-        <w:ind w:left="454"/>
       </w:pPr>
       <w:r>
         <w:rPr>
           <w:rFonts w:ascii="仿宋_GB2312" w:hAnsi="仿宋_GB2312" w:eastAsia="仿宋_GB2312"/>
           <w:b w:val="0"/>
-          <w:i/>
-          <w:color w:val="595959"/>
           <w:sz w:val="21"/>
         </w:rPr>
-        <w:t>说明：问题分类标准由项目组制定后，通过AI辅助分类的方式对历史咨询记录进行统计，具体占比数据将在规则确定后补充。</w:t>
+        <w:t>说明：问题分类标准由项目组制定后，通过AI辅助分类的方式对历史咨询记录进行统计，具体占比数据将在规则确定后补充；该分类标准与占比统计方法本身不依赖编码通(新)的具体业务逻辑，可直接套用于其他平台。</w:t>
       </w:r>
     </w:p>
     <w:p>
       <w:pPr>
-        <w:spacing w:line="336" w:lineRule="auto" w:after="160"/>
-        <w:ind w:firstLine="480"/>
+        <w:spacing w:after="160"/>
+      </w:pPr>
+      <w:r>
+        <w:rPr>
+          <w:rFonts w:ascii="仿宋_GB2312" w:hAnsi="仿宋_GB2312" w:eastAsia="仿宋_GB2312"/>
+          <w:b/>
+          <w:sz w:val="24"/>
+        </w:rPr>
+        <w:t>特征二：知识沉淀与人工经验流失的矛盾。</w:t>
+      </w:r>
+      <w:r>
+        <w:rPr>
+          <w:rFonts w:ascii="仿宋_GB2312" w:hAnsi="仿宋_GB2312" w:eastAsia="仿宋_GB2312"/>
+          <w:b w:val="0"/>
+          <w:sz w:val="24"/>
+        </w:rPr>
+        <w:t>一线支持人员在日常答疑中积累了大量有效的解决思路和方法论，但这些经验往往只存在于个人的对话记录中，缺乏系统性的沉淀出口，导致同样的问题被反复解答、经验无法规模化复用。</w:t>
+      </w:r>
+    </w:p>
+    <w:p>
+      <w:pPr>
+        <w:spacing w:after="160"/>
+      </w:pPr>
+      <w:r>
+        <w:rPr>
+          <w:rFonts w:ascii="仿宋_GB2312" w:hAnsi="仿宋_GB2312" w:eastAsia="仿宋_GB2312"/>
+          <w:b/>
+          <w:sz w:val="24"/>
+        </w:rPr>
+        <w:t>特征三：响应速度与答案质量的权衡。</w:t>
+      </w:r>
+      <w:r>
+        <w:rPr>
+          <w:rFonts w:ascii="仿宋_GB2312" w:hAnsi="仿宋_GB2312" w:eastAsia="仿宋_GB2312"/>
+          <w:b w:val="0"/>
+          <w:sz w:val="24"/>
+        </w:rPr>
+        <w:t>追求极致的响应速度（如简单的关键词匹配）往往意味着答案质量的妥协；而追求答案的精准与个性化（如深度推理）又天然伴随着更高的计算成本和响应延迟，如何在两者间取得平衡，是任何AI问答系统都绕不开的设计难题。</w:t>
+      </w:r>
+    </w:p>
+    <w:p>
+      <w:pPr>
+        <w:spacing w:after="160"/>
       </w:pPr>
       <w:r>
         <w:rPr>
@@ -548,7 +534,33 @@
           <w:b w:val="0"/>
           <w:sz w:val="24"/>
         </w:rPr>
-        <w:t>基于这一洞察，项目组没有采用"一套逻辑应对所有问题"的简单问答设计，而是让系统能力与问题类型精准对应：</w:t>
+        <w:t>基于这一洞察，项目组没有采用"一套逻辑应对所有问题"的简单问答设计，而是让系统能力与问题类型精准对应：确定性问题交给知识库检索，推理性问题交给Agent技能推理，场景可行性评估等复杂判断问题保留人工支持入口，需求/BUG反馈通过快捷指令机制收集沉淀。这也意味着本方案并不追求"机器人完全替代人工"，而是清晰界定了AI能力的边界，把AI能力聚焦在真正能规模化、标准化解决的问题类型上，把人工精力聚焦在真正需要经验判断的高价值问题上。这三条特征，也正是后续"方案本体"章节两条核心价值主张的直接来源。</w:t>
+      </w:r>
+    </w:p>
+    <w:p>
+      <w:pPr>
+        <w:spacing w:after="200"/>
+      </w:pPr>
+      <w:r>
+        <w:rPr>
+          <w:rFonts w:ascii="黑体" w:hAnsi="黑体" w:eastAsia="黑体"/>
+          <w:b/>
+          <w:sz w:val="32"/>
+        </w:rPr>
+        <w:t>二、方案本体：一套可复制的智能技术支持问答体系</w:t>
+      </w:r>
+    </w:p>
+    <w:p>
+      <w:pPr>
+        <w:spacing w:after="160"/>
+      </w:pPr>
+      <w:r>
+        <w:rPr>
+          <w:rFonts w:ascii="仿宋_GB2312" w:hAnsi="仿宋_GB2312" w:eastAsia="仿宋_GB2312"/>
+          <w:b w:val="0"/>
+          <w:sz w:val="24"/>
+        </w:rPr>
+        <w:t>本章节介绍的是一套面向上述三条共性问题特征设计的</w:t>
       </w:r>
       <w:r>
         <w:rPr>
@@ -556,7 +568,7 @@
           <w:b/>
           <w:sz w:val="24"/>
         </w:rPr>
-        <w:t>确定性问题交给知识库检索，推理性问题交给Agent技能推理，场景可行性评估等复杂判断问题保留人工支持入口，需求/BUG反馈通过快捷指令机制收集沉淀。</w:t>
+        <w:t>通用技术支持问答体系</w:t>
       </w:r>
       <w:r>
         <w:rPr>
@@ -564,12 +576,12 @@
           <w:b w:val="0"/>
           <w:sz w:val="24"/>
         </w:rPr>
-        <w:t>这也意味着本方案并不追求"机器人完全替代人工"，而是清晰界定了AI能力的边界，把AI能力聚焦在真正能规模化、标准化解决的问题类型上，把人工精力聚焦在真正需要经验判断的高价值问题上。</w:t>
+        <w:t>，其架构与方法论不依赖编码通(新)平台的具体业务逻辑。该体系已在编码通(新)之外的编码通2.0、飞码、MP等同一低代码产品矩阵内的平台复用，验证了"通用引擎+可插拔数据层"这一设计模式的可迁移性（当前复用范围仍局限于低代码产品矩阵内部，向其他业务线的推广是下一阶段的规划方向，详见五、展望）。</w:t>
       </w:r>
     </w:p>
     <w:p>
       <w:pPr>
-        <w:spacing w:before="280" w:after="160"/>
+        <w:spacing w:after="160"/>
       </w:pPr>
       <w:r>
         <w:rPr>
@@ -577,13 +589,12 @@
           <w:b/>
           <w:sz w:val="28"/>
         </w:rPr>
-        <w:t>2.2 总体架构</w:t>
+        <w:t>2.1 设计理念：两条核心价值主张</w:t>
       </w:r>
     </w:p>
     <w:p>
       <w:pPr>
-        <w:spacing w:line="336" w:lineRule="auto" w:after="160"/>
-        <w:ind w:firstLine="480"/>
+        <w:spacing w:after="160"/>
       </w:pPr>
       <w:r>
         <w:rPr>
@@ -591,14 +602,109 @@
           <w:b w:val="0"/>
           <w:sz w:val="24"/>
         </w:rPr>
-        <w:t>系统围绕用户提问的完整生命周期，构建"预处理—检索加工—问答接入—记录回调"四阶段链路，并在核心的检索加工环节设计了与上述问题分层相匹配的"知识库—Agent技能—文档推荐"三级递进式应答策略，同时建立了人工支持的引导熔断机制与知识闭环反哺机制，形成一套可持续自我增强的问答支持体系。</w:t>
+        <w:t>本方案的设计理念由两条核心价值主张支撑，分别回应1.3中提炼的三条问题共性特征：</w:t>
       </w:r>
     </w:p>
     <w:p>
       <w:pPr>
-        <w:spacing w:after="200" w:before="80"/>
-        <w:ind w:left="454"/>
-        <w:shd w:val="clear" w:color="auto" w:fill="F2F2F2"/>
+        <w:spacing w:after="160"/>
+      </w:pPr>
+      <w:r>
+        <w:rPr>
+          <w:rFonts w:ascii="仿宋_GB2312" w:hAnsi="仿宋_GB2312" w:eastAsia="仿宋_GB2312"/>
+          <w:b/>
+          <w:sz w:val="24"/>
+        </w:rPr>
+        <w:t>价值主张一：问题分层应答，而非单一维度的问答功能。</w:t>
+      </w:r>
+      <w:r>
+        <w:rPr>
+          <w:rFonts w:ascii="仿宋_GB2312" w:hAnsi="仿宋_GB2312" w:eastAsia="仿宋_GB2312"/>
+          <w:b w:val="0"/>
+          <w:sz w:val="24"/>
+        </w:rPr>
+        <w:t>不是做一个简单的问答功能，而是基于"用户问题天然分层"的业务洞察，针对性设计"检索—推理—人工"能力分级响应、且具备知识自我闭环能力的技术支持问答体系，实现从"人工被动答疑"到"AI主动分层拦截、人工高价值兜底"的转变。</w:t>
+      </w:r>
+    </w:p>
+    <w:p>
+      <w:pPr>
+        <w:spacing w:after="160"/>
+      </w:pPr>
+      <w:r>
+        <w:rPr>
+          <w:rFonts w:ascii="仿宋_GB2312" w:hAnsi="仿宋_GB2312" w:eastAsia="仿宋_GB2312"/>
+          <w:b/>
+          <w:sz w:val="24"/>
+        </w:rPr>
+        <w:t>价值主张二：计算资源利用效率与用户体验的动态平衡，而非非此即彼的取舍。</w:t>
+      </w:r>
+      <w:r>
+        <w:rPr>
+          <w:rFonts w:ascii="仿宋_GB2312" w:hAnsi="仿宋_GB2312" w:eastAsia="仿宋_GB2312"/>
+          <w:b w:val="0"/>
+          <w:sz w:val="24"/>
+        </w:rPr>
+        <w:t>不盲目追求响应速度的极致压缩，也不无条件为答案质量牺牲资源成本与用户等待体验，而是通过候选范围收窄、按需触发执行、状态组合驱动的终态判断与分阶段渐进交付等机制，在"计算资源利用效率"与"用户体验"之间建立起可落地的动态平衡，把有限的计算资源集中投入到真正有价值的推理环节上。</w:t>
+      </w:r>
+    </w:p>
+    <w:p>
+      <w:pPr>
+        <w:spacing w:after="160"/>
+      </w:pPr>
+      <w:r>
+        <w:rPr>
+          <w:rFonts w:ascii="黑体" w:hAnsi="黑体" w:eastAsia="黑体"/>
+          <w:b/>
+          <w:sz w:val="28"/>
+        </w:rPr>
+        <w:t>2.2 通用架构概览</w:t>
+      </w:r>
+    </w:p>
+    <w:p>
+      <w:pPr>
+        <w:spacing w:after="200"/>
+      </w:pPr>
+      <w:r>
+        <w:rPr>
+          <w:rFonts w:ascii="仿宋_GB2312" w:hAnsi="仿宋_GB2312" w:eastAsia="仿宋_GB2312"/>
+          <w:b/>
+          <w:sz w:val="22"/>
+        </w:rPr>
+        <w:t>【架构图占位：此处将插入完整技术架构图，呈现四阶段链路与三级递进应答引擎的整体协同关系。图示内容与形式将在文字稿确认后另行设计讨论。】</w:t>
+      </w:r>
+    </w:p>
+    <w:p>
+      <w:pPr>
+        <w:spacing w:after="160"/>
+      </w:pPr>
+      <w:r>
+        <w:rPr>
+          <w:rFonts w:ascii="仿宋_GB2312" w:hAnsi="仿宋_GB2312" w:eastAsia="仿宋_GB2312"/>
+          <w:b w:val="0"/>
+          <w:sz w:val="24"/>
+        </w:rPr>
+        <w:t>系统围绕用户提问的完整生命周期，构建"预处理—检索加工—问答接入—记录回调"四阶段通用链路。这一链路设计是</w:t>
+      </w:r>
+      <w:r>
+        <w:rPr>
+          <w:rFonts w:ascii="仿宋_GB2312" w:hAnsi="仿宋_GB2312" w:eastAsia="仿宋_GB2312"/>
+          <w:b/>
+          <w:sz w:val="24"/>
+        </w:rPr>
+        <w:t>平台无关</w:t>
+      </w:r>
+      <w:r>
+        <w:rPr>
+          <w:rFonts w:ascii="仿宋_GB2312" w:hAnsi="仿宋_GB2312" w:eastAsia="仿宋_GB2312"/>
+          <w:b w:val="0"/>
+          <w:sz w:val="24"/>
+        </w:rPr>
+        <w:t>的——无论接入哪一个具体业务系统，只需要替换其中的"知识库内容"、"技能（SKILL）清单"、"文档库"等可插拔的数据/能力层，上层的编排逻辑、Agent协同模式与交付策略无需重新设计。</w:t>
+      </w:r>
+    </w:p>
+    <w:p>
+      <w:pPr>
+        <w:spacing w:after="200"/>
       </w:pPr>
       <w:r>
         <w:rPr>
@@ -609,13 +715,7 @@
         <w:t>用户提问（企业内部IM机器人上行）</w:t>
       </w:r>
       <w:r>
-        <w:rPr>
-          <w:rFonts w:ascii="Consolas" w:hAnsi="Consolas" w:eastAsia="Consolas"/>
-          <w:b w:val="0"/>
-          <w:sz w:val="20"/>
-        </w:rPr>
         <w:br/>
-        <w:t xml:space="preserve">    ↓</w:t>
       </w:r>
       <w:r>
         <w:rPr>
@@ -623,8 +723,10 @@
           <w:b w:val="0"/>
           <w:sz w:val="20"/>
         </w:rPr>
+        <w:t xml:space="preserve">    ↓</w:t>
+      </w:r>
+      <w:r>
         <w:br/>
-        <w:t>① 问题获取与预处理：大模型Prompt改写，口语化表达→书面标准化</w:t>
       </w:r>
       <w:r>
         <w:rPr>
@@ -632,8 +734,10 @@
           <w:b w:val="0"/>
           <w:sz w:val="20"/>
         </w:rPr>
+        <w:t>① 问题获取与预处理：大模型Prompt改写，口语化表达→书面标准化</w:t>
+      </w:r>
+      <w:r>
         <w:br/>
-        <w:t xml:space="preserve">    ↓</w:t>
       </w:r>
       <w:r>
         <w:rPr>
@@ -641,8 +745,10 @@
           <w:b w:val="0"/>
           <w:sz w:val="20"/>
         </w:rPr>
+        <w:t xml:space="preserve">    ↓</w:t>
+      </w:r>
+      <w:r>
         <w:br/>
-        <w:t>② 三级递进式知识检索与推理（逐层降级，命中即返回，对应问题分层设计）</w:t>
       </w:r>
       <w:r>
         <w:rPr>
@@ -650,8 +756,10 @@
           <w:b w:val="0"/>
           <w:sz w:val="20"/>
         </w:rPr>
+        <w:t>② 核心引擎·三级递进应答（通用引擎，知识库检索与技能候选判断同步发起）</w:t>
+      </w:r>
+      <w:r>
         <w:br/>
-        <w:t xml:space="preserve">    第一级·知识库检索（确定性问题） → 第二级·Agent技能推理（推理性问题） → 第三级·文档推荐兜底</w:t>
       </w:r>
       <w:r>
         <w:rPr>
@@ -659,8 +767,10 @@
           <w:b w:val="0"/>
           <w:sz w:val="20"/>
         </w:rPr>
+        <w:t xml:space="preserve">    知识库检索与总结 ──┐</w:t>
+      </w:r>
+      <w:r>
         <w:br/>
-        <w:t xml:space="preserve">    ↓</w:t>
       </w:r>
       <w:r>
         <w:rPr>
@@ -668,8 +778,10 @@
           <w:b w:val="0"/>
           <w:sz w:val="20"/>
         </w:rPr>
+        <w:t xml:space="preserve">    技能候选判断Agent ──┤→ 状态组合判断（是否终态）→ 按需触发技能执行Agent → 按需触发文档推荐兜底</w:t>
+      </w:r>
+      <w:r>
         <w:br/>
-        <w:t>③ 问答接入：机器人下行接口推送答案（附知识来源，支持点击溯源）</w:t>
       </w:r>
       <w:r>
         <w:rPr>
@@ -677,8 +789,10 @@
           <w:b w:val="0"/>
           <w:sz w:val="20"/>
         </w:rPr>
+        <w:t xml:space="preserve">    ↓（分阶段渐进交付，终态判断动态决定是否开放人工支持入口）</w:t>
+      </w:r>
+      <w:r>
         <w:br/>
-        <w:t xml:space="preserve">    ↓</w:t>
       </w:r>
       <w:r>
         <w:rPr>
@@ -686,8 +800,10 @@
           <w:b w:val="0"/>
           <w:sz w:val="20"/>
         </w:rPr>
+        <w:t>③ 问答接入：机器人下行接口推送答案（附知识来源，支持点击溯源）</w:t>
+      </w:r>
+      <w:r>
         <w:br/>
-        <w:t>④ 记录与回调：记录本轮对话 + 是否触发人工支持</w:t>
       </w:r>
       <w:r>
         <w:rPr>
@@ -695,8 +811,10 @@
           <w:b w:val="0"/>
           <w:sz w:val="20"/>
         </w:rPr>
+        <w:t xml:space="preserve">    ↓</w:t>
+      </w:r>
+      <w:r>
         <w:br/>
-        <w:t xml:space="preserve">    ↓（若触发人工，承接场景可行性评估等复杂问题）</w:t>
       </w:r>
       <w:r>
         <w:rPr>
@@ -704,13 +822,34 @@
           <w:b w:val="0"/>
           <w:sz w:val="20"/>
         </w:rPr>
+        <w:t>④ 记录与回调：记录本轮对话 + 是否触发人工支持</w:t>
+      </w:r>
+      <w:r>
         <w:br/>
-        <w:t>⑤ 人工支持与知识闭环反哺（含需求/BUG反馈收集）</w:t>
+      </w:r>
+      <w:r>
+        <w:rPr>
+          <w:rFonts w:ascii="Consolas" w:hAnsi="Consolas" w:eastAsia="Consolas"/>
+          <w:b w:val="0"/>
+          <w:sz w:val="20"/>
+        </w:rPr>
+        <w:t xml:space="preserve">    ↓（若触发人工，承接场景可行性评估等复杂问题）</w:t>
+      </w:r>
+      <w:r>
+        <w:br/>
+      </w:r>
+      <w:r>
+        <w:rPr>
+          <w:rFonts w:ascii="Consolas" w:hAnsi="Consolas" w:eastAsia="Consolas"/>
+          <w:b w:val="0"/>
+          <w:sz w:val="20"/>
+        </w:rPr>
+        <w:t>⑤ 人工支持与知识闭环反哺（含需求/BUG反馈收集，详见三）</w:t>
       </w:r>
     </w:p>
     <w:p>
       <w:pPr>
-        <w:spacing w:before="280" w:after="160"/>
+        <w:spacing w:after="160"/>
       </w:pPr>
       <w:r>
         <w:rPr>
@@ -723,8 +862,7 @@
     </w:p>
     <w:p>
       <w:pPr>
-        <w:spacing w:line="336" w:lineRule="auto" w:after="160"/>
-        <w:ind w:firstLine="480"/>
+        <w:spacing w:after="160"/>
       </w:pPr>
       <w:r>
         <w:rPr>
@@ -732,12 +870,12 @@
           <w:b w:val="0"/>
           <w:sz w:val="24"/>
         </w:rPr>
-        <w:t>用户在企业内部IM机器人中提出的问题往往口语化、表达随意，与知识库中书面化的文档内容存在表达差异，直接检索容易出现"文不对题"的匹配失败。为此，系统在问题进入检索流程前，先通过大模型对用户原始问题进行Prompt改写，将口语化表达转换为更贴近文档语言习惯的书面化标准问句，再进入下一阶段的检索加工，从源头上提升后续检索命中的准确性。</w:t>
+        <w:t>用户在企业内部IM机器人中提出的问题往往口语化、表达随意，与知识库中书面化的文档内容存在表达差异，直接检索容易出现"文不对题"的匹配失败。为此，系统在问题进入检索流程前，先通过大模型对用户原始问题进行Prompt改写，将口语化表达转换为更贴近文档语言习惯的书面化标准问句，再进入下一阶段的检索加工，从源头上提升后续检索命中的准确性。这一能力与具体业务知识无关，是对任何场景下用户提问都普适的通用能力。</w:t>
       </w:r>
     </w:p>
     <w:p>
       <w:pPr>
-        <w:spacing w:before="280" w:after="160"/>
+        <w:spacing w:after="160"/>
       </w:pPr>
       <w:r>
         <w:rPr>
@@ -745,13 +883,12 @@
           <w:b/>
           <w:sz w:val="28"/>
         </w:rPr>
-        <w:t>2.4 三级递进式知识检索与推理：分层应答用户的差异化问题</w:t>
+        <w:t>2.4 核心引擎：三级递进应答（通用设计）</w:t>
       </w:r>
     </w:p>
     <w:p>
       <w:pPr>
-        <w:spacing w:line="336" w:lineRule="auto" w:after="160"/>
-        <w:ind w:firstLine="480"/>
+        <w:spacing w:after="160"/>
       </w:pPr>
       <w:r>
         <w:rPr>
@@ -759,13 +896,12 @@
           <w:b w:val="0"/>
           <w:sz w:val="24"/>
         </w:rPr>
-        <w:t>这是本方案的核心技术设计，与2.1中的问题分层洞察一一对应。系统针对确定性问题、推理性问题、长尾问题三类不同性质的问题，建立了逐层降级、命中即返回的三级应答机制：</w:t>
+        <w:t>这是整个方案技术深度最高、也是本次架构升级重点打磨的部分。系统针对1.3中识别的三类不同性质的问题，设计了"知识库检索—Agent技能推理—文档推荐兜底"的三级应答能力，三者之间不再是严格的"命中即短路"级联关系，而是由"知识库答案状态"与"候选技能是否存在"两个维度组合判断当前是否已到达处理链路的终态，从而决定是否需要真正触发下游更昂贵的技能执行步骤——这正是2.1中价值主张二（资源效率与体验平衡）在架构层面的具体落地。</w:t>
       </w:r>
     </w:p>
     <w:p>
       <w:pPr>
-        <w:spacing w:line="336" w:lineRule="auto" w:after="160"/>
-        <w:ind w:firstLine="480"/>
+        <w:spacing w:after="160"/>
       </w:pPr>
       <w:r>
         <w:rPr>
@@ -778,8 +914,7 @@
     </w:p>
     <w:p>
       <w:pPr>
-        <w:spacing w:line="336" w:lineRule="auto" w:after="160"/>
-        <w:ind w:firstLine="480"/>
+        <w:spacing w:after="160"/>
       </w:pPr>
       <w:r>
         <w:rPr>
@@ -787,13 +922,12 @@
           <w:b w:val="0"/>
           <w:sz w:val="24"/>
         </w:rPr>
-        <w:t>采用向量检索方式，订阅内部K+知识库，内容来源于官方操作文档（与在线文档保持自动同步更新）和人工整理的QA。若检索命中，直接输出标准答案，覆盖大部分高频、规则明确的通用问题。</w:t>
+        <w:t>采用向量检索方式对接企业知识库，知识库的具体内容来源（如内部K+知识库、官方文档、人工整理QA）是可插拔的数据层，检索与总结引擎本身的逻辑与具体知识来源无关，可直接对接任意业务场景自有的知识库系统。</w:t>
       </w:r>
     </w:p>
     <w:p>
       <w:pPr>
-        <w:spacing w:line="336" w:lineRule="auto" w:after="160"/>
-        <w:ind w:firstLine="480"/>
+        <w:spacing w:after="160"/>
       </w:pPr>
       <w:r>
         <w:rPr>
@@ -801,13 +935,12 @@
           <w:b/>
           <w:sz w:val="24"/>
         </w:rPr>
-        <w:t>（2）第二级·Agent技能推理——解决推理性问题</w:t>
+        <w:t>（2）第二级·Agent技能推理——解决推理性问题，双Agent解耦架构</w:t>
       </w:r>
     </w:p>
     <w:p>
       <w:pPr>
-        <w:spacing w:line="336" w:lineRule="auto" w:after="160"/>
-        <w:ind w:firstLine="480"/>
+        <w:spacing w:after="160"/>
       </w:pPr>
       <w:r>
         <w:rPr>
@@ -815,15 +948,21 @@
           <w:b w:val="0"/>
           <w:sz w:val="24"/>
         </w:rPr>
-        <w:t>用户问题中有相当一部分遵循相同的解决思路，但由于用户的具体业务场景、数据结构不同，标准知识库无法给出针对性答案。为此，系统在工作流编排中引入Agent节点，通过Function Calling方式配置了约</w:t>
+        <w:t>用户问题中有相当一部分遵循相同的解决思路，但由于用户的具体业务场景、数据结构不同，标准知识库无法给出针对性答案。为此，系统设计了双Agent解耦的技能推理架构，将"判断该用哪个技能"与"用该技能具体执行"两个职责彻底拆开：</w:t>
       </w:r>
+    </w:p>
+    <w:p>
+      <w:pPr>
+        <w:pStyle w:val="ListBullet"/>
+        <w:spacing w:after="160"/>
+      </w:pPr>
       <w:r>
         <w:rPr>
           <w:rFonts w:ascii="仿宋_GB2312" w:hAnsi="仿宋_GB2312" w:eastAsia="仿宋_GB2312"/>
           <w:b/>
           <w:sz w:val="24"/>
         </w:rPr>
-        <w:t>30个人工沉淀的排障SKILL</w:t>
+        <w:t>上游·技能候选判断Agent：</w:t>
       </w:r>
       <w:r>
         <w:rPr>
@@ -831,15 +970,21 @@
           <w:b w:val="0"/>
           <w:sz w:val="24"/>
         </w:rPr>
-        <w:t>，覆盖数据开发、界面开发、数据处理、权限设置、应用运维、辅助功能、触发设置等</w:t>
+        <w:t>只负责判断技能库中是否存在可用的候选技能，从全部技能中筛选出最多5个最相关候选，并具备识别"单一需求 vs 独立/有先后关系的子需求"的能力——如果用户的问题实际上包含多个子需求，会分别为每个子需求匹配候选技能，避免复合问题被简化为单一技能调用而遗漏其他子需求。</w:t>
       </w:r>
+    </w:p>
+    <w:p>
+      <w:pPr>
+        <w:pStyle w:val="ListBullet"/>
+        <w:spacing w:after="160"/>
+      </w:pPr>
       <w:r>
         <w:rPr>
           <w:rFonts w:ascii="仿宋_GB2312" w:hAnsi="仿宋_GB2312" w:eastAsia="仿宋_GB2312"/>
           <w:b/>
           <w:sz w:val="24"/>
         </w:rPr>
-        <w:t>7大业务模块</w:t>
+        <w:t>下游·技能执行Agent：</w:t>
       </w:r>
       <w:r>
         <w:rPr>
@@ -847,13 +992,25 @@
           <w:b w:val="0"/>
           <w:sz w:val="24"/>
         </w:rPr>
-        <w:t>。当知识库未命中时，Agent基于用户问题调用相应技能进行推理，结合用户的具体输入参数生成定制化答案——例如用户询问某个SQL节点中具体字段该如何插入数据时，Agent能够基于用户提供的信息直接生成对应的SQL语句，而非仅返回一篇通用文档。这使得机器人具备了从"检索答案"到"推理生成答案"的能力跃迁。</w:t>
+        <w:t>仅在收窄后的候选范围内做最终匹配与执行，结合用户的具体输入参数生成定制化答案，而不是在全量技能库中进行大海捞针式的决策。</w:t>
       </w:r>
     </w:p>
     <w:p>
       <w:pPr>
-        <w:spacing w:line="336" w:lineRule="auto" w:after="160"/>
-        <w:ind w:firstLine="480"/>
+        <w:spacing w:after="160"/>
+      </w:pPr>
+      <w:r>
+        <w:rPr>
+          <w:rFonts w:ascii="仿宋_GB2312" w:hAnsi="仿宋_GB2312" w:eastAsia="仿宋_GB2312"/>
+          <w:b w:val="0"/>
+          <w:sz w:val="24"/>
+        </w:rPr>
+        <w:t>这一拆解的价值在于：把"候选范围大、决策成本高"的问题转化为"先圈定范围、再精确执行"的两步决策，具体的SKILL清单（在编码通(新)场景下是约30个覆盖7大业务模块的排障技能）是可插拔的业务数据层，双Agent协同的工作模式本身与具体SKILL内容无关，可以直接迁移到任意拥有自己SKILL/工具清单的业务场景（如编码通2.0、飞码、MP在复用本架构时，只需要替换各自平台的SKILL清单即可）。</w:t>
+      </w:r>
+    </w:p>
+    <w:p>
+      <w:pPr>
+        <w:spacing w:after="160"/>
       </w:pPr>
       <w:r>
         <w:rPr>
@@ -866,8 +1023,7 @@
     </w:p>
     <w:p>
       <w:pPr>
-        <w:spacing w:line="336" w:lineRule="auto" w:after="160"/>
-        <w:ind w:firstLine="480"/>
+        <w:spacing w:after="160"/>
       </w:pPr>
       <w:r>
         <w:rPr>
@@ -880,8 +1036,7 @@
     </w:p>
     <w:p>
       <w:pPr>
-        <w:spacing w:line="336" w:lineRule="auto" w:after="160"/>
-        <w:ind w:firstLine="480"/>
+        <w:spacing w:after="160"/>
       </w:pPr>
       <w:r>
         <w:rPr>
@@ -894,7 +1049,7 @@
     </w:p>
     <w:p>
       <w:pPr>
-        <w:spacing w:before="280" w:after="160"/>
+        <w:spacing w:after="160"/>
       </w:pPr>
       <w:r>
         <w:rPr>
@@ -902,13 +1057,12 @@
           <w:b/>
           <w:sz w:val="28"/>
         </w:rPr>
-        <w:t>2.5 问答接入与人工协同：以引导熔断机制构建可验证的问题漏斗</w:t>
+        <w:t>2.5 面向效率与体验平衡的交付机制</w:t>
       </w:r>
     </w:p>
     <w:p>
       <w:pPr>
-        <w:spacing w:line="336" w:lineRule="auto" w:after="160"/>
-        <w:ind w:firstLine="480"/>
+        <w:spacing w:after="160"/>
       </w:pPr>
       <w:r>
         <w:rPr>
@@ -916,13 +1070,88 @@
           <w:b w:val="0"/>
           <w:sz w:val="24"/>
         </w:rPr>
-        <w:t>针对2.1中识别出的"场景可行性评估"等需要人工判断的复杂问题，系统并未采用"AI答不上就转人工"的简单兜底逻辑，而是设计了一套引导性的熔断机制：若用户在1小时内未向机器人提问，此时直接发起人工支持请求，机器人会进行拦截，引导用户先向机器人提问；若用户确实在机器人未能给出满意答案后，可通过答案卡片上的"人工支持"按钮主动拉起人工支持群聊。</w:t>
+        <w:t>为落实2.1中的价值主张二，本方案在应答交付方式上做了进一步的工程深化，设计了"三段式渐进交付+人工入口动态管控"机制。</w:t>
       </w:r>
     </w:p>
     <w:p>
       <w:pPr>
-        <w:spacing w:line="336" w:lineRule="auto" w:after="160"/>
-        <w:ind w:firstLine="480"/>
+        <w:spacing w:after="160"/>
+      </w:pPr>
+      <w:r>
+        <w:rPr>
+          <w:rFonts w:ascii="仿宋_GB2312" w:hAnsi="仿宋_GB2312" w:eastAsia="仿宋_GB2312"/>
+          <w:b/>
+          <w:sz w:val="24"/>
+        </w:rPr>
+        <w:t>三段式渐进交付：</w:t>
+      </w:r>
+      <w:r>
+        <w:rPr>
+          <w:rFonts w:ascii="仿宋_GB2312" w:hAnsi="仿宋_GB2312" w:eastAsia="仿宋_GB2312"/>
+          <w:b w:val="0"/>
+          <w:sz w:val="24"/>
+        </w:rPr>
+        <w:t>系统不是等最终答案出来才一次性展示给用户，而是按"知识库答案/等待提示→技能答案→文档推荐兜底"的顺序分阶段推送，让用户第一时间获得初步响应，不必为了等待更精准的技能答案而长时间面对空白。</w:t>
+      </w:r>
+    </w:p>
+    <w:p>
+      <w:pPr>
+        <w:spacing w:after="160"/>
+      </w:pPr>
+      <w:r>
+        <w:rPr>
+          <w:rFonts w:ascii="仿宋_GB2312" w:hAnsi="仿宋_GB2312" w:eastAsia="仿宋_GB2312"/>
+          <w:b/>
+          <w:sz w:val="24"/>
+        </w:rPr>
+        <w:t>人工入口动态管控：</w:t>
+      </w:r>
+      <w:r>
+        <w:rPr>
+          <w:rFonts w:ascii="仿宋_GB2312" w:hAnsi="仿宋_GB2312" w:eastAsia="仿宋_GB2312"/>
+          <w:b w:val="0"/>
+          <w:sz w:val="24"/>
+        </w:rPr>
+        <w:t>每一阶段是否展示"人工支持"入口，取决于"当前返回的内容是否已是该问题处理链路的终态"（即后面是否还有更优的答案在处理中），而非简单的"有答案就给按钮"：知识库有答案且不存在候选技能时，视为终态，答案与人工支持按钮一并展示；知识库有答案但存在候选技能、技能仍在生成更精准方案时，先给出知识库答案作为参考并明确告知用户更精准的答案正在路上，暂不提供人工支持入口，避免用户在看到质量一般的过渡态答案后便提前放弃等待、转向人工支持，从而拉低机器人实际的问题拦截率。</w:t>
+      </w:r>
+    </w:p>
+    <w:p>
+      <w:pPr>
+        <w:spacing w:after="160"/>
+      </w:pPr>
+      <w:r>
+        <w:rPr>
+          <w:rFonts w:ascii="仿宋_GB2312" w:hAnsi="仿宋_GB2312" w:eastAsia="仿宋_GB2312"/>
+          <w:b/>
+          <w:sz w:val="24"/>
+        </w:rPr>
+        <w:t>结构化输出协议：</w:t>
+      </w:r>
+      <w:r>
+        <w:rPr>
+          <w:rFonts w:ascii="仿宋_GB2312" w:hAnsi="仿宋_GB2312" w:eastAsia="仿宋_GB2312"/>
+          <w:b w:val="0"/>
+          <w:sz w:val="24"/>
+        </w:rPr>
+        <w:t>配套设计了严格的结构化Agent输出协议（字段标准化，便于程序直接解析引用），并实现了具备异常兜底能力的解析逻辑，兼容大模型输出中可能出现的格式异常（如markdown代码块包裹、裸换行等控制字符）、以及"未检索到相关信息"等无效占位答案的语义过滤，保证了"大模型自然语言生成的不确定性"与"确定性工作流编排"之间的稳定对接，这是支撑上述渐进交付机制稳定运行的工程基础。</w:t>
+      </w:r>
+    </w:p>
+    <w:p>
+      <w:pPr>
+        <w:spacing w:after="160"/>
+      </w:pPr>
+      <w:r>
+        <w:rPr>
+          <w:rFonts w:ascii="黑体" w:hAnsi="黑体" w:eastAsia="黑体"/>
+          <w:b/>
+          <w:sz w:val="28"/>
+        </w:rPr>
+        <w:t>2.6 落地案例：编码通(新)的具体实现</w:t>
+      </w:r>
+    </w:p>
+    <w:p>
+      <w:pPr>
+        <w:spacing w:after="160"/>
       </w:pPr>
       <w:r>
         <w:rPr>
@@ -930,15 +1159,20 @@
           <w:b w:val="0"/>
           <w:sz w:val="24"/>
         </w:rPr>
-        <w:t>该设计的价值不仅在于提升机器人的"首诊"拦截率，更重要的是</w:t>
+        <w:t>以下以编码通(新)平台的实际落地情况为例，展示2.2-2.5所述通用架构在具体业务场景下的落地效果，说明"通用引擎"与"具体数据层"是如何结合的：</w:t>
       </w:r>
+    </w:p>
+    <w:p>
+      <w:pPr>
+        <w:spacing w:after="160"/>
+      </w:pPr>
       <w:r>
         <w:rPr>
           <w:rFonts w:ascii="仿宋_GB2312" w:hAnsi="仿宋_GB2312" w:eastAsia="仿宋_GB2312"/>
           <w:b/>
           <w:sz w:val="24"/>
         </w:rPr>
-        <w:t>天然构建了一个可统计、可验证的问题漏斗</w:t>
+        <w:t>知识库层面：</w:t>
       </w:r>
       <w:r>
         <w:rPr>
@@ -946,12 +1180,59 @@
           <w:b w:val="0"/>
           <w:sz w:val="24"/>
         </w:rPr>
-        <w:t>——总提问数、机器人自主解决数、转人工数三者之间形成清晰的漏斗关系，为后续的效果验证提供了干净可靠的数据结构，而非依赖事后主观评估。</w:t>
+        <w:t>订阅内部K+知识库，内容来源于官方操作文档（与在线文档保持自动同步更新）和人工整理的QA。</w:t>
       </w:r>
     </w:p>
     <w:p>
       <w:pPr>
-        <w:spacing w:before="280" w:after="160"/>
+        <w:spacing w:after="160"/>
+      </w:pPr>
+      <w:r>
+        <w:rPr>
+          <w:rFonts w:ascii="仿宋_GB2312" w:hAnsi="仿宋_GB2312" w:eastAsia="仿宋_GB2312"/>
+          <w:b/>
+          <w:sz w:val="24"/>
+        </w:rPr>
+        <w:t>技能层面：</w:t>
+      </w:r>
+      <w:r>
+        <w:rPr>
+          <w:rFonts w:ascii="仿宋_GB2312" w:hAnsi="仿宋_GB2312" w:eastAsia="仿宋_GB2312"/>
+          <w:b w:val="0"/>
+          <w:sz w:val="24"/>
+        </w:rPr>
+        <w:t>通过Function Calling方式配置了约30个人工沉淀的排障SKILL，覆盖数据开发、界面开发、数据处理、权限设置、应用运维、辅助功能、触发设置等7大业务模块。例如用户询问某个SQL节点中具体字段该如何插入数据时，Agent能够基于用户提供的信息直接生成对应的SQL语句，而非仅返回一篇通用文档，这使得机器人具备了从"检索答案"到"推理生成答案"的能力跃迁。</w:t>
+      </w:r>
+    </w:p>
+    <w:p>
+      <w:pPr>
+        <w:spacing w:after="200"/>
+      </w:pPr>
+      <w:r>
+        <w:rPr>
+          <w:rFonts w:ascii="黑体" w:hAnsi="黑体" w:eastAsia="黑体"/>
+          <w:b/>
+          <w:sz w:val="32"/>
+        </w:rPr>
+        <w:t>三、运营体系闭环：人机如何协同</w:t>
+      </w:r>
+    </w:p>
+    <w:p>
+      <w:pPr>
+        <w:spacing w:after="160"/>
+      </w:pPr>
+      <w:r>
+        <w:rPr>
+          <w:rFonts w:ascii="仿宋_GB2312" w:hAnsi="仿宋_GB2312" w:eastAsia="仿宋_GB2312"/>
+          <w:b w:val="0"/>
+          <w:sz w:val="24"/>
+        </w:rPr>
+        <w:t>方案本体解决的是"系统如何回答问题"，而真正支撑一套技术支持问答体系长期、规模化运转的，是其背后的人机协同运营方法论——这同样是可复制的通用能力，而不是一次性的功能开关。</w:t>
+      </w:r>
+    </w:p>
+    <w:p>
+      <w:pPr>
+        <w:spacing w:after="160"/>
       </w:pPr>
       <w:r>
         <w:rPr>
@@ -959,13 +1240,12 @@
           <w:b/>
           <w:sz w:val="28"/>
         </w:rPr>
-        <w:t>2.6 知识闭环反哺机制：让人工支持成为知识库自我增长的入口</w:t>
+        <w:t>3.1 人机协同边界设计：引导熔断机制</w:t>
       </w:r>
     </w:p>
     <w:p>
       <w:pPr>
-        <w:spacing w:line="336" w:lineRule="auto" w:after="160"/>
-        <w:ind w:firstLine="480"/>
+        <w:spacing w:after="160"/>
       </w:pPr>
       <w:r>
         <w:rPr>
@@ -973,13 +1253,25 @@
           <w:b w:val="0"/>
           <w:sz w:val="24"/>
         </w:rPr>
-        <w:t>本方案的另一个重要设计是打通了"人工支持"与"知识库沉淀"之间的闭环。当问题升级至人工支持后，若支持人员认为本次对话记录具有沉淀价值，可通过机器人快捷指令调用工作流接口，将本次问答总结沉淀为新的QA知识条目，自动回流进知识库；同时，这一快捷指令同样支持记录用户在对话中提出的产品需求和BUG反馈（对应2.1中识别出的"需求/BUG反馈"类问题）。</w:t>
+        <w:t>针对确定性问题、推理性问题之外，"场景可行性评估"等需要人工判断的复杂问题，系统并未采用"AI答不上就转人工"的简单兜底逻辑，而是设计了一套可配置的引导性熔断策略：若用户在1小时内未向机器人提问，此时直接发起人工支持请求，机器人会进行拦截，引导用户先向机器人提问；若用户确实在机器人未能给出满意答案后，可通过答案卡片上的"人工支持"按钮主动拉起人工支持群聊。这套熔断规则的参数（如时间窗口）是可配置的，核心策略模式可以迁移到任何需要平衡"AI自动化率"与"用户体验底线"的场景。</w:t>
       </w:r>
     </w:p>
     <w:p>
       <w:pPr>
-        <w:spacing w:line="336" w:lineRule="auto" w:after="160"/>
-        <w:ind w:firstLine="480"/>
+        <w:spacing w:after="160"/>
+      </w:pPr>
+      <w:r>
+        <w:rPr>
+          <w:rFonts w:ascii="黑体" w:hAnsi="黑体" w:eastAsia="黑体"/>
+          <w:b/>
+          <w:sz w:val="28"/>
+        </w:rPr>
+        <w:t>3.2 知识自增长闭环：知识运营标准作业流程</w:t>
+      </w:r>
+    </w:p>
+    <w:p>
+      <w:pPr>
+        <w:spacing w:after="160"/>
       </w:pPr>
       <w:r>
         <w:rPr>
@@ -987,12 +1279,38 @@
           <w:b w:val="0"/>
           <w:sz w:val="24"/>
         </w:rPr>
-        <w:t>这一机制使得"AI拦截失败→人工介入处理→知识自动回流→AI能力持续增强"形成完整闭环，机器人的知识库不再依赖人工定期批量维护，而是随着每一次人工支持自然生长；同时顺带完成了产品需求和缺陷的收集工作，一举两得，大幅降低了知识运营的边际成本。该机制已完成技术链路的打通和功能验证，为知识库的长期自我增长建立了基础设施能力。由于系统上线时间较短，当前仍处于试运行早期阶段。</w:t>
+        <w:t>本方案打通了"人工支持"与"知识库沉淀"之间的闭环，形成一套可复制的知识运营SOP：当问题升级至人工支持后，若支持人员认为本次对话记录具有沉淀价值，可通过机器人快捷指令调用工作流接口，将本次问答总结沉淀为新的QA知识条目，自动回流进知识库；同一快捷指令同样支持记录用户在对话中提出的产品需求和BUG反馈。这使得"AI拦截失败→人工介入处理→知识自动回流→AI能力持续增强"形成完整闭环，机器人的知识库不再依赖人工定期批量维护，而是随着每一次人工支持自然生长，同时顺带完成产品需求和缺陷的收集工作，一举两得，大幅降低了知识运营的边际成本。该机制已完成技术链路的打通和功能验证，为知识库的长期自我增长建立了基础设施能力；由于系统上线时间较短，当前仍处于试运行早期阶段，知识沉淀依赖支持人员的主观判断，存在触发门槛（详见5.3展望）。</w:t>
       </w:r>
     </w:p>
     <w:p>
       <w:pPr>
-        <w:spacing w:before="360" w:after="200"/>
+        <w:spacing w:after="160"/>
+      </w:pPr>
+      <w:r>
+        <w:rPr>
+          <w:rFonts w:ascii="黑体" w:hAnsi="黑体" w:eastAsia="黑体"/>
+          <w:b/>
+          <w:sz w:val="28"/>
+        </w:rPr>
+        <w:t>3.3 可持续度量体系：问题漏斗</w:t>
+      </w:r>
+    </w:p>
+    <w:p>
+      <w:pPr>
+        <w:spacing w:after="160"/>
+      </w:pPr>
+      <w:r>
+        <w:rPr>
+          <w:rFonts w:ascii="仿宋_GB2312" w:hAnsi="仿宋_GB2312" w:eastAsia="仿宋_GB2312"/>
+          <w:b w:val="0"/>
+          <w:sz w:val="24"/>
+        </w:rPr>
+        <w:t>引导熔断机制的设计价值不仅在于提升机器人的"首诊"拦截率，更重要的是天然构建了一个可统计、可验证的问题漏斗——总提问数、机器人自主解决数、转人工数三者之间形成清晰的漏斗关系，为效果验证提供了客观、可持续追踪的数据结构，而非依赖事后主观评估。这套度量框架同样是平台无关的，可以直接套用到任何采用同样熔断逻辑的业务场景，用统一的口径衡量AI问答系统的实际效果。</w:t>
+      </w:r>
+    </w:p>
+    <w:p>
+      <w:pPr>
+        <w:spacing w:after="200"/>
       </w:pPr>
       <w:r>
         <w:rPr>
@@ -1000,12 +1318,25 @@
           <w:b/>
           <w:sz w:val="32"/>
         </w:rPr>
-        <w:t>三、实践成效</w:t>
+        <w:t>四、实践成效</w:t>
       </w:r>
     </w:p>
     <w:p>
       <w:pPr>
-        <w:spacing w:before="280" w:after="160"/>
+        <w:spacing w:after="160"/>
+      </w:pPr>
+      <w:r>
+        <w:rPr>
+          <w:rFonts w:ascii="仿宋_GB2312" w:hAnsi="仿宋_GB2312" w:eastAsia="仿宋_GB2312"/>
+          <w:b w:val="0"/>
+          <w:sz w:val="24"/>
+        </w:rPr>
+        <w:t>以下为编码通(新)平台落地后的具体数据，作为通用方案本体实际成效的案例例证。</w:t>
+      </w:r>
+    </w:p>
+    <w:p>
+      <w:pPr>
+        <w:spacing w:after="160"/>
       </w:pPr>
       <w:r>
         <w:rPr>
@@ -1013,31 +1344,25 @@
           <w:b/>
           <w:sz w:val="28"/>
         </w:rPr>
-        <w:t>3.1 用户问题分层数据</w:t>
+        <w:t>4.1 用户问题分层数据（编码通(新)案例）</w:t>
       </w:r>
     </w:p>
     <w:tbl>
       <w:tblPr>
         <w:tblStyle w:val="TableGrid"/>
         <w:tblW w:type="auto" w:w="0"/>
-        <w:jc w:val="center"/>
         <w:tblLook w:firstColumn="1" w:firstRow="1" w:lastColumn="0" w:lastRow="0" w:noHBand="0" w:noVBand="1" w:val="04A0"/>
       </w:tblPr>
       <w:tblGrid>
-        <w:gridCol w:w="4476"/>
-        <w:gridCol w:w="4476"/>
+        <w:gridCol w:w="4320"/>
+        <w:gridCol w:w="4320"/>
       </w:tblGrid>
       <w:tr>
         <w:tc>
           <w:tcPr>
-            <w:tcW w:type="dxa" w:w="3402"/>
-            <w:shd w:val="clear" w:color="auto" w:fill="D9E2F3"/>
+            <w:tcW w:type="dxa" w:w="4320"/>
           </w:tcPr>
           <w:p>
-            <w:pPr>
-              <w:jc w:val="center"/>
-            </w:pPr>
-            <w:r/>
             <w:r>
               <w:rPr>
                 <w:rFonts w:ascii="仿宋_GB2312" w:hAnsi="仿宋_GB2312" w:eastAsia="仿宋_GB2312"/>
@@ -1050,14 +1375,9 @@
         </w:tc>
         <w:tc>
           <w:tcPr>
-            <w:tcW w:type="dxa" w:w="3402"/>
-            <w:shd w:val="clear" w:color="auto" w:fill="D9E2F3"/>
+            <w:tcW w:type="dxa" w:w="4320"/>
           </w:tcPr>
           <w:p>
-            <w:pPr>
-              <w:jc w:val="center"/>
-            </w:pPr>
-            <w:r/>
             <w:r>
               <w:rPr>
                 <w:rFonts w:ascii="仿宋_GB2312" w:hAnsi="仿宋_GB2312" w:eastAsia="仿宋_GB2312"/>
@@ -1072,10 +1392,9 @@
       <w:tr>
         <w:tc>
           <w:tcPr>
-            <w:tcW w:type="dxa" w:w="3402"/>
+            <w:tcW w:type="dxa" w:w="4320"/>
           </w:tcPr>
           <w:p>
-            <w:r/>
             <w:r>
               <w:rPr>
                 <w:rFonts w:ascii="仿宋_GB2312" w:hAnsi="仿宋_GB2312" w:eastAsia="仿宋_GB2312"/>
@@ -1088,13 +1407,9 @@
         </w:tc>
         <w:tc>
           <w:tcPr>
-            <w:tcW w:type="dxa" w:w="3402"/>
+            <w:tcW w:type="dxa" w:w="4320"/>
           </w:tcPr>
           <w:p>
-            <w:pPr>
-              <w:jc w:val="center"/>
-            </w:pPr>
-            <w:r/>
             <w:r>
               <w:rPr>
                 <w:rFonts w:ascii="仿宋_GB2312" w:hAnsi="仿宋_GB2312" w:eastAsia="仿宋_GB2312"/>
@@ -1109,10 +1424,9 @@
       <w:tr>
         <w:tc>
           <w:tcPr>
-            <w:tcW w:type="dxa" w:w="3402"/>
+            <w:tcW w:type="dxa" w:w="4320"/>
           </w:tcPr>
           <w:p>
-            <w:r/>
             <w:r>
               <w:rPr>
                 <w:rFonts w:ascii="仿宋_GB2312" w:hAnsi="仿宋_GB2312" w:eastAsia="仿宋_GB2312"/>
@@ -1125,13 +1439,9 @@
         </w:tc>
         <w:tc>
           <w:tcPr>
-            <w:tcW w:type="dxa" w:w="3402"/>
+            <w:tcW w:type="dxa" w:w="4320"/>
           </w:tcPr>
           <w:p>
-            <w:pPr>
-              <w:jc w:val="center"/>
-            </w:pPr>
-            <w:r/>
             <w:r>
               <w:rPr>
                 <w:rFonts w:ascii="仿宋_GB2312" w:hAnsi="仿宋_GB2312" w:eastAsia="仿宋_GB2312"/>
@@ -1146,10 +1456,9 @@
       <w:tr>
         <w:tc>
           <w:tcPr>
-            <w:tcW w:type="dxa" w:w="3402"/>
+            <w:tcW w:type="dxa" w:w="4320"/>
           </w:tcPr>
           <w:p>
-            <w:r/>
             <w:r>
               <w:rPr>
                 <w:rFonts w:ascii="仿宋_GB2312" w:hAnsi="仿宋_GB2312" w:eastAsia="仿宋_GB2312"/>
@@ -1162,13 +1471,9 @@
         </w:tc>
         <w:tc>
           <w:tcPr>
-            <w:tcW w:type="dxa" w:w="3402"/>
+            <w:tcW w:type="dxa" w:w="4320"/>
           </w:tcPr>
           <w:p>
-            <w:pPr>
-              <w:jc w:val="center"/>
-            </w:pPr>
-            <w:r/>
             <w:r>
               <w:rPr>
                 <w:rFonts w:ascii="仿宋_GB2312" w:hAnsi="仿宋_GB2312" w:eastAsia="仿宋_GB2312"/>
@@ -1183,10 +1488,9 @@
       <w:tr>
         <w:tc>
           <w:tcPr>
-            <w:tcW w:type="dxa" w:w="3402"/>
+            <w:tcW w:type="dxa" w:w="4320"/>
           </w:tcPr>
           <w:p>
-            <w:r/>
             <w:r>
               <w:rPr>
                 <w:rFonts w:ascii="仿宋_GB2312" w:hAnsi="仿宋_GB2312" w:eastAsia="仿宋_GB2312"/>
@@ -1199,13 +1503,9 @@
         </w:tc>
         <w:tc>
           <w:tcPr>
-            <w:tcW w:type="dxa" w:w="3402"/>
+            <w:tcW w:type="dxa" w:w="4320"/>
           </w:tcPr>
           <w:p>
-            <w:pPr>
-              <w:jc w:val="center"/>
-            </w:pPr>
-            <w:r/>
             <w:r>
               <w:rPr>
                 <w:rFonts w:ascii="仿宋_GB2312" w:hAnsi="仿宋_GB2312" w:eastAsia="仿宋_GB2312"/>
@@ -1220,12 +1520,12 @@
     </w:tbl>
     <w:p>
       <w:pPr>
-        <w:spacing w:after="200"/>
+        <w:spacing w:after="80"/>
       </w:pPr>
     </w:p>
     <w:p>
       <w:pPr>
-        <w:spacing w:before="280" w:after="160"/>
+        <w:spacing w:after="160"/>
       </w:pPr>
       <w:r>
         <w:rPr>
@@ -1233,31 +1533,25 @@
           <w:b/>
           <w:sz w:val="28"/>
         </w:rPr>
-        <w:t>3.2 问题拦截成效（问题漏斗）</w:t>
+        <w:t>4.2 问题拦截成效（问题漏斗，编码通(新)案例）</w:t>
       </w:r>
     </w:p>
     <w:tbl>
       <w:tblPr>
         <w:tblStyle w:val="TableGrid"/>
         <w:tblW w:type="auto" w:w="0"/>
-        <w:jc w:val="center"/>
         <w:tblLook w:firstColumn="1" w:firstRow="1" w:lastColumn="0" w:lastRow="0" w:noHBand="0" w:noVBand="1" w:val="04A0"/>
       </w:tblPr>
       <w:tblGrid>
-        <w:gridCol w:w="4476"/>
-        <w:gridCol w:w="4476"/>
+        <w:gridCol w:w="4320"/>
+        <w:gridCol w:w="4320"/>
       </w:tblGrid>
       <w:tr>
         <w:tc>
           <w:tcPr>
-            <w:tcW w:type="dxa" w:w="3402"/>
-            <w:shd w:val="clear" w:color="auto" w:fill="D9E2F3"/>
+            <w:tcW w:type="dxa" w:w="4320"/>
           </w:tcPr>
           <w:p>
-            <w:pPr>
-              <w:jc w:val="center"/>
-            </w:pPr>
-            <w:r/>
             <w:r>
               <w:rPr>
                 <w:rFonts w:ascii="仿宋_GB2312" w:hAnsi="仿宋_GB2312" w:eastAsia="仿宋_GB2312"/>
@@ -1270,14 +1564,9 @@
         </w:tc>
         <w:tc>
           <w:tcPr>
-            <w:tcW w:type="dxa" w:w="3402"/>
-            <w:shd w:val="clear" w:color="auto" w:fill="D9E2F3"/>
+            <w:tcW w:type="dxa" w:w="4320"/>
           </w:tcPr>
           <w:p>
-            <w:pPr>
-              <w:jc w:val="center"/>
-            </w:pPr>
-            <w:r/>
             <w:r>
               <w:rPr>
                 <w:rFonts w:ascii="仿宋_GB2312" w:hAnsi="仿宋_GB2312" w:eastAsia="仿宋_GB2312"/>
@@ -1292,10 +1581,9 @@
       <w:tr>
         <w:tc>
           <w:tcPr>
-            <w:tcW w:type="dxa" w:w="3402"/>
+            <w:tcW w:type="dxa" w:w="4320"/>
           </w:tcPr>
           <w:p>
-            <w:r/>
             <w:r>
               <w:rPr>
                 <w:rFonts w:ascii="仿宋_GB2312" w:hAnsi="仿宋_GB2312" w:eastAsia="仿宋_GB2312"/>
@@ -1308,13 +1596,9 @@
         </w:tc>
         <w:tc>
           <w:tcPr>
-            <w:tcW w:type="dxa" w:w="3402"/>
+            <w:tcW w:type="dxa" w:w="4320"/>
           </w:tcPr>
           <w:p>
-            <w:pPr>
-              <w:jc w:val="center"/>
-            </w:pPr>
-            <w:r/>
             <w:r>
               <w:rPr>
                 <w:rFonts w:ascii="仿宋_GB2312" w:hAnsi="仿宋_GB2312" w:eastAsia="仿宋_GB2312"/>
@@ -1329,10 +1613,9 @@
       <w:tr>
         <w:tc>
           <w:tcPr>
-            <w:tcW w:type="dxa" w:w="3402"/>
+            <w:tcW w:type="dxa" w:w="4320"/>
           </w:tcPr>
           <w:p>
-            <w:r/>
             <w:r>
               <w:rPr>
                 <w:rFonts w:ascii="仿宋_GB2312" w:hAnsi="仿宋_GB2312" w:eastAsia="仿宋_GB2312"/>
@@ -1345,13 +1628,9 @@
         </w:tc>
         <w:tc>
           <w:tcPr>
-            <w:tcW w:type="dxa" w:w="3402"/>
+            <w:tcW w:type="dxa" w:w="4320"/>
           </w:tcPr>
           <w:p>
-            <w:pPr>
-              <w:jc w:val="center"/>
-            </w:pPr>
-            <w:r/>
             <w:r>
               <w:rPr>
                 <w:rFonts w:ascii="仿宋_GB2312" w:hAnsi="仿宋_GB2312" w:eastAsia="仿宋_GB2312"/>
@@ -1366,10 +1645,9 @@
       <w:tr>
         <w:tc>
           <w:tcPr>
-            <w:tcW w:type="dxa" w:w="3402"/>
+            <w:tcW w:type="dxa" w:w="4320"/>
           </w:tcPr>
           <w:p>
-            <w:r/>
             <w:r>
               <w:rPr>
                 <w:rFonts w:ascii="仿宋_GB2312" w:hAnsi="仿宋_GB2312" w:eastAsia="仿宋_GB2312"/>
@@ -1382,13 +1660,9 @@
         </w:tc>
         <w:tc>
           <w:tcPr>
-            <w:tcW w:type="dxa" w:w="3402"/>
+            <w:tcW w:type="dxa" w:w="4320"/>
           </w:tcPr>
           <w:p>
-            <w:pPr>
-              <w:jc w:val="center"/>
-            </w:pPr>
-            <w:r/>
             <w:r>
               <w:rPr>
                 <w:rFonts w:ascii="仿宋_GB2312" w:hAnsi="仿宋_GB2312" w:eastAsia="仿宋_GB2312"/>
@@ -1403,10 +1677,9 @@
       <w:tr>
         <w:tc>
           <w:tcPr>
-            <w:tcW w:type="dxa" w:w="3402"/>
+            <w:tcW w:type="dxa" w:w="4320"/>
           </w:tcPr>
           <w:p>
-            <w:r/>
             <w:r>
               <w:rPr>
                 <w:rFonts w:ascii="仿宋_GB2312" w:hAnsi="仿宋_GB2312" w:eastAsia="仿宋_GB2312"/>
@@ -1419,13 +1692,9 @@
         </w:tc>
         <w:tc>
           <w:tcPr>
-            <w:tcW w:type="dxa" w:w="3402"/>
+            <w:tcW w:type="dxa" w:w="4320"/>
           </w:tcPr>
           <w:p>
-            <w:pPr>
-              <w:jc w:val="center"/>
-            </w:pPr>
-            <w:r/>
             <w:r>
               <w:rPr>
                 <w:rFonts w:ascii="仿宋_GB2312" w:hAnsi="仿宋_GB2312" w:eastAsia="仿宋_GB2312"/>
@@ -1440,12 +1709,12 @@
     </w:tbl>
     <w:p>
       <w:pPr>
-        <w:spacing w:after="200"/>
+        <w:spacing w:after="80"/>
       </w:pPr>
     </w:p>
     <w:p>
       <w:pPr>
-        <w:spacing w:before="280" w:after="160"/>
+        <w:spacing w:after="160"/>
       </w:pPr>
       <w:r>
         <w:rPr>
@@ -1453,32 +1722,26 @@
           <w:b/>
           <w:sz w:val="28"/>
         </w:rPr>
-        <w:t>3.3 响应效率与人力成本</w:t>
+        <w:t>4.3 响应效率与人力成本（编码通(新)案例）</w:t>
       </w:r>
     </w:p>
     <w:tbl>
       <w:tblPr>
         <w:tblStyle w:val="TableGrid"/>
         <w:tblW w:type="auto" w:w="0"/>
-        <w:jc w:val="center"/>
         <w:tblLook w:firstColumn="1" w:firstRow="1" w:lastColumn="0" w:lastRow="0" w:noHBand="0" w:noVBand="1" w:val="04A0"/>
       </w:tblPr>
       <w:tblGrid>
-        <w:gridCol w:w="2984"/>
-        <w:gridCol w:w="2984"/>
-        <w:gridCol w:w="2984"/>
+        <w:gridCol w:w="2880"/>
+        <w:gridCol w:w="2880"/>
+        <w:gridCol w:w="2880"/>
       </w:tblGrid>
       <w:tr>
         <w:tc>
           <w:tcPr>
-            <w:tcW w:type="dxa" w:w="2835"/>
-            <w:shd w:val="clear" w:color="auto" w:fill="D9E2F3"/>
+            <w:tcW w:type="dxa" w:w="2880"/>
           </w:tcPr>
           <w:p>
-            <w:pPr>
-              <w:jc w:val="center"/>
-            </w:pPr>
-            <w:r/>
             <w:r>
               <w:rPr>
                 <w:rFonts w:ascii="仿宋_GB2312" w:hAnsi="仿宋_GB2312" w:eastAsia="仿宋_GB2312"/>
@@ -1491,14 +1754,9 @@
         </w:tc>
         <w:tc>
           <w:tcPr>
-            <w:tcW w:type="dxa" w:w="2268"/>
-            <w:shd w:val="clear" w:color="auto" w:fill="D9E2F3"/>
+            <w:tcW w:type="dxa" w:w="2880"/>
           </w:tcPr>
           <w:p>
-            <w:pPr>
-              <w:jc w:val="center"/>
-            </w:pPr>
-            <w:r/>
             <w:r>
               <w:rPr>
                 <w:rFonts w:ascii="仿宋_GB2312" w:hAnsi="仿宋_GB2312" w:eastAsia="仿宋_GB2312"/>
@@ -1511,14 +1769,9 @@
         </w:tc>
         <w:tc>
           <w:tcPr>
-            <w:tcW w:type="dxa" w:w="2268"/>
-            <w:shd w:val="clear" w:color="auto" w:fill="D9E2F3"/>
+            <w:tcW w:type="dxa" w:w="2880"/>
           </w:tcPr>
           <w:p>
-            <w:pPr>
-              <w:jc w:val="center"/>
-            </w:pPr>
-            <w:r/>
             <w:r>
               <w:rPr>
                 <w:rFonts w:ascii="仿宋_GB2312" w:hAnsi="仿宋_GB2312" w:eastAsia="仿宋_GB2312"/>
@@ -1533,10 +1786,9 @@
       <w:tr>
         <w:tc>
           <w:tcPr>
-            <w:tcW w:type="dxa" w:w="2835"/>
+            <w:tcW w:type="dxa" w:w="2880"/>
           </w:tcPr>
           <w:p>
-            <w:r/>
             <w:r>
               <w:rPr>
                 <w:rFonts w:ascii="仿宋_GB2312" w:hAnsi="仿宋_GB2312" w:eastAsia="仿宋_GB2312"/>
@@ -1549,13 +1801,9 @@
         </w:tc>
         <w:tc>
           <w:tcPr>
-            <w:tcW w:type="dxa" w:w="2268"/>
+            <w:tcW w:type="dxa" w:w="2880"/>
           </w:tcPr>
           <w:p>
-            <w:pPr>
-              <w:jc w:val="center"/>
-            </w:pPr>
-            <w:r/>
             <w:r>
               <w:rPr>
                 <w:rFonts w:ascii="仿宋_GB2312" w:hAnsi="仿宋_GB2312" w:eastAsia="仿宋_GB2312"/>
@@ -1568,13 +1816,9 @@
         </w:tc>
         <w:tc>
           <w:tcPr>
-            <w:tcW w:type="dxa" w:w="2268"/>
+            <w:tcW w:type="dxa" w:w="2880"/>
           </w:tcPr>
           <w:p>
-            <w:pPr>
-              <w:jc w:val="center"/>
-            </w:pPr>
-            <w:r/>
             <w:r>
               <w:rPr>
                 <w:rFonts w:ascii="仿宋_GB2312" w:hAnsi="仿宋_GB2312" w:eastAsia="仿宋_GB2312"/>
@@ -1589,10 +1833,9 @@
       <w:tr>
         <w:tc>
           <w:tcPr>
-            <w:tcW w:type="dxa" w:w="2835"/>
+            <w:tcW w:type="dxa" w:w="2880"/>
           </w:tcPr>
           <w:p>
-            <w:r/>
             <w:r>
               <w:rPr>
                 <w:rFonts w:ascii="仿宋_GB2312" w:hAnsi="仿宋_GB2312" w:eastAsia="仿宋_GB2312"/>
@@ -1605,13 +1848,9 @@
         </w:tc>
         <w:tc>
           <w:tcPr>
-            <w:tcW w:type="dxa" w:w="2268"/>
+            <w:tcW w:type="dxa" w:w="2880"/>
           </w:tcPr>
           <w:p>
-            <w:pPr>
-              <w:jc w:val="center"/>
-            </w:pPr>
-            <w:r/>
             <w:r>
               <w:rPr>
                 <w:rFonts w:ascii="仿宋_GB2312" w:hAnsi="仿宋_GB2312" w:eastAsia="仿宋_GB2312"/>
@@ -1624,13 +1863,9 @@
         </w:tc>
         <w:tc>
           <w:tcPr>
-            <w:tcW w:type="dxa" w:w="2268"/>
+            <w:tcW w:type="dxa" w:w="2880"/>
           </w:tcPr>
           <w:p>
-            <w:pPr>
-              <w:jc w:val="center"/>
-            </w:pPr>
-            <w:r/>
             <w:r>
               <w:rPr>
                 <w:rFonts w:ascii="仿宋_GB2312" w:hAnsi="仿宋_GB2312" w:eastAsia="仿宋_GB2312"/>
@@ -1645,10 +1880,9 @@
       <w:tr>
         <w:tc>
           <w:tcPr>
-            <w:tcW w:type="dxa" w:w="2835"/>
+            <w:tcW w:type="dxa" w:w="2880"/>
           </w:tcPr>
           <w:p>
-            <w:r/>
             <w:r>
               <w:rPr>
                 <w:rFonts w:ascii="仿宋_GB2312" w:hAnsi="仿宋_GB2312" w:eastAsia="仿宋_GB2312"/>
@@ -1661,13 +1895,9 @@
         </w:tc>
         <w:tc>
           <w:tcPr>
-            <w:tcW w:type="dxa" w:w="2268"/>
+            <w:tcW w:type="dxa" w:w="2880"/>
           </w:tcPr>
           <w:p>
-            <w:pPr>
-              <w:jc w:val="center"/>
-            </w:pPr>
-            <w:r/>
             <w:r>
               <w:rPr>
                 <w:rFonts w:ascii="仿宋_GB2312" w:hAnsi="仿宋_GB2312" w:eastAsia="仿宋_GB2312"/>
@@ -1680,13 +1910,9 @@
         </w:tc>
         <w:tc>
           <w:tcPr>
-            <w:tcW w:type="dxa" w:w="2268"/>
+            <w:tcW w:type="dxa" w:w="2880"/>
           </w:tcPr>
           <w:p>
-            <w:pPr>
-              <w:jc w:val="center"/>
-            </w:pPr>
-            <w:r/>
             <w:r>
               <w:rPr>
                 <w:rFonts w:ascii="仿宋_GB2312" w:hAnsi="仿宋_GB2312" w:eastAsia="仿宋_GB2312"/>
@@ -1701,12 +1927,12 @@
     </w:tbl>
     <w:p>
       <w:pPr>
-        <w:spacing w:after="200"/>
+        <w:spacing w:after="80"/>
       </w:pPr>
     </w:p>
     <w:p>
       <w:pPr>
-        <w:spacing w:before="280" w:after="160"/>
+        <w:spacing w:after="160"/>
       </w:pPr>
       <w:r>
         <w:rPr>
@@ -1714,31 +1940,25 @@
           <w:b/>
           <w:sz w:val="28"/>
         </w:rPr>
-        <w:t>3.4 知识沉淀能力建设情况</w:t>
+        <w:t>4.4 知识沉淀能力建设情况</w:t>
       </w:r>
     </w:p>
     <w:tbl>
       <w:tblPr>
         <w:tblStyle w:val="TableGrid"/>
         <w:tblW w:type="auto" w:w="0"/>
-        <w:jc w:val="center"/>
         <w:tblLook w:firstColumn="1" w:firstRow="1" w:lastColumn="0" w:lastRow="0" w:noHBand="0" w:noVBand="1" w:val="04A0"/>
       </w:tblPr>
       <w:tblGrid>
-        <w:gridCol w:w="4476"/>
-        <w:gridCol w:w="4476"/>
+        <w:gridCol w:w="4320"/>
+        <w:gridCol w:w="4320"/>
       </w:tblGrid>
       <w:tr>
         <w:tc>
           <w:tcPr>
-            <w:tcW w:type="dxa" w:w="2551"/>
-            <w:shd w:val="clear" w:color="auto" w:fill="D9E2F3"/>
+            <w:tcW w:type="dxa" w:w="4320"/>
           </w:tcPr>
           <w:p>
-            <w:pPr>
-              <w:jc w:val="center"/>
-            </w:pPr>
-            <w:r/>
             <w:r>
               <w:rPr>
                 <w:rFonts w:ascii="仿宋_GB2312" w:hAnsi="仿宋_GB2312" w:eastAsia="仿宋_GB2312"/>
@@ -1751,14 +1971,9 @@
         </w:tc>
         <w:tc>
           <w:tcPr>
-            <w:tcW w:type="dxa" w:w="4252"/>
-            <w:shd w:val="clear" w:color="auto" w:fill="D9E2F3"/>
+            <w:tcW w:type="dxa" w:w="4320"/>
           </w:tcPr>
           <w:p>
-            <w:pPr>
-              <w:jc w:val="center"/>
-            </w:pPr>
-            <w:r/>
             <w:r>
               <w:rPr>
                 <w:rFonts w:ascii="仿宋_GB2312" w:hAnsi="仿宋_GB2312" w:eastAsia="仿宋_GB2312"/>
@@ -1773,10 +1988,9 @@
       <w:tr>
         <w:tc>
           <w:tcPr>
-            <w:tcW w:type="dxa" w:w="2551"/>
+            <w:tcW w:type="dxa" w:w="4320"/>
           </w:tcPr>
           <w:p>
-            <w:r/>
             <w:r>
               <w:rPr>
                 <w:rFonts w:ascii="仿宋_GB2312" w:hAnsi="仿宋_GB2312" w:eastAsia="仿宋_GB2312"/>
@@ -1789,13 +2003,9 @@
         </w:tc>
         <w:tc>
           <w:tcPr>
-            <w:tcW w:type="dxa" w:w="4252"/>
+            <w:tcW w:type="dxa" w:w="4320"/>
           </w:tcPr>
           <w:p>
-            <w:pPr>
-              <w:jc w:val="center"/>
-            </w:pPr>
-            <w:r/>
             <w:r>
               <w:rPr>
                 <w:rFonts w:ascii="仿宋_GB2312" w:hAnsi="仿宋_GB2312" w:eastAsia="仿宋_GB2312"/>
@@ -1810,10 +2020,9 @@
       <w:tr>
         <w:tc>
           <w:tcPr>
-            <w:tcW w:type="dxa" w:w="2551"/>
+            <w:tcW w:type="dxa" w:w="4320"/>
           </w:tcPr>
           <w:p>
-            <w:r/>
             <w:r>
               <w:rPr>
                 <w:rFonts w:ascii="仿宋_GB2312" w:hAnsi="仿宋_GB2312" w:eastAsia="仿宋_GB2312"/>
@@ -1826,13 +2035,9 @@
         </w:tc>
         <w:tc>
           <w:tcPr>
-            <w:tcW w:type="dxa" w:w="4252"/>
+            <w:tcW w:type="dxa" w:w="4320"/>
           </w:tcPr>
           <w:p>
-            <w:pPr>
-              <w:jc w:val="center"/>
-            </w:pPr>
-            <w:r/>
             <w:r>
               <w:rPr>
                 <w:rFonts w:ascii="仿宋_GB2312" w:hAnsi="仿宋_GB2312" w:eastAsia="仿宋_GB2312"/>
@@ -1847,10 +2052,9 @@
       <w:tr>
         <w:tc>
           <w:tcPr>
-            <w:tcW w:type="dxa" w:w="2551"/>
+            <w:tcW w:type="dxa" w:w="4320"/>
           </w:tcPr>
           <w:p>
-            <w:r/>
             <w:r>
               <w:rPr>
                 <w:rFonts w:ascii="仿宋_GB2312" w:hAnsi="仿宋_GB2312" w:eastAsia="仿宋_GB2312"/>
@@ -1863,13 +2067,9 @@
         </w:tc>
         <w:tc>
           <w:tcPr>
-            <w:tcW w:type="dxa" w:w="4252"/>
+            <w:tcW w:type="dxa" w:w="4320"/>
           </w:tcPr>
           <w:p>
-            <w:pPr>
-              <w:jc w:val="center"/>
-            </w:pPr>
-            <w:r/>
             <w:r>
               <w:rPr>
                 <w:rFonts w:ascii="仿宋_GB2312" w:hAnsi="仿宋_GB2312" w:eastAsia="仿宋_GB2312"/>
@@ -1884,10 +2084,9 @@
       <w:tr>
         <w:tc>
           <w:tcPr>
-            <w:tcW w:type="dxa" w:w="2551"/>
+            <w:tcW w:type="dxa" w:w="4320"/>
           </w:tcPr>
           <w:p>
-            <w:r/>
             <w:r>
               <w:rPr>
                 <w:rFonts w:ascii="仿宋_GB2312" w:hAnsi="仿宋_GB2312" w:eastAsia="仿宋_GB2312"/>
@@ -1900,13 +2099,9 @@
         </w:tc>
         <w:tc>
           <w:tcPr>
-            <w:tcW w:type="dxa" w:w="4252"/>
+            <w:tcW w:type="dxa" w:w="4320"/>
           </w:tcPr>
           <w:p>
-            <w:pPr>
-              <w:jc w:val="center"/>
-            </w:pPr>
-            <w:r/>
             <w:r>
               <w:rPr>
                 <w:rFonts w:ascii="仿宋_GB2312" w:hAnsi="仿宋_GB2312" w:eastAsia="仿宋_GB2312"/>
@@ -1921,28 +2116,51 @@
     </w:tbl>
     <w:p>
       <w:pPr>
-        <w:spacing w:after="200"/>
+        <w:spacing w:after="80"/>
       </w:pPr>
     </w:p>
     <w:p>
       <w:pPr>
         <w:spacing w:after="160"/>
-        <w:ind w:left="454"/>
       </w:pPr>
       <w:r>
         <w:rPr>
           <w:rFonts w:ascii="仿宋_GB2312" w:hAnsi="仿宋_GB2312" w:eastAsia="仿宋_GB2312"/>
           <w:b w:val="0"/>
-          <w:i/>
-          <w:color w:val="595959"/>
           <w:sz w:val="21"/>
         </w:rPr>
-        <w:t>说明：当前知识沉淀依赖支持人员的主观判断，存在触发门槛，团队已识别该环节为重点优化方向（详见4.3展望）。</w:t>
+        <w:t>说明：当前知识沉淀依赖支持人员的主观判断，存在触发门槛，团队已识别该环节为重点优化方向（详见5.3展望）。</w:t>
       </w:r>
     </w:p>
     <w:p>
       <w:pPr>
-        <w:spacing w:before="360" w:after="200"/>
+        <w:spacing w:after="160"/>
+      </w:pPr>
+      <w:r>
+        <w:rPr>
+          <w:rFonts w:ascii="黑体" w:hAnsi="黑体" w:eastAsia="黑体"/>
+          <w:b/>
+          <w:sz w:val="28"/>
+        </w:rPr>
+        <w:t>4.5 跨平台复用情况</w:t>
+      </w:r>
+    </w:p>
+    <w:p>
+      <w:pPr>
+        <w:spacing w:after="160"/>
+      </w:pPr>
+      <w:r>
+        <w:rPr>
+          <w:rFonts w:ascii="仿宋_GB2312" w:hAnsi="仿宋_GB2312" w:eastAsia="仿宋_GB2312"/>
+          <w:b w:val="0"/>
+          <w:sz w:val="24"/>
+        </w:rPr>
+        <w:t>本方案的通用架构已在编码通(新)之外的编码通2.0、飞码、MP等同一低代码产品矩阵内的平台复用，验证了"通用引擎+可插拔数据层"这一设计模式的可迁移性——各平台只需替换各自的知识库内容与SKILL清单，即可直接复用2.2-2.5所述的核心架构与交付机制，无需重新设计。当前复用范围仍局限于低代码产品矩阵内部，向其他业务线的推广是下一阶段的规划方向（详见5.3展望）。</w:t>
+      </w:r>
+    </w:p>
+    <w:p>
+      <w:pPr>
+        <w:spacing w:after="200"/>
       </w:pPr>
       <w:r>
         <w:rPr>
@@ -1950,12 +2168,12 @@
           <w:b/>
           <w:sz w:val="32"/>
         </w:rPr>
-        <w:t>四、总结</w:t>
+        <w:t>五、总结</w:t>
       </w:r>
     </w:p>
     <w:p>
       <w:pPr>
-        <w:spacing w:before="280" w:after="160"/>
+        <w:spacing w:after="160"/>
       </w:pPr>
       <w:r>
         <w:rPr>
@@ -1963,13 +2181,13 @@
           <w:b/>
           <w:sz w:val="28"/>
         </w:rPr>
-        <w:t>4.1 创新性</w:t>
+        <w:t>5.1 创新性</w:t>
       </w:r>
     </w:p>
     <w:p>
       <w:pPr>
         <w:pStyle w:val="ListBullet"/>
-        <w:spacing w:line="336" w:lineRule="auto" w:after="160"/>
+        <w:spacing w:after="160"/>
       </w:pPr>
       <w:r>
         <w:rPr>
@@ -1991,7 +2209,29 @@
     <w:p>
       <w:pPr>
         <w:pStyle w:val="ListBullet"/>
-        <w:spacing w:line="336" w:lineRule="auto" w:after="160"/>
+        <w:spacing w:after="160"/>
+      </w:pPr>
+      <w:r>
+        <w:rPr>
+          <w:rFonts w:ascii="仿宋_GB2312" w:hAnsi="仿宋_GB2312" w:eastAsia="仿宋_GB2312"/>
+          <w:b/>
+          <w:sz w:val="24"/>
+        </w:rPr>
+        <w:t>计算资源效率与用户体验的动态平衡架构：</w:t>
+      </w:r>
+      <w:r>
+        <w:rPr>
+          <w:rFonts w:ascii="仿宋_GB2312" w:hAnsi="仿宋_GB2312" w:eastAsia="仿宋_GB2312"/>
+          <w:b w:val="0"/>
+          <w:sz w:val="24"/>
+        </w:rPr>
+        <w:t>通过双Agent解耦的技能候选筛选与精确执行、知识库与候选技能状态组合驱动的终态判断、三段式渐进交付与人工入口动态管控等机制，在"计算资源利用效率"与"用户体验"之间建立起可落地的动态平衡，摒弃了"要么牺牲速度换质量、要么牺牲质量换速度"的简单取舍。</w:t>
+      </w:r>
+    </w:p>
+    <w:p>
+      <w:pPr>
+        <w:pStyle w:val="ListBullet"/>
+        <w:spacing w:after="160"/>
       </w:pPr>
       <w:r>
         <w:rPr>
@@ -2007,13 +2247,13 @@
           <w:b w:val="0"/>
           <w:sz w:val="24"/>
         </w:rPr>
-        <w:t>通过"知识库精确检索→Agent技能推理生成→文档关键词兜底"的逐层降级架构，精准对应确定性问题、推理性问题、长尾问题三种不同性质的应答需求，突破了传统FAQ机器人"查得到才能答"的局限。</w:t>
+        <w:t>通过"知识库精确检索→Agent技能推理生成→文档关键词兜底"的逐层应答架构，精准对应确定性问题、推理性问题、长尾问题三种不同性质的应答需求，突破了传统FAQ机器人"查得到才能答"的局限。</w:t>
       </w:r>
     </w:p>
     <w:p>
       <w:pPr>
         <w:pStyle w:val="ListBullet"/>
-        <w:spacing w:line="336" w:lineRule="auto" w:after="160"/>
+        <w:spacing w:after="160"/>
       </w:pPr>
       <w:r>
         <w:rPr>
@@ -2035,7 +2275,7 @@
     <w:p>
       <w:pPr>
         <w:pStyle w:val="ListBullet"/>
-        <w:spacing w:line="336" w:lineRule="auto" w:after="160"/>
+        <w:spacing w:after="160"/>
       </w:pPr>
       <w:r>
         <w:rPr>
@@ -2057,7 +2297,7 @@
     <w:p>
       <w:pPr>
         <w:pStyle w:val="ListBullet"/>
-        <w:spacing w:line="336" w:lineRule="auto" w:after="160"/>
+        <w:spacing w:after="160"/>
       </w:pPr>
       <w:r>
         <w:rPr>
@@ -2078,7 +2318,29 @@
     </w:p>
     <w:p>
       <w:pPr>
-        <w:spacing w:before="280" w:after="160"/>
+        <w:pStyle w:val="ListBullet"/>
+        <w:spacing w:after="160"/>
+      </w:pPr>
+      <w:r>
+        <w:rPr>
+          <w:rFonts w:ascii="仿宋_GB2312" w:hAnsi="仿宋_GB2312" w:eastAsia="仿宋_GB2312"/>
+          <w:b/>
+          <w:sz w:val="24"/>
+        </w:rPr>
+        <w:t>通用引擎与可插拔数据层解耦的可复制架构：</w:t>
+      </w:r>
+      <w:r>
+        <w:rPr>
+          <w:rFonts w:ascii="仿宋_GB2312" w:hAnsi="仿宋_GB2312" w:eastAsia="仿宋_GB2312"/>
+          <w:b w:val="0"/>
+          <w:sz w:val="24"/>
+        </w:rPr>
+        <w:t>将核心应答引擎、Agent协同模式、交付策略等通用能力与知识库内容、SKILL清单等业务数据层彻底解耦，该架构已在编码通(新)之外的编码通2.0、飞码、MP等低代码产品矩阵内平台复用验证，具备跨平台规模化推广的现实基础，而非一次性的单点解决方案。</w:t>
+      </w:r>
+    </w:p>
+    <w:p>
+      <w:pPr>
+        <w:spacing w:after="160"/>
       </w:pPr>
       <w:r>
         <w:rPr>
@@ -2086,13 +2348,12 @@
           <w:b/>
           <w:sz w:val="28"/>
         </w:rPr>
-        <w:t>4.2 效果和沉淀</w:t>
+        <w:t>5.2 效果和沉淀</w:t>
       </w:r>
     </w:p>
     <w:p>
       <w:pPr>
-        <w:spacing w:line="336" w:lineRule="auto" w:after="160"/>
-        <w:ind w:firstLine="480"/>
+        <w:spacing w:after="160"/>
       </w:pPr>
       <w:r>
         <w:rPr>
@@ -2100,12 +2361,12 @@
           <w:b w:val="0"/>
           <w:sz w:val="24"/>
         </w:rPr>
-        <w:t>本方案已在"编码通(新)"平台正式上线运营，初步实现了对人工支持压力的有效分流：上线前平均关单时长约50分钟、日均需投入4人力全天候支持，上线后【待补充具体提升数据】。核心能力沉淀上，已构建覆盖7大业务模块、约30个SKILL的Agent推理能力库，并打通了从人工支持到知识库的一键沉淀链路，为知识库的持续自我增长奠定了基础设施能力；由于系统上线时间较短，知识沉淀的实际规模仍处于积累初期。</w:t>
+        <w:t>本方案已在"编码通(新)"平台正式上线运营，初步实现了对人工支持压力的有效分流：上线前平均关单时长约50分钟、日均需投入4人力全天候支持，上线后【待补充具体提升数据】。核心能力沉淀上，已构建覆盖7大业务模块、约30个SKILL的Agent推理能力库，并打通了从人工支持到知识库的一键沉淀链路，为知识库的持续自我增长奠定了基础设施能力；该通用架构已进一步复用至编码通2.0、飞码、MP等同一低代码产品矩阵内的平台，初步验证了方案的跨平台可复制性。由于系统上线时间较短，知识沉淀的实际规模仍处于积累初期。</w:t>
       </w:r>
     </w:p>
     <w:p>
       <w:pPr>
-        <w:spacing w:before="280" w:after="160"/>
+        <w:spacing w:after="160"/>
       </w:pPr>
       <w:r>
         <w:rPr>
@@ -2113,13 +2374,13 @@
           <w:b/>
           <w:sz w:val="28"/>
         </w:rPr>
-        <w:t>4.3 展望</w:t>
+        <w:t>5.3 展望</w:t>
       </w:r>
     </w:p>
     <w:p>
       <w:pPr>
         <w:pStyle w:val="ListBullet"/>
-        <w:spacing w:line="336" w:lineRule="auto" w:after="160"/>
+        <w:spacing w:after="160"/>
       </w:pPr>
       <w:r>
         <w:rPr>
@@ -2141,7 +2402,7 @@
     <w:p>
       <w:pPr>
         <w:pStyle w:val="ListBullet"/>
-        <w:spacing w:line="336" w:lineRule="auto" w:after="160"/>
+        <w:spacing w:after="160"/>
       </w:pPr>
       <w:r>
         <w:rPr>
@@ -2163,7 +2424,7 @@
     <w:p>
       <w:pPr>
         <w:pStyle w:val="ListBullet"/>
-        <w:spacing w:line="336" w:lineRule="auto" w:after="160"/>
+        <w:spacing w:after="160"/>
       </w:pPr>
       <w:r>
         <w:rPr>
@@ -2185,7 +2446,7 @@
     <w:p>
       <w:pPr>
         <w:pStyle w:val="ListBullet"/>
-        <w:spacing w:line="336" w:lineRule="auto" w:after="160"/>
+        <w:spacing w:after="160"/>
       </w:pPr>
       <w:r>
         <w:rPr>
@@ -2207,7 +2468,7 @@
     <w:p>
       <w:pPr>
         <w:pStyle w:val="ListBullet"/>
-        <w:spacing w:line="336" w:lineRule="auto" w:after="160"/>
+        <w:spacing w:after="160"/>
       </w:pPr>
       <w:r>
         <w:rPr>
@@ -2226,9 +2487,31 @@
         <w:t>当前转人工支持时，机器人侧对话上下文不会自动同步给人工客服，后续计划打通上下文传递，避免用户重复描述问题，提升人机协同的连贯性。</w:t>
       </w:r>
     </w:p>
+    <w:p>
+      <w:pPr>
+        <w:pStyle w:val="ListBullet"/>
+        <w:spacing w:after="160"/>
+      </w:pPr>
+      <w:r>
+        <w:rPr>
+          <w:rFonts w:ascii="仿宋_GB2312" w:hAnsi="仿宋_GB2312" w:eastAsia="仿宋_GB2312"/>
+          <w:b/>
+          <w:sz w:val="24"/>
+        </w:rPr>
+        <w:t>跨业务线推广：</w:t>
+      </w:r>
+      <w:r>
+        <w:rPr>
+          <w:rFonts w:ascii="仿宋_GB2312" w:hAnsi="仿宋_GB2312" w:eastAsia="仿宋_GB2312"/>
+          <w:b w:val="0"/>
+          <w:sz w:val="24"/>
+        </w:rPr>
+        <w:t>当前方案的复用范围仍局限于低代码产品矩阵内部（编码通(新)、编码通2.0、飞码、MP），后续计划评估方案本体在低代码矩阵以外其他业务线技术支持场景的适配可行性，进一步验证"通用引擎+可插拔数据层"架构的规模化复用价值。</w:t>
+      </w:r>
+    </w:p>
     <w:sectPr>
       <w:pgSz w:w="12240" w:h="15840"/>
-      <w:pgMar w:top="1417" w:right="1587" w:bottom="1417" w:left="1701" w:header="720" w:footer="720" w:gutter="0"/>
+      <w:pgMar w:top="1440" w:right="1800" w:bottom="1440" w:left="1800" w:header="720" w:footer="720" w:gutter="0"/>
       <w:cols w:space="720"/>
       <w:docGrid w:linePitch="360"/>
     </w:sectPr>
@@ -2599,10 +2882,6 @@
     <w:name w:val="Normal"/>
     <w:qFormat/>
     <w:rsid w:val="00FC693F"/>
-    <w:rPr>
-      <w:rFonts w:ascii="仿宋_GB2312" w:hAnsi="仿宋_GB2312" w:eastAsia="仿宋_GB2312"/>
-      <w:sz w:val="24"/>
-    </w:rPr>
   </w:style>
   <w:style w:type="paragraph" w:styleId="Header">
     <w:name w:val="header"/>

--- a/编码通新智能问答支持系统-创新奖申报材料.docx
+++ b/编码通新智能问答支持系统-创新奖申报材料.docx
@@ -756,7 +756,7 @@
           <w:b w:val="0"/>
           <w:sz w:val="20"/>
         </w:rPr>
-        <w:t>② 核心引擎·三级递进应答（通用引擎，知识库检索与技能候选判断同步发起）</w:t>
+        <w:t>② 核心引擎·三级递进应答（通用引擎，知识库检索与技能决策同步发起）</w:t>
       </w:r>
       <w:r>
         <w:br/>
@@ -778,7 +778,7 @@
           <w:b w:val="0"/>
           <w:sz w:val="20"/>
         </w:rPr>
-        <w:t xml:space="preserve">    技能候选判断Agent ──┤→ 状态组合判断（是否终态）→ 按需触发技能执行Agent → 按需触发文档推荐兜底</w:t>
+        <w:t xml:space="preserve">    上游技能决策Agent（单点精确决策）──┤→ 状态组合判断（是否终态）→ 按需触发下游技能执行Agent（纯执行）→ 按需触发文档推荐兜底</w:t>
       </w:r>
       <w:r>
         <w:br/>
@@ -948,7 +948,7 @@
           <w:b w:val="0"/>
           <w:sz w:val="24"/>
         </w:rPr>
-        <w:t>用户问题中有相当一部分遵循相同的解决思路，但由于用户的具体业务场景、数据结构不同，标准知识库无法给出针对性答案。为此，系统设计了双Agent解耦的技能推理架构，将"判断该用哪个技能"与"用该技能具体执行"两个职责彻底拆开：</w:t>
+        <w:t>用户问题中有相当一部分遵循相同的解决思路，但由于用户的具体业务场景、数据结构不同，标准知识库无法给出针对性答案。为此，系统设计了双Agent解耦的技能推理架构，将"判断该用哪个技能"与"用该技能具体执行"两个职责彻底拆开，且两个职责之间是"单点决策、纯执行承接"的非对称关系，而非各自独立判断：</w:t>
       </w:r>
     </w:p>
     <w:p>
@@ -962,7 +962,7 @@
           <w:b/>
           <w:sz w:val="24"/>
         </w:rPr>
-        <w:t>上游·技能候选判断Agent：</w:t>
+        <w:t>上游·技能决策Agent：</w:t>
       </w:r>
       <w:r>
         <w:rPr>
@@ -970,7 +970,7 @@
           <w:b w:val="0"/>
           <w:sz w:val="24"/>
         </w:rPr>
-        <w:t>只负责判断技能库中是否存在可用的候选技能，从全部技能中筛选出最多5个最相关候选，并具备识别"单一需求 vs 独立/有先后关系的子需求"的能力——如果用户的问题实际上包含多个子需求，会分别为每个子需求匹配候选技能，避免复合问题被简化为单一技能调用而遗漏其他子需求。</w:t>
+        <w:t>承担整条链路中唯一的语义判断职责——先识别用户问题是单一需求，还是最多包含2个独立或有先后关系的子需求；再针对每个子需求，基于"技能描述所覆盖的业务范畴与需求所属范畴是否相符"这一判断标准，从技能库中精确匹配1个最终技能，直接产出可被下游直接执行、无需二次判断的最终技能清单（最多2个）。</w:t>
       </w:r>
     </w:p>
     <w:p>
@@ -992,7 +992,7 @@
           <w:b w:val="0"/>
           <w:sz w:val="24"/>
         </w:rPr>
-        <w:t>仅在收窄后的候选范围内做最终匹配与执行，结合用户的具体输入参数生成定制化答案，而不是在全量技能库中进行大海捞针式的决策。</w:t>
+        <w:t>不再重复做语义匹配判断，而是作为纯执行层，按上游给出的技能清单逐一调用（允许技能名称存在≥90%相似度的表述差异，如大小写、空格等），结合用户的具体输入生成定制化答案；只有在技能确实不存在、或调用后未返回有效结果等技术性失败场景下，才判定无法执行。</w:t>
       </w:r>
     </w:p>
     <w:p>
@@ -1005,7 +1005,20 @@
           <w:b w:val="0"/>
           <w:sz w:val="24"/>
         </w:rPr>
-        <w:t>这一拆解的价值在于：把"候选范围大、决策成本高"的问题转化为"先圈定范围、再精确执行"的两步决策，具体的SKILL清单（在编码通(新)场景下是约30个覆盖7大业务模块的排障技能）是可插拔的业务数据层，双Agent协同的工作模式本身与具体SKILL内容无关，可以直接迁移到任意拥有自己SKILL/工具清单的业务场景（如编码通2.0、飞码、MP在复用本架构时，只需要替换各自平台的SKILL清单即可）。</w:t>
+        <w:t>这一职责划分并非一次性设计到位，而是经过真实运行反馈迭代而成：早期版本采用"上游粗筛候选、下游精筛执行"的两段式判断，实际运行中发现——两个独立的语义判断节点会复合放大误判率，下游在不掌握上游判断依据的情况下，容易对已经匹配过的技能重新产生怀疑，倾向于保守地判定"没有匹配的技能"，反而拉低了整体的技能命中率。基于这一真实问题，项目组将语义决策收敛到上游单一节点一次性做出终态判断，下游转变为确定性的纯执行层，不再重复判断、只对技术性失败兜底，从而既保证了决策的一致性，也避免了多级判断链路的误判复合效应。</w:t>
+      </w:r>
+    </w:p>
+    <w:p>
+      <w:pPr>
+        <w:spacing w:after="160"/>
+      </w:pPr>
+      <w:r>
+        <w:rPr>
+          <w:rFonts w:ascii="仿宋_GB2312" w:hAnsi="仿宋_GB2312" w:eastAsia="仿宋_GB2312"/>
+          <w:b w:val="0"/>
+          <w:sz w:val="24"/>
+        </w:rPr>
+        <w:t>具体的SKILL清单（在编码通(新)场景下是约30个覆盖7大业务模块的排障技能）是可插拔的业务数据层，双Agent协同的工作模式本身与具体SKILL内容无关，可以直接迁移到任意拥有自己SKILL/工具清单的业务场景（如编码通2.0、飞码、MP在复用本架构时，只需要替换各自平台的SKILL清单即可）。</w:t>
       </w:r>
     </w:p>
     <w:p>
@@ -1262,6 +1275,27 @@
       </w:pPr>
       <w:r>
         <w:rPr>
+          <w:rFonts w:ascii="仿宋_GB2312" w:hAnsi="仿宋_GB2312" w:eastAsia="仿宋_GB2312"/>
+          <w:b/>
+          <w:sz w:val="24"/>
+        </w:rPr>
+        <w:t>提问有效性过滤：</w:t>
+      </w:r>
+      <w:r>
+        <w:rPr>
+          <w:rFonts w:ascii="仿宋_GB2312" w:hAnsi="仿宋_GB2312" w:eastAsia="仿宋_GB2312"/>
+          <w:b w:val="0"/>
+          <w:sz w:val="24"/>
+        </w:rPr>
+        <w:t>在实际运行中，项目组发现部分用户会故意发送无实际含义的内容来触发提问计数，以此对抗熔断机制、绕开"先向机器人提问"的引导逻辑，这类对抗性提问既浪费模型推理资源，也会虚增问题漏斗（详见3.3）中的"自主解决"统计口径，影响数据的真实性。为此，系统在熔断计时更新前增加了一道"提问有效性过滤"：由零成本的规则层先过滤掉一批明显无效的内容，再由轻量语义模型判断内容中是否能够识别出具体的问题、报错或开发阻碍，只有同时通过规则与语义两层过滤的提问，才会被视为有效提问并更新熔断计时器。具体的过滤规则与判定阈值属于对抗性较强的策略细节，为避免被针对性绕过，本材料不做展开。</w:t>
+      </w:r>
+    </w:p>
+    <w:p>
+      <w:pPr>
+        <w:spacing w:after="160"/>
+      </w:pPr>
+      <w:r>
+        <w:rPr>
           <w:rFonts w:ascii="黑体" w:hAnsi="黑体" w:eastAsia="黑体"/>
           <w:b/>
           <w:sz w:val="28"/>
@@ -1280,6 +1314,106 @@
           <w:sz w:val="24"/>
         </w:rPr>
         <w:t>本方案打通了"人工支持"与"知识库沉淀"之间的闭环，形成一套可复制的知识运营SOP：当问题升级至人工支持后，若支持人员认为本次对话记录具有沉淀价值，可通过机器人快捷指令调用工作流接口，将本次问答总结沉淀为新的QA知识条目，自动回流进知识库；同一快捷指令同样支持记录用户在对话中提出的产品需求和BUG反馈。这使得"AI拦截失败→人工介入处理→知识自动回流→AI能力持续增强"形成完整闭环，机器人的知识库不再依赖人工定期批量维护，而是随着每一次人工支持自然生长，同时顺带完成产品需求和缺陷的收集工作，一举两得，大幅降低了知识运营的边际成本。该机制已完成技术链路的打通和功能验证，为知识库的长期自我增长建立了基础设施能力；由于系统上线时间较短，当前仍处于试运行早期阶段，知识沉淀依赖支持人员的主观判断，存在触发门槛（详见5.3展望）。</w:t>
+      </w:r>
+    </w:p>
+    <w:p>
+      <w:pPr>
+        <w:spacing w:after="160"/>
+      </w:pPr>
+      <w:r>
+        <w:rPr>
+          <w:rFonts w:ascii="仿宋_GB2312" w:hAnsi="仿宋_GB2312" w:eastAsia="仿宋_GB2312"/>
+          <w:b/>
+          <w:sz w:val="24"/>
+        </w:rPr>
+        <w:t>问题池自动分级收纳：</w:t>
+      </w:r>
+      <w:r>
+        <w:rPr>
+          <w:rFonts w:ascii="仿宋_GB2312" w:hAnsi="仿宋_GB2312" w:eastAsia="仿宋_GB2312"/>
+          <w:b w:val="0"/>
+          <w:sz w:val="24"/>
+        </w:rPr>
+        <w:t>除了依赖支持人员主观判断、主动触发的沉淀方式外，系统还设计了一条被动、自动化的知识缺口捕获路径。核心引擎在处理每一个问题时，本就会实时计算出"知识库是否命中"与"候选技能列表是否为空"两个状态信号（即2.4中状态组合判断所依赖的信号），系统进一步复用这两个已有信号的组合，将存在能力缺口的问题自动分级收纳进统一的"未解决问题池"，不需要额外增加任何判断逻辑：</w:t>
+      </w:r>
+    </w:p>
+    <w:p>
+      <w:pPr>
+        <w:pStyle w:val="ListBullet"/>
+        <w:spacing w:after="160"/>
+      </w:pPr>
+      <w:r>
+        <w:rPr>
+          <w:rFonts w:ascii="仿宋_GB2312" w:hAnsi="仿宋_GB2312" w:eastAsia="仿宋_GB2312"/>
+          <w:b/>
+          <w:sz w:val="24"/>
+        </w:rPr>
+        <w:t>L1（知识库未命中，候选技能非空）：</w:t>
+      </w:r>
+      <w:r>
+        <w:rPr>
+          <w:rFonts w:ascii="仿宋_GB2312" w:hAnsi="仿宋_GB2312" w:eastAsia="仿宋_GB2312"/>
+          <w:b w:val="0"/>
+          <w:sz w:val="24"/>
+        </w:rPr>
+        <w:t>说明该问题已经存在可执行的技能方案，只是尚未被沉淀为知识库条目，属于"低成本补充"型缺口——提示支持团队优先将其补充为标准QA，降低后续同类问题重复走一次技能推理的资源消耗。</w:t>
+      </w:r>
+    </w:p>
+    <w:p>
+      <w:pPr>
+        <w:pStyle w:val="ListBullet"/>
+        <w:spacing w:after="160"/>
+      </w:pPr>
+      <w:r>
+        <w:rPr>
+          <w:rFonts w:ascii="仿宋_GB2312" w:hAnsi="仿宋_GB2312" w:eastAsia="仿宋_GB2312"/>
+          <w:b/>
+          <w:sz w:val="24"/>
+        </w:rPr>
+        <w:t>L2（知识库命中，候选技能为空）：</w:t>
+      </w:r>
+      <w:r>
+        <w:rPr>
+          <w:rFonts w:ascii="仿宋_GB2312" w:hAnsi="仿宋_GB2312" w:eastAsia="仿宋_GB2312"/>
+          <w:b w:val="0"/>
+          <w:sz w:val="24"/>
+        </w:rPr>
+        <w:t>说明知识库的通用答案当前能够应付，但还没有可以给出更精准方案的技能，属于"体验升级"型缺口——提示支持团队评估是否值得为这类问题新建SKILL。</w:t>
+      </w:r>
+    </w:p>
+    <w:p>
+      <w:pPr>
+        <w:pStyle w:val="ListBullet"/>
+        <w:spacing w:after="160"/>
+      </w:pPr>
+      <w:r>
+        <w:rPr>
+          <w:rFonts w:ascii="仿宋_GB2312" w:hAnsi="仿宋_GB2312" w:eastAsia="仿宋_GB2312"/>
+          <w:b/>
+          <w:sz w:val="24"/>
+        </w:rPr>
+        <w:t>L3（知识库与候选技能均未命中）：</w:t>
+      </w:r>
+      <w:r>
+        <w:rPr>
+          <w:rFonts w:ascii="仿宋_GB2312" w:hAnsi="仿宋_GB2312" w:eastAsia="仿宋_GB2312"/>
+          <w:b w:val="0"/>
+          <w:sz w:val="24"/>
+        </w:rPr>
+        <w:t>两条路径均未覆盖，属于当前能力的完全空白，是优先级最高、需要尽快人工介入补充知识或技能的缺口。</w:t>
+      </w:r>
+    </w:p>
+    <w:p>
+      <w:pPr>
+        <w:spacing w:after="160"/>
+      </w:pPr>
+      <w:r>
+        <w:rPr>
+          <w:rFonts w:ascii="仿宋_GB2312" w:hAnsi="仿宋_GB2312" w:eastAsia="仿宋_GB2312"/>
+          <w:b w:val="0"/>
+          <w:sz w:val="24"/>
+        </w:rPr>
+        <w:t>当前版本的问题池只做分级标记，暂不做相似问题的去重与聚合，原始记录按等级提供给支持团队定期review，针对性地驱动知识库和SKILL库的补充（聚合去重与自动化摘要推送是下一阶段的规划方向，详见5.3展望）。这一机制与主动沉淀SOP共同构成了知识自增长闭环的"双轨"：前者捕获"人工已处理但未沉淀"的价值，后者捕获"系统已感知但尚未处理"的缺口，两者互为补充。</w:t>
       </w:r>
     </w:p>
     <w:p>
@@ -2093,6 +2227,38 @@
                 <w:b w:val="0"/>
                 <w:sz w:val="22"/>
               </w:rPr>
+              <w:t>未解决问题池（L1/L2/L3分级）</w:t>
+            </w:r>
+          </w:p>
+        </w:tc>
+        <w:tc>
+          <w:tcPr>
+            <w:tcW w:type="dxa" w:w="4320"/>
+          </w:tcPr>
+          <w:p>
+            <w:r>
+              <w:rPr>
+                <w:rFonts w:ascii="仿宋_GB2312" w:hAnsi="仿宋_GB2312" w:eastAsia="仿宋_GB2312"/>
+                <w:b w:val="0"/>
+                <w:sz w:val="22"/>
+              </w:rPr>
+              <w:t>已构建并自动运行，暂不做相似问题去重聚合</w:t>
+            </w:r>
+          </w:p>
+        </w:tc>
+      </w:tr>
+      <w:tr>
+        <w:tc>
+          <w:tcPr>
+            <w:tcW w:type="dxa" w:w="4320"/>
+          </w:tcPr>
+          <w:p>
+            <w:r>
+              <w:rPr>
+                <w:rFonts w:ascii="仿宋_GB2312" w:hAnsi="仿宋_GB2312" w:eastAsia="仿宋_GB2312"/>
+                <w:b w:val="0"/>
+                <w:sz w:val="22"/>
+              </w:rPr>
               <w:t>知识库QA条目数（累计）</w:t>
             </w:r>
           </w:p>
@@ -2225,7 +2391,7 @@
           <w:b w:val="0"/>
           <w:sz w:val="24"/>
         </w:rPr>
-        <w:t>通过双Agent解耦的技能候选筛选与精确执行、知识库与候选技能状态组合驱动的终态判断、三段式渐进交付与人工入口动态管控等机制，在"计算资源利用效率"与"用户体验"之间建立起可落地的动态平衡，摒弃了"要么牺牲速度换质量、要么牺牲质量换速度"的简单取舍。</w:t>
+        <w:t>通过双Agent单点决策与纯执行解耦、知识库与候选技能状态组合驱动的终态判断、三段式渐进交付与人工入口动态管控等机制，在"计算资源利用效率"与"用户体验"之间建立起可落地的动态平衡，摒弃了"要么牺牲速度换质量、要么牺牲质量换速度"的简单取舍。</w:t>
       </w:r>
     </w:p>
     <w:p>
@@ -2269,7 +2435,7 @@
           <w:b w:val="0"/>
           <w:sz w:val="24"/>
         </w:rPr>
-        <w:t>将人工排障的固定方法论结构化沉淀为可被Function Calling调用的SKILL，使机器人具备针对用户具体输入进行推理、生成定制化答案的能力（如按需生成SQL语句），实现从"检索工具"到"推理助手"的能力跃迁。</w:t>
+        <w:t>将人工排障的固定方法论结构化沉淀为可被Function Calling调用的SKILL，使机器人具备针对用户具体输入进行推理、生成定制化答案的能力（如按需生成SQL语句），实现从"检索工具"到"推理助手"的能力跃迁；双Agent之间由早期"上下游各自判断"收敛为"上游单点决策、下游纯执行"，是基于真实运行反馈驱动的工程迭代，有效规避了多级独立语义判断复合放大误判率的问题。</w:t>
       </w:r>
     </w:p>
     <w:p>
@@ -2283,7 +2449,7 @@
           <w:b/>
           <w:sz w:val="24"/>
         </w:rPr>
-        <w:t>人工支持闭环反哺机制：</w:t>
+        <w:t>知识自增长双轨闭环机制：</w:t>
       </w:r>
       <w:r>
         <w:rPr>
@@ -2291,7 +2457,7 @@
           <w:b w:val="0"/>
           <w:sz w:val="24"/>
         </w:rPr>
-        <w:t>创新性地将人工支持过程本身设计为知识库自我增长的入口，支持人员一键沉淀QA的同时顺带收集产品需求与BUG反馈，形成"AI拦截失败→人工处理→知识回流→AI能力增强"的持续闭环，大幅降低知识运营的边际成本。</w:t>
+        <w:t>创新性地构建了"主动沉淀+被动捕获"两条互补路径——一方面支持人员可一键将有沉淀价值的人工支持对话沉淀为QA、顺带收集产品需求与BUG反馈；另一方面系统复用链路中已有的知识库命中与候选技能状态信号，自动将能力缺口问题按L1/L2/L3分级收纳进未解决问题池，使"人工已处理但未沉淀"与"系统已感知但未处理"两类缺口都能被捕获，形成"AI拦截失败→问题分级/人工处理→知识回流→AI能力增强"的持续闭环，大幅降低知识运营的边际成本。</w:t>
       </w:r>
     </w:p>
     <w:p>
@@ -2305,7 +2471,7 @@
           <w:b/>
           <w:sz w:val="24"/>
         </w:rPr>
-        <w:t>可验证的问题漏斗式熔断设计：</w:t>
+        <w:t>具备对抗鲁棒性的可验证问题漏斗设计：</w:t>
       </w:r>
       <w:r>
         <w:rPr>
@@ -2313,7 +2479,7 @@
           <w:b w:val="0"/>
           <w:sz w:val="24"/>
         </w:rPr>
-        <w:t>通过"首次引导、按需升级"的人工支持熔断策略，将原本难以量化的"机器人有效性"转化为天然可统计的问题漏斗结构，为效果验证提供了客观、可持续追踪的数据基础。</w:t>
+        <w:t>通过"首次引导、按需升级"的人工支持熔断策略，将原本难以量化的"机器人有效性"转化为天然可统计的问题漏斗结构；并针对实际运行中出现的恶意刷屏对抗熔断机制的情况，补充了规则+轻量语义的双层提问有效性过滤，确保只有真实有效的提问才计入熔断与漏斗统计，为效果验证提供了客观、可信、可持续追踪的数据基础。</w:t>
       </w:r>
     </w:p>
     <w:p>
@@ -2485,6 +2651,28 @@
           <w:sz w:val="24"/>
         </w:rPr>
         <w:t>当前转人工支持时，机器人侧对话上下文不会自动同步给人工客服，后续计划打通上下文传递，避免用户重复描述问题，提升人机协同的连贯性。</w:t>
+      </w:r>
+    </w:p>
+    <w:p>
+      <w:pPr>
+        <w:pStyle w:val="ListBullet"/>
+        <w:spacing w:after="160"/>
+      </w:pPr>
+      <w:r>
+        <w:rPr>
+          <w:rFonts w:ascii="仿宋_GB2312" w:hAnsi="仿宋_GB2312" w:eastAsia="仿宋_GB2312"/>
+          <w:b/>
+          <w:sz w:val="24"/>
+        </w:rPr>
+        <w:t>问题池聚合去重与智能摘要推送：</w:t>
+      </w:r>
+      <w:r>
+        <w:rPr>
+          <w:rFonts w:ascii="仿宋_GB2312" w:hAnsi="仿宋_GB2312" w:eastAsia="仿宋_GB2312"/>
+          <w:b w:val="0"/>
+          <w:sz w:val="24"/>
+        </w:rPr>
+        <w:t>当前未解决问题池仅做L1/L2/L3分级，对同类/相似问题不做去重聚合，原始记录依赖支持团队人工翻阅。后续计划复用知识库已有的向量检索能力，对问题池中的记录做相似问题聚合，按出现频次与等级优先级排序，定期自动推送摘要给支持团队，并探索在知识库/技能补充后自动验证同类问题是否已被覆盖，形成可统计的"缺口修复率"指标，减少人工翻阅成本、让知识自增长闭环进一步向自动化演进。</w:t>
       </w:r>
     </w:p>
     <w:p>

--- a/编码通新智能问答支持系统-创新奖申报材料.docx
+++ b/编码通新智能问答支持系统-创新奖申报材料.docx
@@ -54,7 +54,7 @@
           <w:b w:val="0"/>
           <w:sz w:val="24"/>
         </w:rPr>
-        <w:t>随着大语言模型技术的成熟，AI智能问答已成为企业内部技术支持的主流范式——从通用问答走向结合企业私有知识、历史工单沉淀的垂直领域深度问答，正在成为研发效能提升的重要抓手。对于公司内部拥有多条技术产品线、服务大量内部研发与业务用户的场景而言，"人工客服+文档检索"这一传统技术支持模式普遍面临规模化瓶颈：产品功能迭代快、复杂度高，依赖人力逐一解答重复性、规则性问题的边际成本居高不下；而真正需要经验判断的复杂问题，又容易被淹没在大量简单问题之中，难以获得足够的人力关注。这是一类具有普遍性的问题，并不局限于某一个具体产品或业务线。</w:t>
+        <w:t>随着大语言模型技术的成熟，结合企业私有知识的智能问答正在成为技术支持的主流范式。无论是面向内部员工还是面向外部客户的技术支持场景，"人工客服+文档检索"的传统模式普遍面临规模化瓶颈——重复性问题的解答边际成本居高不下，而真正需要经验判断的复杂问题又容易被淹没其中，难以获得足够关注。</w:t>
       </w:r>
     </w:p>
     <w:p>
@@ -67,7 +67,7 @@
           <w:b/>
           <w:sz w:val="28"/>
         </w:rPr>
-        <w:t>1.2 典型案例实证：编码通(新)</w:t>
+        <w:t>1.2 技术支持场景的共性特征</w:t>
       </w:r>
     </w:p>
     <w:p>
@@ -80,120 +80,7 @@
           <w:b w:val="0"/>
           <w:sz w:val="24"/>
         </w:rPr>
-        <w:t>"编码通(新)"作为公司内部核心低代码开发平台，提供数据托管、页面可视化开发、接口编排等能力，服务于平台内大量研发人员的日常开发工作，是验证上述问题普遍性的一个典型且具有代表性的案例。在本系统上线前，该平台的技术支持问答主要依赖"人工客服+帮助文档查询"的传统模式，存在两方面突出痛点：</w:t>
-      </w:r>
-    </w:p>
-    <w:p>
-      <w:pPr>
-        <w:spacing w:after="160"/>
-      </w:pPr>
-      <w:r>
-        <w:rPr>
-          <w:rFonts w:ascii="仿宋_GB2312" w:hAnsi="仿宋_GB2312" w:eastAsia="仿宋_GB2312"/>
-          <w:b/>
-          <w:sz w:val="24"/>
-        </w:rPr>
-        <w:t>对用户而言：</w:t>
-      </w:r>
-      <w:r>
-        <w:rPr>
-          <w:rFonts w:ascii="仿宋_GB2312" w:hAnsi="仿宋_GB2312" w:eastAsia="仿宋_GB2312"/>
-          <w:b w:val="0"/>
-          <w:sz w:val="24"/>
-        </w:rPr>
-        <w:t>问题响应依赖人工排队处理，平均关单时长约</w:t>
-      </w:r>
-      <w:r>
-        <w:rPr>
-          <w:rFonts w:ascii="仿宋_GB2312" w:hAnsi="仿宋_GB2312" w:eastAsia="仿宋_GB2312"/>
-          <w:b/>
-          <w:sz w:val="24"/>
-        </w:rPr>
-        <w:t>50分钟</w:t>
-      </w:r>
-      <w:r>
-        <w:rPr>
-          <w:rFonts w:ascii="仿宋_GB2312" w:hAnsi="仿宋_GB2312" w:eastAsia="仿宋_GB2312"/>
-          <w:b w:val="0"/>
-          <w:sz w:val="24"/>
-        </w:rPr>
-        <w:t>，简单问题得不到及时解决，影响研发人员的日常工作效率。</w:t>
-      </w:r>
-    </w:p>
-    <w:p>
-      <w:pPr>
-        <w:spacing w:after="160"/>
-      </w:pPr>
-      <w:r>
-        <w:rPr>
-          <w:rFonts w:ascii="仿宋_GB2312" w:hAnsi="仿宋_GB2312" w:eastAsia="仿宋_GB2312"/>
-          <w:b/>
-          <w:sz w:val="24"/>
-        </w:rPr>
-        <w:t>对支持团队而言：</w:t>
-      </w:r>
-      <w:r>
-        <w:rPr>
-          <w:rFonts w:ascii="仿宋_GB2312" w:hAnsi="仿宋_GB2312" w:eastAsia="仿宋_GB2312"/>
-          <w:b w:val="0"/>
-          <w:sz w:val="24"/>
-        </w:rPr>
-        <w:t>用户发起人工支持的频率过高，每日需投入</w:t>
-      </w:r>
-      <w:r>
-        <w:rPr>
-          <w:rFonts w:ascii="仿宋_GB2312" w:hAnsi="仿宋_GB2312" w:eastAsia="仿宋_GB2312"/>
-          <w:b/>
-          <w:sz w:val="24"/>
-        </w:rPr>
-        <w:t>4个人力全天候</w:t>
-      </w:r>
-      <w:r>
-        <w:rPr>
-          <w:rFonts w:ascii="仿宋_GB2312" w:hAnsi="仿宋_GB2312" w:eastAsia="仿宋_GB2312"/>
-          <w:b w:val="0"/>
-          <w:sz w:val="24"/>
-        </w:rPr>
-        <w:t>支持，而其中相当比例是重复性、规则性的简单问题，这些问题本可以被更高效地处理，却持续占用宝贵的人力资源，造成支持成本的浪费。</w:t>
-      </w:r>
-    </w:p>
-    <w:p>
-      <w:pPr>
-        <w:spacing w:after="160"/>
-      </w:pPr>
-      <w:r>
-        <w:rPr>
-          <w:rFonts w:ascii="仿宋_GB2312" w:hAnsi="仿宋_GB2312" w:eastAsia="仿宋_GB2312"/>
-          <w:b w:val="0"/>
-          <w:sz w:val="24"/>
-        </w:rPr>
-        <w:t>为推动AI能力在日常研发支持场景中的落地应用，项目组投入约3人力、历时约1个月，围绕"编码通(新)"平台研发用户的技术支持问答场景，设计并实现了一套智能问答支持系统，并在落地过程中沉淀出一套可在同类场景复用的通用方案（详见二、方案本体）。</w:t>
-      </w:r>
-    </w:p>
-    <w:p>
-      <w:pPr>
-        <w:spacing w:after="160"/>
-      </w:pPr>
-      <w:r>
-        <w:rPr>
-          <w:rFonts w:ascii="黑体" w:hAnsi="黑体" w:eastAsia="黑体"/>
-          <w:b/>
-          <w:sz w:val="28"/>
-        </w:rPr>
-        <w:t>1.3 问题的共性特征</w:t>
-      </w:r>
-    </w:p>
-    <w:p>
-      <w:pPr>
-        <w:spacing w:after="160"/>
-      </w:pPr>
-      <w:r>
-        <w:rPr>
-          <w:rFonts w:ascii="仿宋_GB2312" w:hAnsi="仿宋_GB2312" w:eastAsia="仿宋_GB2312"/>
-          <w:b w:val="0"/>
-          <w:sz w:val="24"/>
-        </w:rPr>
-        <w:t>通过对编码通(新)用户咨询内容的系统性梳理，项目组提炼出三条具有跨场景普适性的问题本质特征——这些特征并非编码通(新)独有，而是企业内部技术支持场景的共性规律，也是"方案本体"得以跨平台复用的理论依据：</w:t>
+        <w:t>通过对实际技术支持咨询记录的系统性梳理，项目组提炼出两条具有普遍适用性的共性特征，这些特征并不局限于某一具体平台或场景：</w:t>
       </w:r>
     </w:p>
     <w:p>
@@ -396,7 +283,7 @@
                 <w:b w:val="0"/>
                 <w:sz w:val="22"/>
               </w:rPr>
-              <w:t>需协助用户判断某一业务场景能否用低代码平台实现，涉及复杂业务判断，超出规则化、模板化应答的能力边界</w:t>
+              <w:t>需协助用户判断某一业务场景能否实现，涉及复杂业务判断，超出规则化、模板化应答的能力边界</w:t>
             </w:r>
           </w:p>
         </w:tc>
@@ -443,7 +330,7 @@
                 <w:b w:val="0"/>
                 <w:sz w:val="22"/>
               </w:rPr>
-              <w:t>用户对平台功能提出的改进诉求或缺陷反馈，非"问答"性质</w:t>
+              <w:t>用户对产品功能提出的改进诉求或缺陷反馈，非"问答"性质</w:t>
             </w:r>
           </w:p>
         </w:tc>
@@ -479,7 +366,7 @@
           <w:b w:val="0"/>
           <w:sz w:val="21"/>
         </w:rPr>
-        <w:t>说明：问题分类标准由项目组制定后，通过AI辅助分类的方式对历史咨询记录进行统计，具体占比数据将在规则确定后补充；该分类标准与占比统计方法本身不依赖编码通(新)的具体业务逻辑，可直接套用于其他平台。</w:t>
+        <w:t>说明：问题分类标准由项目组制定后，通过AI辅助分类的方式对历史咨询记录进行统计，具体占比数据将在规则确定后补充；该分类标准与占比统计方法与具体业务逻辑无关，可直接套用于其他技术支持场景。</w:t>
       </w:r>
     </w:p>
     <w:p>
@@ -492,28 +379,7 @@
           <w:b/>
           <w:sz w:val="24"/>
         </w:rPr>
-        <w:t>特征二：知识沉淀与人工经验流失的矛盾。</w:t>
-      </w:r>
-      <w:r>
-        <w:rPr>
-          <w:rFonts w:ascii="仿宋_GB2312" w:hAnsi="仿宋_GB2312" w:eastAsia="仿宋_GB2312"/>
-          <w:b w:val="0"/>
-          <w:sz w:val="24"/>
-        </w:rPr>
-        <w:t>一线支持人员在日常答疑中积累了大量有效的解决思路和方法论，但这些经验往往只存在于个人的对话记录中，缺乏系统性的沉淀出口，导致同样的问题被反复解答、经验无法规模化复用。</w:t>
-      </w:r>
-    </w:p>
-    <w:p>
-      <w:pPr>
-        <w:spacing w:after="160"/>
-      </w:pPr>
-      <w:r>
-        <w:rPr>
-          <w:rFonts w:ascii="仿宋_GB2312" w:hAnsi="仿宋_GB2312" w:eastAsia="仿宋_GB2312"/>
-          <w:b/>
-          <w:sz w:val="24"/>
-        </w:rPr>
-        <w:t>特征三：响应速度与答案质量的权衡。</w:t>
+        <w:t>特征二：响应速度与答案质量的权衡。</w:t>
       </w:r>
       <w:r>
         <w:rPr>
@@ -522,19 +388,6 @@
           <w:sz w:val="24"/>
         </w:rPr>
         <w:t>追求极致的响应速度（如简单的关键词匹配）往往意味着答案质量的妥协；而追求答案的精准与个性化（如深度推理）又天然伴随着更高的计算成本和响应延迟，如何在两者间取得平衡，是任何AI问答系统都绕不开的设计难题。</w:t>
-      </w:r>
-    </w:p>
-    <w:p>
-      <w:pPr>
-        <w:spacing w:after="160"/>
-      </w:pPr>
-      <w:r>
-        <w:rPr>
-          <w:rFonts w:ascii="仿宋_GB2312" w:hAnsi="仿宋_GB2312" w:eastAsia="仿宋_GB2312"/>
-          <w:b w:val="0"/>
-          <w:sz w:val="24"/>
-        </w:rPr>
-        <w:t>基于这一洞察，项目组没有采用"一套逻辑应对所有问题"的简单问答设计，而是让系统能力与问题类型精准对应：确定性问题交给知识库检索，推理性问题交给Agent技能推理，场景可行性评估等复杂判断问题保留人工支持入口，需求/BUG反馈通过快捷指令机制收集沉淀。这也意味着本方案并不追求"机器人完全替代人工"，而是清晰界定了AI能力的边界，把AI能力聚焦在真正能规模化、标准化解决的问题类型上，把人工精力聚焦在真正需要经验判断的高价值问题上。这三条特征，也正是后续"方案本体"章节两条核心价值主张的直接来源。</w:t>
       </w:r>
     </w:p>
     <w:p>
@@ -560,7 +413,7 @@
           <w:b w:val="0"/>
           <w:sz w:val="24"/>
         </w:rPr>
-        <w:t>本章节介绍的是一套面向上述三条共性问题特征设计的</w:t>
+        <w:t>本章节介绍的是一套面向上述两条共性特征设计的</w:t>
       </w:r>
       <w:r>
         <w:rPr>
@@ -576,7 +429,7 @@
           <w:b w:val="0"/>
           <w:sz w:val="24"/>
         </w:rPr>
-        <w:t>，其架构与方法论不依赖编码通(新)平台的具体业务逻辑。该体系已在编码通(新)之外的编码通2.0、飞码、MP等同一低代码产品矩阵内的平台复用，验证了"通用引擎+可插拔数据层"这一设计模式的可迁移性（当前复用范围仍局限于低代码产品矩阵内部，向其他业务线的推广是下一阶段的规划方向，详见五、展望）。</w:t>
+        <w:t>，核心引擎、Agent协同模式等通用能力与知识库内容、SKILL清单等具体业务数据层彻底解耦，理论上可迁移到任意技术支持问答场景（实际落地与复用情况详见三、实践成效）。</w:t>
       </w:r>
     </w:p>
     <w:p>
@@ -602,7 +455,7 @@
           <w:b w:val="0"/>
           <w:sz w:val="24"/>
         </w:rPr>
-        <w:t>本方案的设计理念由两条核心价值主张支撑，分别回应1.3中提炼的三条问题共性特征：</w:t>
+        <w:t>本方案的设计理念由两条核心价值主张支撑，分别回应1.2中提炼的两条共性特征：</w:t>
       </w:r>
     </w:p>
     <w:p>
@@ -623,7 +476,7 @@
           <w:b w:val="0"/>
           <w:sz w:val="24"/>
         </w:rPr>
-        <w:t>不是做一个简单的问答功能，而是基于"用户问题天然分层"的业务洞察，针对性设计"检索—推理—人工"能力分级响应、且具备知识自我闭环能力的技术支持问答体系，实现从"人工被动答疑"到"AI主动分层拦截、人工高价值兜底"的转变。</w:t>
+        <w:t>基于"用户问题天然分层"的洞察，设计"检索—推理—人工"能力分级响应、且具备知识自我闭环能力的体系，实现从"人工被动答疑"到"AI主动分层拦截、人工高价值兜底"的转变。</w:t>
       </w:r>
     </w:p>
     <w:p>
@@ -644,7 +497,7 @@
           <w:b w:val="0"/>
           <w:sz w:val="24"/>
         </w:rPr>
-        <w:t>不盲目追求响应速度的极致压缩，也不无条件为答案质量牺牲资源成本与用户等待体验，而是通过候选范围收窄、按需触发执行、状态组合驱动的终态判断与分阶段渐进交付等机制，在"计算资源利用效率"与"用户体验"之间建立起可落地的动态平衡，把有限的计算资源集中投入到真正有价值的推理环节上。</w:t>
+        <w:t>通过上游单点精确决策、按需触发下游执行、状态组合驱动的终态判断与分阶段渐进交付等机制，把有限的计算资源集中投入到真正有价值的推理环节上。</w:t>
       </w:r>
     </w:p>
     <w:p>
@@ -670,7 +523,7 @@
           <w:b/>
           <w:sz w:val="22"/>
         </w:rPr>
-        <w:t>【架构图占位：此处将插入完整技术架构图，呈现四阶段链路与三级递进应答引擎的整体协同关系。图示内容与形式将在文字稿确认后另行设计讨论。】</w:t>
+        <w:t>【架构图占位：此处将插入完整技术架构图，呈现人工两个入口、核心应答链路与知识自增长闭环的整体协同关系。图示内容与形式将在文字稿确认后另行设计讨论。】</w:t>
       </w:r>
     </w:p>
     <w:p>
@@ -683,23 +536,7 @@
           <w:b w:val="0"/>
           <w:sz w:val="24"/>
         </w:rPr>
-        <w:t>系统围绕用户提问的完整生命周期，构建"预处理—检索加工—问答接入—记录回调"四阶段通用链路。这一链路设计是</w:t>
-      </w:r>
-      <w:r>
-        <w:rPr>
-          <w:rFonts w:ascii="仿宋_GB2312" w:hAnsi="仿宋_GB2312" w:eastAsia="仿宋_GB2312"/>
-          <w:b/>
-          <w:sz w:val="24"/>
-        </w:rPr>
-        <w:t>平台无关</w:t>
-      </w:r>
-      <w:r>
-        <w:rPr>
-          <w:rFonts w:ascii="仿宋_GB2312" w:hAnsi="仿宋_GB2312" w:eastAsia="仿宋_GB2312"/>
-          <w:b w:val="0"/>
-          <w:sz w:val="24"/>
-        </w:rPr>
-        <w:t>的——无论接入哪一个具体业务系统，只需要替换其中的"知识库内容"、"技能（SKILL）清单"、"文档库"等可插拔的数据/能力层，上层的编排逻辑、Agent协同模式与交付策略无需重新设计。</w:t>
+        <w:t>系统按"预处理→核心应答→渐进交付与人工协同→知识自增长"四个阶段构建通用链路，各阶段的编排逻辑与具体业务平台解耦，接入新场景只需替换知识库、SKILL清单、文档库等数据层。架构中的人工环节，是当前AI能力尚无法完全自主覆盖复杂判断与知识缺口填补的务实安排，而非设计追求的理念本身。</w:t>
       </w:r>
     </w:p>
     <w:p>
@@ -712,7 +549,7 @@
           <w:b w:val="0"/>
           <w:sz w:val="20"/>
         </w:rPr>
-        <w:t>用户提问（企业内部IM机器人上行）</w:t>
+        <w:t>用户发起交互：问机器人 / 直接想找人工</w:t>
       </w:r>
       <w:r>
         <w:br/>
@@ -723,7 +560,7 @@
           <w:b w:val="0"/>
           <w:sz w:val="20"/>
         </w:rPr>
-        <w:t xml:space="preserve">    ↓</w:t>
+        <w:t xml:space="preserve">    │</w:t>
       </w:r>
       <w:r>
         <w:br/>
@@ -734,7 +571,7 @@
           <w:b w:val="0"/>
           <w:sz w:val="20"/>
         </w:rPr>
-        <w:t>① 问题获取与预处理：大模型Prompt改写，口语化表达→书面标准化</w:t>
+        <w:t xml:space="preserve">    ├── 直接想找人工 → 熔断检查（宏观管控）：近1小时内是否已向机器人提问？</w:t>
       </w:r>
       <w:r>
         <w:br/>
@@ -745,7 +582,7 @@
           <w:b w:val="0"/>
           <w:sz w:val="20"/>
         </w:rPr>
-        <w:t xml:space="preserve">    ↓</w:t>
+        <w:t xml:space="preserve">    │                     ├─ 否：拦截，引导先向机器人提问（并入下方主链路）</w:t>
       </w:r>
       <w:r>
         <w:br/>
@@ -756,7 +593,7 @@
           <w:b w:val="0"/>
           <w:sz w:val="20"/>
         </w:rPr>
-        <w:t>② 核心引擎·三级递进应答（通用引擎，知识库检索与技能决策同步发起）</w:t>
+        <w:t xml:space="preserve">    │                     └─ 是：放行 → 进入人工支持</w:t>
       </w:r>
       <w:r>
         <w:br/>
@@ -767,7 +604,7 @@
           <w:b w:val="0"/>
           <w:sz w:val="20"/>
         </w:rPr>
-        <w:t xml:space="preserve">    知识库检索与总结 ──┐</w:t>
+        <w:t xml:space="preserve">    │</w:t>
       </w:r>
       <w:r>
         <w:br/>
@@ -778,7 +615,7 @@
           <w:b w:val="0"/>
           <w:sz w:val="20"/>
         </w:rPr>
-        <w:t xml:space="preserve">    上游技能决策Agent（单点精确决策）──┤→ 状态组合判断（是否终态）→ 按需触发下游技能执行Agent（纯执行）→ 按需触发文档推荐兜底</w:t>
+        <w:t xml:space="preserve">    └── 向机器人提问</w:t>
       </w:r>
       <w:r>
         <w:br/>
@@ -789,7 +626,7 @@
           <w:b w:val="0"/>
           <w:sz w:val="20"/>
         </w:rPr>
-        <w:t xml:space="preserve">    ↓（分阶段渐进交付，终态判断动态决定是否开放人工支持入口）</w:t>
+        <w:t xml:space="preserve">          ↓</w:t>
       </w:r>
       <w:r>
         <w:br/>
@@ -800,7 +637,7 @@
           <w:b w:val="0"/>
           <w:sz w:val="20"/>
         </w:rPr>
-        <w:t>③ 问答接入：机器人下行接口推送答案（附知识来源，支持点击溯源）</w:t>
+        <w:t xml:space="preserve">        ① 问题预处理：查询标准化 + 提问有效性过滤</w:t>
       </w:r>
       <w:r>
         <w:br/>
@@ -811,7 +648,7 @@
           <w:b w:val="0"/>
           <w:sz w:val="20"/>
         </w:rPr>
-        <w:t xml:space="preserve">    ↓</w:t>
+        <w:t xml:space="preserve">          ↓</w:t>
       </w:r>
       <w:r>
         <w:br/>
@@ -822,7 +659,7 @@
           <w:b w:val="0"/>
           <w:sz w:val="20"/>
         </w:rPr>
-        <w:t>④ 记录与回调：记录本轮对话 + 是否触发人工支持</w:t>
+        <w:t xml:space="preserve">        ② 知识库检索与总结（先完成检索）</w:t>
       </w:r>
       <w:r>
         <w:br/>
@@ -833,7 +670,7 @@
           <w:b w:val="0"/>
           <w:sz w:val="20"/>
         </w:rPr>
-        <w:t xml:space="preserve">    ↓（若触发人工，承接场景可行性评估等复杂问题）</w:t>
+        <w:t xml:space="preserve">          ↓</w:t>
       </w:r>
       <w:r>
         <w:br/>
@@ -844,7 +681,139 @@
           <w:b w:val="0"/>
           <w:sz w:val="20"/>
         </w:rPr>
-        <w:t>⑤ 人工支持与知识闭环反哺（含需求/BUG反馈收集，详见三）</w:t>
+        <w:t xml:space="preserve">        ③ 上游技能决策Agent：判断候选技能（单点精确决策）</w:t>
+      </w:r>
+      <w:r>
+        <w:br/>
+      </w:r>
+      <w:r>
+        <w:rPr>
+          <w:rFonts w:ascii="Consolas" w:hAnsi="Consolas" w:eastAsia="Consolas"/>
+          <w:b w:val="0"/>
+          <w:sz w:val="20"/>
+        </w:rPr>
+        <w:t xml:space="preserve">          ↓</w:t>
+      </w:r>
+      <w:r>
+        <w:br/>
+      </w:r>
+      <w:r>
+        <w:rPr>
+          <w:rFonts w:ascii="Consolas" w:hAnsi="Consolas" w:eastAsia="Consolas"/>
+          <w:b w:val="0"/>
+          <w:sz w:val="20"/>
+        </w:rPr>
+        <w:t xml:space="preserve">        ④ 状态组合判断：知识库答案状态 × 候选技能是否存在 → 是否终态</w:t>
+      </w:r>
+      <w:r>
+        <w:br/>
+      </w:r>
+      <w:r>
+        <w:rPr>
+          <w:rFonts w:ascii="Consolas" w:hAnsi="Consolas" w:eastAsia="Consolas"/>
+          <w:b w:val="0"/>
+          <w:sz w:val="20"/>
+        </w:rPr>
+        <w:t xml:space="preserve">          ↓（非终态才继续）</w:t>
+      </w:r>
+      <w:r>
+        <w:br/>
+      </w:r>
+      <w:r>
+        <w:rPr>
+          <w:rFonts w:ascii="Consolas" w:hAnsi="Consolas" w:eastAsia="Consolas"/>
+          <w:b w:val="0"/>
+          <w:sz w:val="20"/>
+        </w:rPr>
+        <w:t xml:space="preserve">        ⑤ 下游技能执行Agent（纯执行）→ 仍未覆盖 → 文档推荐兜底</w:t>
+      </w:r>
+      <w:r>
+        <w:br/>
+      </w:r>
+      <w:r>
+        <w:rPr>
+          <w:rFonts w:ascii="Consolas" w:hAnsi="Consolas" w:eastAsia="Consolas"/>
+          <w:b w:val="0"/>
+          <w:sz w:val="20"/>
+        </w:rPr>
+        <w:t xml:space="preserve">          ↓</w:t>
+      </w:r>
+      <w:r>
+        <w:br/>
+      </w:r>
+      <w:r>
+        <w:rPr>
+          <w:rFonts w:ascii="Consolas" w:hAnsi="Consolas" w:eastAsia="Consolas"/>
+          <w:b w:val="0"/>
+          <w:sz w:val="20"/>
+        </w:rPr>
+        <w:t xml:space="preserve">        ⑥ 三段式渐进交付：按终态判断决定每阶段是否展示"人工支持"按钮</w:t>
+      </w:r>
+      <w:r>
+        <w:br/>
+      </w:r>
+      <w:r>
+        <w:rPr>
+          <w:rFonts w:ascii="Consolas" w:hAnsi="Consolas" w:eastAsia="Consolas"/>
+          <w:b w:val="0"/>
+          <w:sz w:val="20"/>
+        </w:rPr>
+        <w:t xml:space="preserve">          ↓（用户点击按钮）</w:t>
+      </w:r>
+      <w:r>
+        <w:br/>
+      </w:r>
+      <w:r>
+        <w:rPr>
+          <w:rFonts w:ascii="Consolas" w:hAnsi="Consolas" w:eastAsia="Consolas"/>
+          <w:b w:val="0"/>
+          <w:sz w:val="20"/>
+        </w:rPr>
+        <w:t xml:space="preserve">        进入人工支持</w:t>
+      </w:r>
+      <w:r>
+        <w:br/>
+      </w:r>
+      <w:r>
+        <w:rPr>
+          <w:rFonts w:ascii="Consolas" w:hAnsi="Consolas" w:eastAsia="Consolas"/>
+          <w:b w:val="0"/>
+          <w:sz w:val="20"/>
+        </w:rPr>
+        <w:t xml:space="preserve">          ↓</w:t>
+      </w:r>
+      <w:r>
+        <w:br/>
+      </w:r>
+      <w:r>
+        <w:rPr>
+          <w:rFonts w:ascii="Consolas" w:hAnsi="Consolas" w:eastAsia="Consolas"/>
+          <w:b w:val="0"/>
+          <w:sz w:val="20"/>
+        </w:rPr>
+        <w:t xml:space="preserve">        知识自增长（两条独立路径）</w:t>
+      </w:r>
+      <w:r>
+        <w:br/>
+      </w:r>
+      <w:r>
+        <w:rPr>
+          <w:rFonts w:ascii="Consolas" w:hAnsi="Consolas" w:eastAsia="Consolas"/>
+          <w:b w:val="0"/>
+          <w:sz w:val="20"/>
+        </w:rPr>
+        <w:t xml:space="preserve">          ├─ 路径A·机器识别：问题池自动分级 → 人工review补齐</w:t>
+      </w:r>
+      <w:r>
+        <w:br/>
+      </w:r>
+      <w:r>
+        <w:rPr>
+          <w:rFonts w:ascii="Consolas" w:hAnsi="Consolas" w:eastAsia="Consolas"/>
+          <w:b w:val="0"/>
+          <w:sz w:val="20"/>
+        </w:rPr>
+        <w:t xml:space="preserve">          └─ 路径B·人工主动：支持对话中快捷沉淀</w:t>
       </w:r>
     </w:p>
     <w:p>
@@ -857,7 +826,7 @@
           <w:b/>
           <w:sz w:val="28"/>
         </w:rPr>
-        <w:t>2.3 问题获取与预处理：查询标准化</w:t>
+        <w:t>2.3 问题预处理：查询标准化与提问有效性过滤</w:t>
       </w:r>
     </w:p>
     <w:p>
@@ -870,7 +839,7 @@
           <w:b w:val="0"/>
           <w:sz w:val="24"/>
         </w:rPr>
-        <w:t>用户在企业内部IM机器人中提出的问题往往口语化、表达随意，与知识库中书面化的文档内容存在表达差异，直接检索容易出现"文不对题"的匹配失败。为此，系统在问题进入检索流程前，先通过大模型对用户原始问题进行Prompt改写，将口语化表达转换为更贴近文档语言习惯的书面化标准问句，再进入下一阶段的检索加工，从源头上提升后续检索命中的准确性。这一能力与具体业务知识无关，是对任何场景下用户提问都普适的通用能力。</w:t>
+        <w:t>用户提问口语化、表达随意，直接检索容易"文不对题"。系统先通过大模型将原始问题改写为书面化标准问句，再进入检索加工。同时引入提问有效性过滤：规则层过滤明显无效内容，语义层判断是否包含真实的问题、报错或阻碍，只有通过双层过滤的提问才计入熔断计时（具体规则不做展开，避免被针对性绕过）。</w:t>
       </w:r>
     </w:p>
     <w:p>
@@ -883,7 +852,83 @@
           <w:b/>
           <w:sz w:val="28"/>
         </w:rPr>
-        <w:t>2.4 核心引擎：三级递进应答（通用设计）</w:t>
+        <w:t>2.4 核心引擎：三级递进应答与人工入口动态管控</w:t>
+      </w:r>
+    </w:p>
+    <w:p>
+      <w:pPr>
+        <w:spacing w:after="160"/>
+      </w:pPr>
+      <w:r>
+        <w:rPr>
+          <w:rFonts w:ascii="仿宋_GB2312" w:hAnsi="仿宋_GB2312" w:eastAsia="仿宋_GB2312"/>
+          <w:b/>
+          <w:sz w:val="24"/>
+        </w:rPr>
+        <w:t>（1）三级应答能力</w:t>
+      </w:r>
+    </w:p>
+    <w:p>
+      <w:pPr>
+        <w:spacing w:after="160"/>
+      </w:pPr>
+      <w:r>
+        <w:rPr>
+          <w:rFonts w:ascii="仿宋_GB2312" w:hAnsi="仿宋_GB2312" w:eastAsia="仿宋_GB2312"/>
+          <w:b/>
+          <w:sz w:val="24"/>
+        </w:rPr>
+        <w:t>第一级·知识库检索：</w:t>
+      </w:r>
+      <w:r>
+        <w:rPr>
+          <w:rFonts w:ascii="仿宋_GB2312" w:hAnsi="仿宋_GB2312" w:eastAsia="仿宋_GB2312"/>
+          <w:b w:val="0"/>
+          <w:sz w:val="24"/>
+        </w:rPr>
+        <w:t>对接企业知识库做向量检索，知识库内容来源可插拔，与具体业务无关。检索完成后，系统才基于当前问题发起技能判断（见(2)），两者严格先后、不并行——终态判断依赖知识库答案这一前置结果。</w:t>
+      </w:r>
+    </w:p>
+    <w:p>
+      <w:pPr>
+        <w:spacing w:after="160"/>
+      </w:pPr>
+      <w:r>
+        <w:rPr>
+          <w:rFonts w:ascii="仿宋_GB2312" w:hAnsi="仿宋_GB2312" w:eastAsia="仿宋_GB2312"/>
+          <w:b/>
+          <w:sz w:val="24"/>
+        </w:rPr>
+        <w:t>第二级·Agent技能推理：</w:t>
+      </w:r>
+      <w:r>
+        <w:rPr>
+          <w:rFonts w:ascii="仿宋_GB2312" w:hAnsi="仿宋_GB2312" w:eastAsia="仿宋_GB2312"/>
+          <w:b w:val="0"/>
+          <w:sz w:val="24"/>
+        </w:rPr>
+        <w:t>针对需结合用户具体业务场景生成定制化答案的问题，由双Agent解耦架构（见(2)）判断并执行可用技能。</w:t>
+      </w:r>
+    </w:p>
+    <w:p>
+      <w:pPr>
+        <w:spacing w:after="160"/>
+      </w:pPr>
+      <w:r>
+        <w:rPr>
+          <w:rFonts w:ascii="仿宋_GB2312" w:hAnsi="仿宋_GB2312" w:eastAsia="仿宋_GB2312"/>
+          <w:b/>
+          <w:sz w:val="24"/>
+        </w:rPr>
+        <w:t>第三级·文档推荐：</w:t>
+      </w:r>
+      <w:r>
+        <w:rPr>
+          <w:rFonts w:ascii="仿宋_GB2312" w:hAnsi="仿宋_GB2312" w:eastAsia="仿宋_GB2312"/>
+          <w:b w:val="0"/>
+          <w:sz w:val="24"/>
+        </w:rPr>
+        <w:t>前两级均未命中时，基于关键词匹配推荐相关文档，避免"无法回答"的空结果。</w:t>
       </w:r>
     </w:p>
     <w:p>
@@ -896,7 +941,7 @@
           <w:b w:val="0"/>
           <w:sz w:val="24"/>
         </w:rPr>
-        <w:t>这是整个方案技术深度最高、也是本次架构升级重点打磨的部分。系统针对1.3中识别的三类不同性质的问题，设计了"知识库检索—Agent技能推理—文档推荐兜底"的三级应答能力，三者之间不再是严格的"命中即短路"级联关系，而是由"知识库答案状态"与"候选技能是否存在"两个维度组合判断当前是否已到达处理链路的终态，从而决定是否需要真正触发下游更昂贵的技能执行步骤——这正是2.1中价值主张二（资源效率与体验平衡）在架构层面的具体落地。</w:t>
+        <w:t>机器人答案同步展示知识来源支持溯源，并支持同一对话内的多轮追问。</w:t>
       </w:r>
     </w:p>
     <w:p>
@@ -909,46 +954,7 @@
           <w:b/>
           <w:sz w:val="24"/>
         </w:rPr>
-        <w:t>（1）第一级·知识库检索——解决确定性问题</w:t>
-      </w:r>
-    </w:p>
-    <w:p>
-      <w:pPr>
-        <w:spacing w:after="160"/>
-      </w:pPr>
-      <w:r>
-        <w:rPr>
-          <w:rFonts w:ascii="仿宋_GB2312" w:hAnsi="仿宋_GB2312" w:eastAsia="仿宋_GB2312"/>
-          <w:b w:val="0"/>
-          <w:sz w:val="24"/>
-        </w:rPr>
-        <w:t>采用向量检索方式对接企业知识库，知识库的具体内容来源（如内部K+知识库、官方文档、人工整理QA）是可插拔的数据层，检索与总结引擎本身的逻辑与具体知识来源无关，可直接对接任意业务场景自有的知识库系统。</w:t>
-      </w:r>
-    </w:p>
-    <w:p>
-      <w:pPr>
-        <w:spacing w:after="160"/>
-      </w:pPr>
-      <w:r>
-        <w:rPr>
-          <w:rFonts w:ascii="仿宋_GB2312" w:hAnsi="仿宋_GB2312" w:eastAsia="仿宋_GB2312"/>
-          <w:b/>
-          <w:sz w:val="24"/>
-        </w:rPr>
-        <w:t>（2）第二级·Agent技能推理——解决推理性问题，双Agent解耦架构</w:t>
-      </w:r>
-    </w:p>
-    <w:p>
-      <w:pPr>
-        <w:spacing w:after="160"/>
-      </w:pPr>
-      <w:r>
-        <w:rPr>
-          <w:rFonts w:ascii="仿宋_GB2312" w:hAnsi="仿宋_GB2312" w:eastAsia="仿宋_GB2312"/>
-          <w:b w:val="0"/>
-          <w:sz w:val="24"/>
-        </w:rPr>
-        <w:t>用户问题中有相当一部分遵循相同的解决思路，但由于用户的具体业务场景、数据结构不同，标准知识库无法给出针对性答案。为此，系统设计了双Agent解耦的技能推理架构，将"判断该用哪个技能"与"用该技能具体执行"两个职责彻底拆开，且两个职责之间是"单点决策、纯执行承接"的非对称关系，而非各自独立判断：</w:t>
+        <w:t>（2）双Agent解耦架构：上游单点决策，下游纯执行</w:t>
       </w:r>
     </w:p>
     <w:p>
@@ -970,7 +976,7 @@
           <w:b w:val="0"/>
           <w:sz w:val="24"/>
         </w:rPr>
-        <w:t>承担整条链路中唯一的语义判断职责——先识别用户问题是单一需求，还是最多包含2个独立或有先后关系的子需求；再针对每个子需求，基于"技能描述所覆盖的业务范畴与需求所属范畴是否相符"这一判断标准，从技能库中精确匹配1个最终技能，直接产出可被下游直接执行、无需二次判断的最终技能清单（最多2个）。</w:t>
+        <w:t>唯一承担语义判断职责——识别单一或最多2个子需求，每个子需求基于"技能描述所覆盖业务范畴是否与需求相符"精确匹配1个最终技能，产出下游可直接执行、无需二次判断的技能清单。</w:t>
       </w:r>
     </w:p>
     <w:p>
@@ -992,7 +998,7 @@
           <w:b w:val="0"/>
           <w:sz w:val="24"/>
         </w:rPr>
-        <w:t>不再重复做语义匹配判断，而是作为纯执行层，按上游给出的技能清单逐一调用（允许技能名称存在≥90%相似度的表述差异，如大小写、空格等），结合用户的具体输入生成定制化答案；只有在技能确实不存在、或调用后未返回有效结果等技术性失败场景下，才判定无法执行。</w:t>
+        <w:t>不做二次语义判断，按清单逐一执行（容忍技能名称≥90%相似度的表述差异），仅在技能确实不存在或调用无有效结果时判定无法执行。</w:t>
       </w:r>
     </w:p>
     <w:p>
@@ -1005,7 +1011,62 @@
           <w:b w:val="0"/>
           <w:sz w:val="24"/>
         </w:rPr>
-        <w:t>这一职责划分并非一次性设计到位，而是经过真实运行反馈迭代而成：早期版本采用"上游粗筛候选、下游精筛执行"的两段式判断，实际运行中发现——两个独立的语义判断节点会复合放大误判率，下游在不掌握上游判断依据的情况下，容易对已经匹配过的技能重新产生怀疑，倾向于保守地判定"没有匹配的技能"，反而拉低了整体的技能命中率。基于这一真实问题，项目组将语义决策收敛到上游单一节点一次性做出终态判断，下游转变为确定性的纯执行层，不再重复判断、只对技术性失败兜底，从而既保证了决策的一致性，也避免了多级判断链路的误判复合效应。</w:t>
+        <w:t>该职责划分由真实运行反馈驱动：早期"上下游各自判断"的两段式设计中，下游会对上游已确认的技能重新产生怀疑、倾向保守拒绝执行，多级独立判断复合放大了误判率。收敛为"上游单点决策、下游纯执行"后，决策一致性和命中率均得到改善。具体SKILL清单是可插拔的业务数据层，与双Agent协同模式本身无关。</w:t>
+      </w:r>
+    </w:p>
+    <w:p>
+      <w:pPr>
+        <w:spacing w:after="160"/>
+      </w:pPr>
+      <w:r>
+        <w:rPr>
+          <w:rFonts w:ascii="仿宋_GB2312" w:hAnsi="仿宋_GB2312" w:eastAsia="仿宋_GB2312"/>
+          <w:b/>
+          <w:sz w:val="24"/>
+        </w:rPr>
+        <w:t>（3）人工入口动态管控</w:t>
+      </w:r>
+    </w:p>
+    <w:p>
+      <w:pPr>
+        <w:spacing w:after="160"/>
+      </w:pPr>
+      <w:r>
+        <w:rPr>
+          <w:rFonts w:ascii="仿宋_GB2312" w:hAnsi="仿宋_GB2312" w:eastAsia="仿宋_GB2312"/>
+          <w:b/>
+          <w:sz w:val="24"/>
+        </w:rPr>
+        <w:t>微观：</w:t>
+      </w:r>
+      <w:r>
+        <w:rPr>
+          <w:rFonts w:ascii="仿宋_GB2312" w:hAnsi="仿宋_GB2312" w:eastAsia="仿宋_GB2312"/>
+          <w:b w:val="0"/>
+          <w:sz w:val="24"/>
+        </w:rPr>
+        <w:t>按"知识库答案/等待提示→技能答案→文档兜底"分阶段渐进交付答案，每阶段是否展示人工支持按钮，由知识库答案状态与候选技能是否存在的组合判断是否已到达终态——未到终态时只展示过渡态答案与等待提示，不提供按钮，避免用户看到质量一般的中间结果就提前转向人工。</w:t>
+      </w:r>
+    </w:p>
+    <w:p>
+      <w:pPr>
+        <w:spacing w:after="160"/>
+      </w:pPr>
+      <w:r>
+        <w:rPr>
+          <w:rFonts w:ascii="仿宋_GB2312" w:hAnsi="仿宋_GB2312" w:eastAsia="仿宋_GB2312"/>
+          <w:b/>
+          <w:sz w:val="24"/>
+        </w:rPr>
+        <w:t>宏观：</w:t>
+      </w:r>
+      <w:r>
+        <w:rPr>
+          <w:rFonts w:ascii="仿宋_GB2312" w:hAnsi="仿宋_GB2312" w:eastAsia="仿宋_GB2312"/>
+          <w:b w:val="0"/>
+          <w:sz w:val="24"/>
+        </w:rPr>
+        <w:t>用户若1小时内未向机器人提问即直接尝试呼叫人工，会被拦截并引导先向机器人提问；熔断规则参数可配置，核心策略可迁移至其他场景。</w:t>
       </w:r>
     </w:p>
     <w:p>
@@ -1018,7 +1079,7 @@
           <w:b w:val="0"/>
           <w:sz w:val="24"/>
         </w:rPr>
-        <w:t>具体的SKILL清单（在编码通(新)场景下是约30个覆盖7大业务模块的排障技能）是可插拔的业务数据层，双Agent协同的工作模式本身与具体SKILL内容无关，可以直接迁移到任意拥有自己SKILL/工具清单的业务场景（如编码通2.0、飞码、MP在复用本架构时，只需要替换各自平台的SKILL清单即可）。</w:t>
+        <w:t>这套机制天然构成可统计的问题漏斗（总提问数/自主解决数/转人工数），具体应用详见三、实践成效。</w:t>
       </w:r>
     </w:p>
     <w:p>
@@ -1031,7 +1092,7 @@
           <w:b/>
           <w:sz w:val="24"/>
         </w:rPr>
-        <w:t>（3）第三级·文档推荐——长尾问题兜底</w:t>
+        <w:t>（4）结构化输出协议</w:t>
       </w:r>
     </w:p>
     <w:p>
@@ -1044,7 +1105,20 @@
           <w:b w:val="0"/>
           <w:sz w:val="24"/>
         </w:rPr>
-        <w:t>若前两级均未命中，系统基于问题关键词与文档标题进行匹配，推荐相关文档链接，确保用户在任何情况下都能获得有价值的信息指引，而非得到"无法回答"的空结果。</w:t>
+        <w:t>配套设计了结构化Agent输出协议与具备异常兜底能力的解析逻辑，兼容大模型输出的格式异常与"未检索到相关信息"等无效占位答案，保障大模型生成的不确定性与确定性工作流编排之间的稳定对接。</w:t>
+      </w:r>
+    </w:p>
+    <w:p>
+      <w:pPr>
+        <w:spacing w:after="160"/>
+      </w:pPr>
+      <w:r>
+        <w:rPr>
+          <w:rFonts w:ascii="黑体" w:hAnsi="黑体" w:eastAsia="黑体"/>
+          <w:b/>
+          <w:sz w:val="28"/>
+        </w:rPr>
+        <w:t>2.5 知识自增长闭环：缺口识别与人工补齐</w:t>
       </w:r>
     </w:p>
     <w:p>
@@ -1057,7 +1131,88 @@
           <w:b w:val="0"/>
           <w:sz w:val="24"/>
         </w:rPr>
-        <w:t>此外，机器人在给出答案时会同步展示知识来源，并支持用户点击跳转查看原始知识内容，既增强了答案的可信度，也为用户提供了进一步深入了解的路径。系统同时支持同一对话内的多轮追问，能够记住上下文，避免用户每次提问都需要重新描述背景。</w:t>
+        <w:t>机器尚无法自主判断"一次对话是否值得沉淀"、"该补知识库还是补技能"，这部分工作仍需人工完成。系统设计了两条独立互补的路径：</w:t>
+      </w:r>
+    </w:p>
+    <w:p>
+      <w:pPr>
+        <w:spacing w:after="160"/>
+      </w:pPr>
+      <w:r>
+        <w:rPr>
+          <w:rFonts w:ascii="仿宋_GB2312" w:hAnsi="仿宋_GB2312" w:eastAsia="仿宋_GB2312"/>
+          <w:b/>
+          <w:sz w:val="24"/>
+        </w:rPr>
+        <w:t>路径A·机器识别缺口：</w:t>
+      </w:r>
+      <w:r>
+        <w:rPr>
+          <w:rFonts w:ascii="仿宋_GB2312" w:hAnsi="仿宋_GB2312" w:eastAsia="仿宋_GB2312"/>
+          <w:b w:val="0"/>
+          <w:sz w:val="24"/>
+        </w:rPr>
+        <w:t>复用核心引擎已计算出的知识库命中状态与候选技能是否存在这两个信号，将存在能力缺口的问题按组合情况分级收纳进问题池，供支持团队定期review针对性补齐（暂不做去重聚合，聚合去重是下一阶段规划，详见四、总结）。</w:t>
+      </w:r>
+    </w:p>
+    <w:p>
+      <w:pPr>
+        <w:spacing w:after="160"/>
+      </w:pPr>
+      <w:r>
+        <w:rPr>
+          <w:rFonts w:ascii="仿宋_GB2312" w:hAnsi="仿宋_GB2312" w:eastAsia="仿宋_GB2312"/>
+          <w:b/>
+          <w:sz w:val="24"/>
+        </w:rPr>
+        <w:t>路径B·人工主动沉淀：</w:t>
+      </w:r>
+      <w:r>
+        <w:rPr>
+          <w:rFonts w:ascii="仿宋_GB2312" w:hAnsi="仿宋_GB2312" w:eastAsia="仿宋_GB2312"/>
+          <w:b w:val="0"/>
+          <w:sz w:val="24"/>
+        </w:rPr>
+        <w:t>人工支持过程中，支持人员可通过快捷指令将有价值的对话沉淀为知识库QA，或记录产品需求与BUG反馈。</w:t>
+      </w:r>
+    </w:p>
+    <w:p>
+      <w:pPr>
+        <w:spacing w:after="160"/>
+      </w:pPr>
+      <w:r>
+        <w:rPr>
+          <w:rFonts w:ascii="仿宋_GB2312" w:hAnsi="仿宋_GB2312" w:eastAsia="仿宋_GB2312"/>
+          <w:b w:val="0"/>
+          <w:sz w:val="24"/>
+        </w:rPr>
+        <w:t>两条路径分工明确：机器负责"发现缺口"，人工负责"决定并补齐"。</w:t>
+      </w:r>
+    </w:p>
+    <w:p>
+      <w:pPr>
+        <w:spacing w:after="200"/>
+      </w:pPr>
+      <w:r>
+        <w:rPr>
+          <w:rFonts w:ascii="黑体" w:hAnsi="黑体" w:eastAsia="黑体"/>
+          <w:b/>
+          <w:sz w:val="32"/>
+        </w:rPr>
+        <w:t>三、实践成效</w:t>
+      </w:r>
+    </w:p>
+    <w:p>
+      <w:pPr>
+        <w:spacing w:after="160"/>
+      </w:pPr>
+      <w:r>
+        <w:rPr>
+          <w:rFonts w:ascii="仿宋_GB2312" w:hAnsi="仿宋_GB2312" w:eastAsia="仿宋_GB2312"/>
+          <w:b w:val="0"/>
+          <w:sz w:val="24"/>
+        </w:rPr>
+        <w:t>以下为方案本体在编码通(新)平台落地后的具体情况。</w:t>
       </w:r>
     </w:p>
     <w:p>
@@ -1070,109 +1225,7 @@
           <w:b/>
           <w:sz w:val="28"/>
         </w:rPr>
-        <w:t>2.5 面向效率与体验平衡的交付机制</w:t>
-      </w:r>
-    </w:p>
-    <w:p>
-      <w:pPr>
-        <w:spacing w:after="160"/>
-      </w:pPr>
-      <w:r>
-        <w:rPr>
-          <w:rFonts w:ascii="仿宋_GB2312" w:hAnsi="仿宋_GB2312" w:eastAsia="仿宋_GB2312"/>
-          <w:b w:val="0"/>
-          <w:sz w:val="24"/>
-        </w:rPr>
-        <w:t>为落实2.1中的价值主张二，本方案在应答交付方式上做了进一步的工程深化，设计了"三段式渐进交付+人工入口动态管控"机制。</w:t>
-      </w:r>
-    </w:p>
-    <w:p>
-      <w:pPr>
-        <w:spacing w:after="160"/>
-      </w:pPr>
-      <w:r>
-        <w:rPr>
-          <w:rFonts w:ascii="仿宋_GB2312" w:hAnsi="仿宋_GB2312" w:eastAsia="仿宋_GB2312"/>
-          <w:b/>
-          <w:sz w:val="24"/>
-        </w:rPr>
-        <w:t>三段式渐进交付：</w:t>
-      </w:r>
-      <w:r>
-        <w:rPr>
-          <w:rFonts w:ascii="仿宋_GB2312" w:hAnsi="仿宋_GB2312" w:eastAsia="仿宋_GB2312"/>
-          <w:b w:val="0"/>
-          <w:sz w:val="24"/>
-        </w:rPr>
-        <w:t>系统不是等最终答案出来才一次性展示给用户，而是按"知识库答案/等待提示→技能答案→文档推荐兜底"的顺序分阶段推送，让用户第一时间获得初步响应，不必为了等待更精准的技能答案而长时间面对空白。</w:t>
-      </w:r>
-    </w:p>
-    <w:p>
-      <w:pPr>
-        <w:spacing w:after="160"/>
-      </w:pPr>
-      <w:r>
-        <w:rPr>
-          <w:rFonts w:ascii="仿宋_GB2312" w:hAnsi="仿宋_GB2312" w:eastAsia="仿宋_GB2312"/>
-          <w:b/>
-          <w:sz w:val="24"/>
-        </w:rPr>
-        <w:t>人工入口动态管控：</w:t>
-      </w:r>
-      <w:r>
-        <w:rPr>
-          <w:rFonts w:ascii="仿宋_GB2312" w:hAnsi="仿宋_GB2312" w:eastAsia="仿宋_GB2312"/>
-          <w:b w:val="0"/>
-          <w:sz w:val="24"/>
-        </w:rPr>
-        <w:t>每一阶段是否展示"人工支持"入口，取决于"当前返回的内容是否已是该问题处理链路的终态"（即后面是否还有更优的答案在处理中），而非简单的"有答案就给按钮"：知识库有答案且不存在候选技能时，视为终态，答案与人工支持按钮一并展示；知识库有答案但存在候选技能、技能仍在生成更精准方案时，先给出知识库答案作为参考并明确告知用户更精准的答案正在路上，暂不提供人工支持入口，避免用户在看到质量一般的过渡态答案后便提前放弃等待、转向人工支持，从而拉低机器人实际的问题拦截率。</w:t>
-      </w:r>
-    </w:p>
-    <w:p>
-      <w:pPr>
-        <w:spacing w:after="160"/>
-      </w:pPr>
-      <w:r>
-        <w:rPr>
-          <w:rFonts w:ascii="仿宋_GB2312" w:hAnsi="仿宋_GB2312" w:eastAsia="仿宋_GB2312"/>
-          <w:b/>
-          <w:sz w:val="24"/>
-        </w:rPr>
-        <w:t>结构化输出协议：</w:t>
-      </w:r>
-      <w:r>
-        <w:rPr>
-          <w:rFonts w:ascii="仿宋_GB2312" w:hAnsi="仿宋_GB2312" w:eastAsia="仿宋_GB2312"/>
-          <w:b w:val="0"/>
-          <w:sz w:val="24"/>
-        </w:rPr>
-        <w:t>配套设计了严格的结构化Agent输出协议（字段标准化，便于程序直接解析引用），并实现了具备异常兜底能力的解析逻辑，兼容大模型输出中可能出现的格式异常（如markdown代码块包裹、裸换行等控制字符）、以及"未检索到相关信息"等无效占位答案的语义过滤，保证了"大模型自然语言生成的不确定性"与"确定性工作流编排"之间的稳定对接，这是支撑上述渐进交付机制稳定运行的工程基础。</w:t>
-      </w:r>
-    </w:p>
-    <w:p>
-      <w:pPr>
-        <w:spacing w:after="160"/>
-      </w:pPr>
-      <w:r>
-        <w:rPr>
-          <w:rFonts w:ascii="黑体" w:hAnsi="黑体" w:eastAsia="黑体"/>
-          <w:b/>
-          <w:sz w:val="28"/>
-        </w:rPr>
-        <w:t>2.6 落地案例：编码通(新)的具体实现</w:t>
-      </w:r>
-    </w:p>
-    <w:p>
-      <w:pPr>
-        <w:spacing w:after="160"/>
-      </w:pPr>
-      <w:r>
-        <w:rPr>
-          <w:rFonts w:ascii="仿宋_GB2312" w:hAnsi="仿宋_GB2312" w:eastAsia="仿宋_GB2312"/>
-          <w:b w:val="0"/>
-          <w:sz w:val="24"/>
-        </w:rPr>
-        <w:t>以下以编码通(新)平台的实际落地情况为例，展示2.2-2.5所述通用架构在具体业务场景下的落地效果，说明"通用引擎"与"具体数据层"是如何结合的：</w:t>
+        <w:t>3.1 落地案例：编码通(新)的具体实现</w:t>
       </w:r>
     </w:p>
     <w:p>
@@ -1193,7 +1246,7 @@
           <w:b w:val="0"/>
           <w:sz w:val="24"/>
         </w:rPr>
-        <w:t>订阅内部K+知识库，内容来源于官方操作文档（与在线文档保持自动同步更新）和人工整理的QA。</w:t>
+        <w:t>订阅内部K+知识库，内容来源于官方操作文档（与在线文档自动同步）和人工整理的QA。</w:t>
       </w:r>
     </w:p>
     <w:p>
@@ -1214,20 +1267,20 @@
           <w:b w:val="0"/>
           <w:sz w:val="24"/>
         </w:rPr>
-        <w:t>通过Function Calling方式配置了约30个人工沉淀的排障SKILL，覆盖数据开发、界面开发、数据处理、权限设置、应用运维、辅助功能、触发设置等7大业务模块。例如用户询问某个SQL节点中具体字段该如何插入数据时，Agent能够基于用户提供的信息直接生成对应的SQL语句，而非仅返回一篇通用文档，这使得机器人具备了从"检索答案"到"推理生成答案"的能力跃迁。</w:t>
+        <w:t>通过Function Calling配置了约30个排障SKILL，覆盖数据开发、界面开发、数据处理、权限设置、应用运维、辅助功能、触发设置等7大业务模块。例如用户询问某SQL节点字段该如何插入数据时，Agent能基于用户输入直接生成对应SQL语句，而非仅返回一篇通用文档。</w:t>
       </w:r>
     </w:p>
     <w:p>
       <w:pPr>
-        <w:spacing w:after="200"/>
+        <w:spacing w:after="160"/>
       </w:pPr>
       <w:r>
         <w:rPr>
           <w:rFonts w:ascii="黑体" w:hAnsi="黑体" w:eastAsia="黑体"/>
           <w:b/>
-          <w:sz w:val="32"/>
+          <w:sz w:val="28"/>
         </w:rPr>
-        <w:t>三、运营体系闭环：人机如何协同</w:t>
+        <w:t>3.2 问题拦截成效：问题漏斗</w:t>
       </w:r>
     </w:p>
     <w:p>
@@ -1240,434 +1293,7 @@
           <w:b w:val="0"/>
           <w:sz w:val="24"/>
         </w:rPr>
-        <w:t>方案本体解决的是"系统如何回答问题"，而真正支撑一套技术支持问答体系长期、规模化运转的，是其背后的人机协同运营方法论——这同样是可复制的通用能力，而不是一次性的功能开关。</w:t>
-      </w:r>
-    </w:p>
-    <w:p>
-      <w:pPr>
-        <w:spacing w:after="160"/>
-      </w:pPr>
-      <w:r>
-        <w:rPr>
-          <w:rFonts w:ascii="黑体" w:hAnsi="黑体" w:eastAsia="黑体"/>
-          <w:b/>
-          <w:sz w:val="28"/>
-        </w:rPr>
-        <w:t>3.1 人机协同边界设计：引导熔断机制</w:t>
-      </w:r>
-    </w:p>
-    <w:p>
-      <w:pPr>
-        <w:spacing w:after="160"/>
-      </w:pPr>
-      <w:r>
-        <w:rPr>
-          <w:rFonts w:ascii="仿宋_GB2312" w:hAnsi="仿宋_GB2312" w:eastAsia="仿宋_GB2312"/>
-          <w:b w:val="0"/>
-          <w:sz w:val="24"/>
-        </w:rPr>
-        <w:t>针对确定性问题、推理性问题之外，"场景可行性评估"等需要人工判断的复杂问题，系统并未采用"AI答不上就转人工"的简单兜底逻辑，而是设计了一套可配置的引导性熔断策略：若用户在1小时内未向机器人提问，此时直接发起人工支持请求，机器人会进行拦截，引导用户先向机器人提问；若用户确实在机器人未能给出满意答案后，可通过答案卡片上的"人工支持"按钮主动拉起人工支持群聊。这套熔断规则的参数（如时间窗口）是可配置的，核心策略模式可以迁移到任何需要平衡"AI自动化率"与"用户体验底线"的场景。</w:t>
-      </w:r>
-    </w:p>
-    <w:p>
-      <w:pPr>
-        <w:spacing w:after="160"/>
-      </w:pPr>
-      <w:r>
-        <w:rPr>
-          <w:rFonts w:ascii="仿宋_GB2312" w:hAnsi="仿宋_GB2312" w:eastAsia="仿宋_GB2312"/>
-          <w:b/>
-          <w:sz w:val="24"/>
-        </w:rPr>
-        <w:t>提问有效性过滤：</w:t>
-      </w:r>
-      <w:r>
-        <w:rPr>
-          <w:rFonts w:ascii="仿宋_GB2312" w:hAnsi="仿宋_GB2312" w:eastAsia="仿宋_GB2312"/>
-          <w:b w:val="0"/>
-          <w:sz w:val="24"/>
-        </w:rPr>
-        <w:t>在实际运行中，项目组发现部分用户会故意发送无实际含义的内容来触发提问计数，以此对抗熔断机制、绕开"先向机器人提问"的引导逻辑，这类对抗性提问既浪费模型推理资源，也会虚增问题漏斗（详见3.3）中的"自主解决"统计口径，影响数据的真实性。为此，系统在熔断计时更新前增加了一道"提问有效性过滤"：由零成本的规则层先过滤掉一批明显无效的内容，再由轻量语义模型判断内容中是否能够识别出具体的问题、报错或开发阻碍，只有同时通过规则与语义两层过滤的提问，才会被视为有效提问并更新熔断计时器。具体的过滤规则与判定阈值属于对抗性较强的策略细节，为避免被针对性绕过，本材料不做展开。</w:t>
-      </w:r>
-    </w:p>
-    <w:p>
-      <w:pPr>
-        <w:spacing w:after="160"/>
-      </w:pPr>
-      <w:r>
-        <w:rPr>
-          <w:rFonts w:ascii="黑体" w:hAnsi="黑体" w:eastAsia="黑体"/>
-          <w:b/>
-          <w:sz w:val="28"/>
-        </w:rPr>
-        <w:t>3.2 知识自增长闭环：知识运营标准作业流程</w:t>
-      </w:r>
-    </w:p>
-    <w:p>
-      <w:pPr>
-        <w:spacing w:after="160"/>
-      </w:pPr>
-      <w:r>
-        <w:rPr>
-          <w:rFonts w:ascii="仿宋_GB2312" w:hAnsi="仿宋_GB2312" w:eastAsia="仿宋_GB2312"/>
-          <w:b w:val="0"/>
-          <w:sz w:val="24"/>
-        </w:rPr>
-        <w:t>本方案打通了"人工支持"与"知识库沉淀"之间的闭环，形成一套可复制的知识运营SOP：当问题升级至人工支持后，若支持人员认为本次对话记录具有沉淀价值，可通过机器人快捷指令调用工作流接口，将本次问答总结沉淀为新的QA知识条目，自动回流进知识库；同一快捷指令同样支持记录用户在对话中提出的产品需求和BUG反馈。这使得"AI拦截失败→人工介入处理→知识自动回流→AI能力持续增强"形成完整闭环，机器人的知识库不再依赖人工定期批量维护，而是随着每一次人工支持自然生长，同时顺带完成产品需求和缺陷的收集工作，一举两得，大幅降低了知识运营的边际成本。该机制已完成技术链路的打通和功能验证，为知识库的长期自我增长建立了基础设施能力；由于系统上线时间较短，当前仍处于试运行早期阶段，知识沉淀依赖支持人员的主观判断，存在触发门槛（详见5.3展望）。</w:t>
-      </w:r>
-    </w:p>
-    <w:p>
-      <w:pPr>
-        <w:spacing w:after="160"/>
-      </w:pPr>
-      <w:r>
-        <w:rPr>
-          <w:rFonts w:ascii="仿宋_GB2312" w:hAnsi="仿宋_GB2312" w:eastAsia="仿宋_GB2312"/>
-          <w:b/>
-          <w:sz w:val="24"/>
-        </w:rPr>
-        <w:t>问题池自动分级收纳：</w:t>
-      </w:r>
-      <w:r>
-        <w:rPr>
-          <w:rFonts w:ascii="仿宋_GB2312" w:hAnsi="仿宋_GB2312" w:eastAsia="仿宋_GB2312"/>
-          <w:b w:val="0"/>
-          <w:sz w:val="24"/>
-        </w:rPr>
-        <w:t>除了依赖支持人员主观判断、主动触发的沉淀方式外，系统还设计了一条被动、自动化的知识缺口捕获路径。核心引擎在处理每一个问题时，本就会实时计算出"知识库是否命中"与"候选技能列表是否为空"两个状态信号（即2.4中状态组合判断所依赖的信号），系统进一步复用这两个已有信号的组合，将存在能力缺口的问题自动分级收纳进统一的"未解决问题池"，不需要额外增加任何判断逻辑：</w:t>
-      </w:r>
-    </w:p>
-    <w:p>
-      <w:pPr>
-        <w:pStyle w:val="ListBullet"/>
-        <w:spacing w:after="160"/>
-      </w:pPr>
-      <w:r>
-        <w:rPr>
-          <w:rFonts w:ascii="仿宋_GB2312" w:hAnsi="仿宋_GB2312" w:eastAsia="仿宋_GB2312"/>
-          <w:b/>
-          <w:sz w:val="24"/>
-        </w:rPr>
-        <w:t>L1（知识库未命中，候选技能非空）：</w:t>
-      </w:r>
-      <w:r>
-        <w:rPr>
-          <w:rFonts w:ascii="仿宋_GB2312" w:hAnsi="仿宋_GB2312" w:eastAsia="仿宋_GB2312"/>
-          <w:b w:val="0"/>
-          <w:sz w:val="24"/>
-        </w:rPr>
-        <w:t>说明该问题已经存在可执行的技能方案，只是尚未被沉淀为知识库条目，属于"低成本补充"型缺口——提示支持团队优先将其补充为标准QA，降低后续同类问题重复走一次技能推理的资源消耗。</w:t>
-      </w:r>
-    </w:p>
-    <w:p>
-      <w:pPr>
-        <w:pStyle w:val="ListBullet"/>
-        <w:spacing w:after="160"/>
-      </w:pPr>
-      <w:r>
-        <w:rPr>
-          <w:rFonts w:ascii="仿宋_GB2312" w:hAnsi="仿宋_GB2312" w:eastAsia="仿宋_GB2312"/>
-          <w:b/>
-          <w:sz w:val="24"/>
-        </w:rPr>
-        <w:t>L2（知识库命中，候选技能为空）：</w:t>
-      </w:r>
-      <w:r>
-        <w:rPr>
-          <w:rFonts w:ascii="仿宋_GB2312" w:hAnsi="仿宋_GB2312" w:eastAsia="仿宋_GB2312"/>
-          <w:b w:val="0"/>
-          <w:sz w:val="24"/>
-        </w:rPr>
-        <w:t>说明知识库的通用答案当前能够应付，但还没有可以给出更精准方案的技能，属于"体验升级"型缺口——提示支持团队评估是否值得为这类问题新建SKILL。</w:t>
-      </w:r>
-    </w:p>
-    <w:p>
-      <w:pPr>
-        <w:pStyle w:val="ListBullet"/>
-        <w:spacing w:after="160"/>
-      </w:pPr>
-      <w:r>
-        <w:rPr>
-          <w:rFonts w:ascii="仿宋_GB2312" w:hAnsi="仿宋_GB2312" w:eastAsia="仿宋_GB2312"/>
-          <w:b/>
-          <w:sz w:val="24"/>
-        </w:rPr>
-        <w:t>L3（知识库与候选技能均未命中）：</w:t>
-      </w:r>
-      <w:r>
-        <w:rPr>
-          <w:rFonts w:ascii="仿宋_GB2312" w:hAnsi="仿宋_GB2312" w:eastAsia="仿宋_GB2312"/>
-          <w:b w:val="0"/>
-          <w:sz w:val="24"/>
-        </w:rPr>
-        <w:t>两条路径均未覆盖，属于当前能力的完全空白，是优先级最高、需要尽快人工介入补充知识或技能的缺口。</w:t>
-      </w:r>
-    </w:p>
-    <w:p>
-      <w:pPr>
-        <w:spacing w:after="160"/>
-      </w:pPr>
-      <w:r>
-        <w:rPr>
-          <w:rFonts w:ascii="仿宋_GB2312" w:hAnsi="仿宋_GB2312" w:eastAsia="仿宋_GB2312"/>
-          <w:b w:val="0"/>
-          <w:sz w:val="24"/>
-        </w:rPr>
-        <w:t>当前版本的问题池只做分级标记，暂不做相似问题的去重与聚合，原始记录按等级提供给支持团队定期review，针对性地驱动知识库和SKILL库的补充（聚合去重与自动化摘要推送是下一阶段的规划方向，详见5.3展望）。这一机制与主动沉淀SOP共同构成了知识自增长闭环的"双轨"：前者捕获"人工已处理但未沉淀"的价值，后者捕获"系统已感知但尚未处理"的缺口，两者互为补充。</w:t>
-      </w:r>
-    </w:p>
-    <w:p>
-      <w:pPr>
-        <w:spacing w:after="160"/>
-      </w:pPr>
-      <w:r>
-        <w:rPr>
-          <w:rFonts w:ascii="黑体" w:hAnsi="黑体" w:eastAsia="黑体"/>
-          <w:b/>
-          <w:sz w:val="28"/>
-        </w:rPr>
-        <w:t>3.3 可持续度量体系：问题漏斗</w:t>
-      </w:r>
-    </w:p>
-    <w:p>
-      <w:pPr>
-        <w:spacing w:after="160"/>
-      </w:pPr>
-      <w:r>
-        <w:rPr>
-          <w:rFonts w:ascii="仿宋_GB2312" w:hAnsi="仿宋_GB2312" w:eastAsia="仿宋_GB2312"/>
-          <w:b w:val="0"/>
-          <w:sz w:val="24"/>
-        </w:rPr>
-        <w:t>引导熔断机制的设计价值不仅在于提升机器人的"首诊"拦截率，更重要的是天然构建了一个可统计、可验证的问题漏斗——总提问数、机器人自主解决数、转人工数三者之间形成清晰的漏斗关系，为效果验证提供了客观、可持续追踪的数据结构，而非依赖事后主观评估。这套度量框架同样是平台无关的，可以直接套用到任何采用同样熔断逻辑的业务场景，用统一的口径衡量AI问答系统的实际效果。</w:t>
-      </w:r>
-    </w:p>
-    <w:p>
-      <w:pPr>
-        <w:spacing w:after="200"/>
-      </w:pPr>
-      <w:r>
-        <w:rPr>
-          <w:rFonts w:ascii="黑体" w:hAnsi="黑体" w:eastAsia="黑体"/>
-          <w:b/>
-          <w:sz w:val="32"/>
-        </w:rPr>
-        <w:t>四、实践成效</w:t>
-      </w:r>
-    </w:p>
-    <w:p>
-      <w:pPr>
-        <w:spacing w:after="160"/>
-      </w:pPr>
-      <w:r>
-        <w:rPr>
-          <w:rFonts w:ascii="仿宋_GB2312" w:hAnsi="仿宋_GB2312" w:eastAsia="仿宋_GB2312"/>
-          <w:b w:val="0"/>
-          <w:sz w:val="24"/>
-        </w:rPr>
-        <w:t>以下为编码通(新)平台落地后的具体数据，作为通用方案本体实际成效的案例例证。</w:t>
-      </w:r>
-    </w:p>
-    <w:p>
-      <w:pPr>
-        <w:spacing w:after="160"/>
-      </w:pPr>
-      <w:r>
-        <w:rPr>
-          <w:rFonts w:ascii="黑体" w:hAnsi="黑体" w:eastAsia="黑体"/>
-          <w:b/>
-          <w:sz w:val="28"/>
-        </w:rPr>
-        <w:t>4.1 用户问题分层数据（编码通(新)案例）</w:t>
-      </w:r>
-    </w:p>
-    <w:tbl>
-      <w:tblPr>
-        <w:tblStyle w:val="TableGrid"/>
-        <w:tblW w:type="auto" w:w="0"/>
-        <w:tblLook w:firstColumn="1" w:firstRow="1" w:lastColumn="0" w:lastRow="0" w:noHBand="0" w:noVBand="1" w:val="04A0"/>
-      </w:tblPr>
-      <w:tblGrid>
-        <w:gridCol w:w="4320"/>
-        <w:gridCol w:w="4320"/>
-      </w:tblGrid>
-      <w:tr>
-        <w:tc>
-          <w:tcPr>
-            <w:tcW w:type="dxa" w:w="4320"/>
-          </w:tcPr>
-          <w:p>
-            <w:r>
-              <w:rPr>
-                <w:rFonts w:ascii="仿宋_GB2312" w:hAnsi="仿宋_GB2312" w:eastAsia="仿宋_GB2312"/>
-                <w:b/>
-                <w:sz w:val="22"/>
-              </w:rPr>
-              <w:t>问题类型</w:t>
-            </w:r>
-          </w:p>
-        </w:tc>
-        <w:tc>
-          <w:tcPr>
-            <w:tcW w:type="dxa" w:w="4320"/>
-          </w:tcPr>
-          <w:p>
-            <w:r>
-              <w:rPr>
-                <w:rFonts w:ascii="仿宋_GB2312" w:hAnsi="仿宋_GB2312" w:eastAsia="仿宋_GB2312"/>
-                <w:b/>
-                <w:sz w:val="22"/>
-              </w:rPr>
-              <w:t>占比</w:t>
-            </w:r>
-          </w:p>
-        </w:tc>
-      </w:tr>
-      <w:tr>
-        <w:tc>
-          <w:tcPr>
-            <w:tcW w:type="dxa" w:w="4320"/>
-          </w:tcPr>
-          <w:p>
-            <w:r>
-              <w:rPr>
-                <w:rFonts w:ascii="仿宋_GB2312" w:hAnsi="仿宋_GB2312" w:eastAsia="仿宋_GB2312"/>
-                <w:b w:val="0"/>
-                <w:sz w:val="22"/>
-              </w:rPr>
-              <w:t>确定性问题</w:t>
-            </w:r>
-          </w:p>
-        </w:tc>
-        <w:tc>
-          <w:tcPr>
-            <w:tcW w:type="dxa" w:w="4320"/>
-          </w:tcPr>
-          <w:p>
-            <w:r>
-              <w:rPr>
-                <w:rFonts w:ascii="仿宋_GB2312" w:hAnsi="仿宋_GB2312" w:eastAsia="仿宋_GB2312"/>
-                <w:b w:val="0"/>
-                <w:sz w:val="22"/>
-              </w:rPr>
-              <w:t>【待补充】</w:t>
-            </w:r>
-          </w:p>
-        </w:tc>
-      </w:tr>
-      <w:tr>
-        <w:tc>
-          <w:tcPr>
-            <w:tcW w:type="dxa" w:w="4320"/>
-          </w:tcPr>
-          <w:p>
-            <w:r>
-              <w:rPr>
-                <w:rFonts w:ascii="仿宋_GB2312" w:hAnsi="仿宋_GB2312" w:eastAsia="仿宋_GB2312"/>
-                <w:b w:val="0"/>
-                <w:sz w:val="22"/>
-              </w:rPr>
-              <w:t>推理性问题</w:t>
-            </w:r>
-          </w:p>
-        </w:tc>
-        <w:tc>
-          <w:tcPr>
-            <w:tcW w:type="dxa" w:w="4320"/>
-          </w:tcPr>
-          <w:p>
-            <w:r>
-              <w:rPr>
-                <w:rFonts w:ascii="仿宋_GB2312" w:hAnsi="仿宋_GB2312" w:eastAsia="仿宋_GB2312"/>
-                <w:b w:val="0"/>
-                <w:sz w:val="22"/>
-              </w:rPr>
-              <w:t>【待补充】</w:t>
-            </w:r>
-          </w:p>
-        </w:tc>
-      </w:tr>
-      <w:tr>
-        <w:tc>
-          <w:tcPr>
-            <w:tcW w:type="dxa" w:w="4320"/>
-          </w:tcPr>
-          <w:p>
-            <w:r>
-              <w:rPr>
-                <w:rFonts w:ascii="仿宋_GB2312" w:hAnsi="仿宋_GB2312" w:eastAsia="仿宋_GB2312"/>
-                <w:b w:val="0"/>
-                <w:sz w:val="22"/>
-              </w:rPr>
-              <w:t>场景可行性评估</w:t>
-            </w:r>
-          </w:p>
-        </w:tc>
-        <w:tc>
-          <w:tcPr>
-            <w:tcW w:type="dxa" w:w="4320"/>
-          </w:tcPr>
-          <w:p>
-            <w:r>
-              <w:rPr>
-                <w:rFonts w:ascii="仿宋_GB2312" w:hAnsi="仿宋_GB2312" w:eastAsia="仿宋_GB2312"/>
-                <w:b w:val="0"/>
-                <w:sz w:val="22"/>
-              </w:rPr>
-              <w:t>【待补充】</w:t>
-            </w:r>
-          </w:p>
-        </w:tc>
-      </w:tr>
-      <w:tr>
-        <w:tc>
-          <w:tcPr>
-            <w:tcW w:type="dxa" w:w="4320"/>
-          </w:tcPr>
-          <w:p>
-            <w:r>
-              <w:rPr>
-                <w:rFonts w:ascii="仿宋_GB2312" w:hAnsi="仿宋_GB2312" w:eastAsia="仿宋_GB2312"/>
-                <w:b w:val="0"/>
-                <w:sz w:val="22"/>
-              </w:rPr>
-              <w:t>需求/BUG反馈</w:t>
-            </w:r>
-          </w:p>
-        </w:tc>
-        <w:tc>
-          <w:tcPr>
-            <w:tcW w:type="dxa" w:w="4320"/>
-          </w:tcPr>
-          <w:p>
-            <w:r>
-              <w:rPr>
-                <w:rFonts w:ascii="仿宋_GB2312" w:hAnsi="仿宋_GB2312" w:eastAsia="仿宋_GB2312"/>
-                <w:b w:val="0"/>
-                <w:sz w:val="22"/>
-              </w:rPr>
-              <w:t>【待补充】</w:t>
-            </w:r>
-          </w:p>
-        </w:tc>
-      </w:tr>
-    </w:tbl>
-    <w:p>
-      <w:pPr>
-        <w:spacing w:after="80"/>
-      </w:pPr>
-    </w:p>
-    <w:p>
-      <w:pPr>
-        <w:spacing w:after="160"/>
-      </w:pPr>
-      <w:r>
-        <w:rPr>
-          <w:rFonts w:ascii="黑体" w:hAnsi="黑体" w:eastAsia="黑体"/>
-          <w:b/>
-          <w:sz w:val="28"/>
-        </w:rPr>
-        <w:t>4.2 问题拦截成效（问题漏斗，编码通(新)案例）</w:t>
+        <w:t>引导熔断机制天然构成一个可统计的问题漏斗——总提问数、机器人自主解决数、转人工数之间形成清晰的漏斗关系，用统一口径衡量机器人实际拦截效果：</w:t>
       </w:r>
     </w:p>
     <w:tbl>
@@ -1856,7 +1482,7 @@
           <w:b/>
           <w:sz w:val="28"/>
         </w:rPr>
-        <w:t>4.3 响应效率与人力成本（编码通(新)案例）</w:t>
+        <w:t>3.3 响应效率与人力成本</w:t>
       </w:r>
     </w:p>
     <w:tbl>
@@ -2074,7 +1700,7 @@
           <w:b/>
           <w:sz w:val="28"/>
         </w:rPr>
-        <w:t>4.4 知识沉淀能力建设情况</w:t>
+        <w:t>3.4 知识沉淀能力建设情况</w:t>
       </w:r>
     </w:p>
     <w:tbl>
@@ -2227,7 +1853,7 @@
                 <w:b w:val="0"/>
                 <w:sz w:val="22"/>
               </w:rPr>
-              <w:t>未解决问题池（L1/L2/L3分级）</w:t>
+              <w:t>未解决问题池（分级收纳）</w:t>
             </w:r>
           </w:p>
         </w:tc>
@@ -2242,7 +1868,7 @@
                 <w:b w:val="0"/>
                 <w:sz w:val="22"/>
               </w:rPr>
-              <w:t>已构建并自动运行，暂不做相似问题去重聚合</w:t>
+              <w:t>已构建并自动运行，暂不做聚合去重</w:t>
             </w:r>
           </w:p>
         </w:tc>
@@ -2274,7 +1900,7 @@
                 <w:b w:val="0"/>
                 <w:sz w:val="22"/>
               </w:rPr>
-              <w:t>系统上线时间较短，当前处于试运行早期，沉淀量仍在积累中</w:t>
+              <w:t>沉淀量仍在积累中</w:t>
             </w:r>
           </w:p>
         </w:tc>
@@ -2295,7 +1921,7 @@
           <w:b w:val="0"/>
           <w:sz w:val="21"/>
         </w:rPr>
-        <w:t>说明：当前知识沉淀依赖支持人员的主观判断，存在触发门槛，团队已识别该环节为重点优化方向（详见5.3展望）。</w:t>
+        <w:t>说明：当前知识沉淀依赖支持人员的主观判断，存在触发门槛，团队已识别该环节为重点优化方向（详见四、总结的展望部分）。</w:t>
       </w:r>
     </w:p>
     <w:p>
@@ -2308,7 +1934,7 @@
           <w:b/>
           <w:sz w:val="28"/>
         </w:rPr>
-        <w:t>4.5 跨平台复用情况</w:t>
+        <w:t>3.5 跨平台复用情况</w:t>
       </w:r>
     </w:p>
     <w:p>
@@ -2321,7 +1947,7 @@
           <w:b w:val="0"/>
           <w:sz w:val="24"/>
         </w:rPr>
-        <w:t>本方案的通用架构已在编码通(新)之外的编码通2.0、飞码、MP等同一低代码产品矩阵内的平台复用，验证了"通用引擎+可插拔数据层"这一设计模式的可迁移性——各平台只需替换各自的知识库内容与SKILL清单，即可直接复用2.2-2.5所述的核心架构与交付机制，无需重新设计。当前复用范围仍局限于低代码产品矩阵内部，向其他业务线的推广是下一阶段的规划方向（详见5.3展望）。</w:t>
+        <w:t>该通用架构已在编码通(新)之外的编码通2.0、飞码、MP等同一低代码产品矩阵内的平台复用，各平台只需替换知识库内容与SKILL清单即可直接复用核心架构，无需重新设计。当前复用范围仍局限于低代码产品矩阵内部，向其他业务线的推广是下一阶段的规划方向（详见四、总结的展望部分）。</w:t>
       </w:r>
     </w:p>
     <w:p>
@@ -2334,7 +1960,7 @@
           <w:b/>
           <w:sz w:val="32"/>
         </w:rPr>
-        <w:t>五、总结</w:t>
+        <w:t>四、总结</w:t>
       </w:r>
     </w:p>
     <w:p>
@@ -2347,7 +1973,7 @@
           <w:b/>
           <w:sz w:val="28"/>
         </w:rPr>
-        <w:t>5.1 创新性</w:t>
+        <w:t>4.1 创新性</w:t>
       </w:r>
     </w:p>
     <w:p>
@@ -2361,7 +1987,7 @@
           <w:b/>
           <w:sz w:val="24"/>
         </w:rPr>
-        <w:t>基于数据洞察的问题分层设计理念：</w:t>
+        <w:t>基于问题分层的三级递进应答引擎：</w:t>
       </w:r>
       <w:r>
         <w:rPr>
@@ -2369,7 +1995,7 @@
           <w:b w:val="0"/>
           <w:sz w:val="24"/>
         </w:rPr>
-        <w:t>不是做单一的问答功能，而是基于对用户历史咨询记录的系统性分析，识别出确定性、推理性、场景可行性评估、需求反馈四类性质截然不同的问题，并据此设计了与之匹配的"检索—推理—人工"能力分级响应体系，清晰界定AI能力边界与人工价值边界，而非追求简单粗暴的"全自动化替代"。</w:t>
+        <w:t>识别出确定性、推理性、场景可行性评估、需求反馈四类问题，设计知识库检索→Agent技能推理→文档兜底的逐层应答架构，精准匹配不同性质的问题，突破传统FAQ机器人"查得到才能答"的局限。</w:t>
       </w:r>
     </w:p>
     <w:p>
@@ -2383,7 +2009,7 @@
           <w:b/>
           <w:sz w:val="24"/>
         </w:rPr>
-        <w:t>计算资源效率与用户体验的动态平衡架构：</w:t>
+        <w:t>资源效率与用户体验的动态平衡机制：</w:t>
       </w:r>
       <w:r>
         <w:rPr>
@@ -2391,7 +2017,7 @@
           <w:b w:val="0"/>
           <w:sz w:val="24"/>
         </w:rPr>
-        <w:t>通过双Agent单点决策与纯执行解耦、知识库与候选技能状态组合驱动的终态判断、三段式渐进交付与人工入口动态管控等机制，在"计算资源利用效率"与"用户体验"之间建立起可落地的动态平衡，摒弃了"要么牺牲速度换质量、要么牺牲质量换速度"的简单取舍。</w:t>
+        <w:t>通过知识库与候选技能状态组合驱动的终态判断，决定渐进交付每一步是否开放人工支持入口；叠加熔断时间窗口与提问有效性过滤两层宏观管控，在"计算资源利用效率"与"用户体验"之间建立可落地、可抗对抗性干扰的动态平衡。</w:t>
       </w:r>
     </w:p>
     <w:p>
@@ -2405,7 +2031,7 @@
           <w:b/>
           <w:sz w:val="24"/>
         </w:rPr>
-        <w:t>知识—推理—兜底三级递进式问答引擎：</w:t>
+        <w:t>双Agent单点决策架构：</w:t>
       </w:r>
       <w:r>
         <w:rPr>
@@ -2413,29 +2039,7 @@
           <w:b w:val="0"/>
           <w:sz w:val="24"/>
         </w:rPr>
-        <w:t>通过"知识库精确检索→Agent技能推理生成→文档关键词兜底"的逐层应答架构，精准对应确定性问题、推理性问题、长尾问题三种不同性质的应答需求，突破了传统FAQ机器人"查得到才能答"的局限。</w:t>
-      </w:r>
-    </w:p>
-    <w:p>
-      <w:pPr>
-        <w:pStyle w:val="ListBullet"/>
-        <w:spacing w:after="160"/>
-      </w:pPr>
-      <w:r>
-        <w:rPr>
-          <w:rFonts w:ascii="仿宋_GB2312" w:hAnsi="仿宋_GB2312" w:eastAsia="仿宋_GB2312"/>
-          <w:b/>
-          <w:sz w:val="24"/>
-        </w:rPr>
-        <w:t>Agent技能化的差异性问题推理能力：</w:t>
-      </w:r>
-      <w:r>
-        <w:rPr>
-          <w:rFonts w:ascii="仿宋_GB2312" w:hAnsi="仿宋_GB2312" w:eastAsia="仿宋_GB2312"/>
-          <w:b w:val="0"/>
-          <w:sz w:val="24"/>
-        </w:rPr>
-        <w:t>将人工排障的固定方法论结构化沉淀为可被Function Calling调用的SKILL，使机器人具备针对用户具体输入进行推理、生成定制化答案的能力（如按需生成SQL语句），实现从"检索工具"到"推理助手"的能力跃迁；双Agent之间由早期"上下游各自判断"收敛为"上游单点决策、下游纯执行"，是基于真实运行反馈驱动的工程迭代，有效规避了多级独立语义判断复合放大误判率的问题。</w:t>
+        <w:t>技能推理环节由早期"上下游各自判断"收敛为"上游单点决策、下游纯执行"，这一调整由真实运行反馈驱动——识别到多级独立语义判断会复合放大误判率，收敛决策点后命中率与一致性均有改善。</w:t>
       </w:r>
     </w:p>
     <w:p>
@@ -2457,29 +2061,7 @@
           <w:b w:val="0"/>
           <w:sz w:val="24"/>
         </w:rPr>
-        <w:t>创新性地构建了"主动沉淀+被动捕获"两条互补路径——一方面支持人员可一键将有沉淀价值的人工支持对话沉淀为QA、顺带收集产品需求与BUG反馈；另一方面系统复用链路中已有的知识库命中与候选技能状态信号，自动将能力缺口问题按L1/L2/L3分级收纳进未解决问题池，使"人工已处理但未沉淀"与"系统已感知但未处理"两类缺口都能被捕获，形成"AI拦截失败→问题分级/人工处理→知识回流→AI能力增强"的持续闭环，大幅降低知识运营的边际成本。</w:t>
-      </w:r>
-    </w:p>
-    <w:p>
-      <w:pPr>
-        <w:pStyle w:val="ListBullet"/>
-        <w:spacing w:after="160"/>
-      </w:pPr>
-      <w:r>
-        <w:rPr>
-          <w:rFonts w:ascii="仿宋_GB2312" w:hAnsi="仿宋_GB2312" w:eastAsia="仿宋_GB2312"/>
-          <w:b/>
-          <w:sz w:val="24"/>
-        </w:rPr>
-        <w:t>具备对抗鲁棒性的可验证问题漏斗设计：</w:t>
-      </w:r>
-      <w:r>
-        <w:rPr>
-          <w:rFonts w:ascii="仿宋_GB2312" w:hAnsi="仿宋_GB2312" w:eastAsia="仿宋_GB2312"/>
-          <w:b w:val="0"/>
-          <w:sz w:val="24"/>
-        </w:rPr>
-        <w:t>通过"首次引导、按需升级"的人工支持熔断策略，将原本难以量化的"机器人有效性"转化为天然可统计的问题漏斗结构；并针对实际运行中出现的恶意刷屏对抗熔断机制的情况，补充了规则+轻量语义的双层提问有效性过滤，确保只有真实有效的提问才计入熔断与漏斗统计，为效果验证提供了客观、可信、可持续追踪的数据基础。</w:t>
+        <w:t>机器复用链路中已有信号自动识别知识库/技能覆盖缺口并分级收纳，人工在支持过程中主动快捷沉淀，两条路径互补，使知识库和技能库随系统运行持续自然生长。</w:t>
       </w:r>
     </w:p>
     <w:p>
@@ -2501,7 +2083,7 @@
           <w:b w:val="0"/>
           <w:sz w:val="24"/>
         </w:rPr>
-        <w:t>将核心应答引擎、Agent协同模式、交付策略等通用能力与知识库内容、SKILL清单等业务数据层彻底解耦，该架构已在编码通(新)之外的编码通2.0、飞码、MP等低代码产品矩阵内平台复用验证，具备跨平台规模化推广的现实基础，而非一次性的单点解决方案。</w:t>
+        <w:t>核心引擎、Agent协同模式与业务数据层彻底解耦，已在编码通(新)之外的低代码产品矩阵内验证复用，具备规模化推广的现实基础。</w:t>
       </w:r>
     </w:p>
     <w:p>
@@ -2514,7 +2096,7 @@
           <w:b/>
           <w:sz w:val="28"/>
         </w:rPr>
-        <w:t>5.2 效果和沉淀</w:t>
+        <w:t>4.2 效果和沉淀</w:t>
       </w:r>
     </w:p>
     <w:p>
@@ -2527,7 +2109,7 @@
           <w:b w:val="0"/>
           <w:sz w:val="24"/>
         </w:rPr>
-        <w:t>本方案已在"编码通(新)"平台正式上线运营，初步实现了对人工支持压力的有效分流：上线前平均关单时长约50分钟、日均需投入4人力全天候支持，上线后【待补充具体提升数据】。核心能力沉淀上，已构建覆盖7大业务模块、约30个SKILL的Agent推理能力库，并打通了从人工支持到知识库的一键沉淀链路，为知识库的持续自我增长奠定了基础设施能力；该通用架构已进一步复用至编码通2.0、飞码、MP等同一低代码产品矩阵内的平台，初步验证了方案的跨平台可复制性。由于系统上线时间较短，知识沉淀的实际规模仍处于积累初期。</w:t>
+        <w:t>本方案已在"编码通(新)"平台正式上线运营，初步实现了对人工支持压力的有效分流：上线前平均关单时长约50分钟、日均需投入4人力全天候支持，上线后【待补充具体提升数据】。核心能力沉淀上，已构建覆盖7大业务模块、约30个SKILL的Agent推理能力库，打通了从人工支持到知识库的一键沉淀链路，以及机器自动识别缺口的问题池分级机制；该通用架构已进一步复用至编码通2.0、飞码、MP等同一低代码产品矩阵内的平台，初步验证了方案的跨平台可复制性。由于系统上线时间较短，知识沉淀的实际规模仍处于积累初期。</w:t>
       </w:r>
     </w:p>
     <w:p>
@@ -2540,7 +2122,29 @@
           <w:b/>
           <w:sz w:val="28"/>
         </w:rPr>
-        <w:t>5.3 展望</w:t>
+        <w:t>4.3 展望</w:t>
+      </w:r>
+    </w:p>
+    <w:p>
+      <w:pPr>
+        <w:pStyle w:val="ListBullet"/>
+        <w:spacing w:after="160"/>
+      </w:pPr>
+      <w:r>
+        <w:rPr>
+          <w:rFonts w:ascii="仿宋_GB2312" w:hAnsi="仿宋_GB2312" w:eastAsia="仿宋_GB2312"/>
+          <w:b/>
+          <w:sz w:val="24"/>
+        </w:rPr>
+        <w:t>人工依赖范围的持续收窄：</w:t>
+      </w:r>
+      <w:r>
+        <w:rPr>
+          <w:rFonts w:ascii="仿宋_GB2312" w:hAnsi="仿宋_GB2312" w:eastAsia="仿宋_GB2312"/>
+          <w:b w:val="0"/>
+          <w:sz w:val="24"/>
+        </w:rPr>
+        <w:t>当前"场景可行性评估"等复杂判断、以及知识/技能缺口的人工补齐，仍依赖人工完成——这是现阶段AI能力限制下的务实安排，而非设计终点。后续将持续跟踪大模型推理与判断能力的提升，逐步扩大机器自主覆盖的问题范围，收窄对人工的依赖。</w:t>
       </w:r>
     </w:p>
     <w:p>
@@ -2562,7 +2166,7 @@
           <w:b w:val="0"/>
           <w:sz w:val="24"/>
         </w:rPr>
-        <w:t>当前问题分类规则已制定，计划通过AI辅助分类对历史及新增咨询数据持续统计，使"问题分层"这一设计理念始终有数据驱动，并反哺架构的持续优化。</w:t>
+        <w:t>计划通过AI辅助分类对历史及新增咨询数据持续统计，使"问题分层"始终有数据驱动，反哺架构持续优化。</w:t>
       </w:r>
     </w:p>
     <w:p>
@@ -2584,7 +2188,7 @@
           <w:b w:val="0"/>
           <w:sz w:val="24"/>
         </w:rPr>
-        <w:t>当前QA/需求反馈的沉淀依赖支持人员的主观判断，存在触发门槛，运营参与积极性仍有提升空间。后续计划探索由AI自动识别高价值对话并主动推荐沉淀（降低人工判断成本），并建立沉淀贡献的运营激励机制，推动知识沉淀从"人工主动触发"向"系统智能驱动+人工一键确认"转变，提升沉淀规模化效率。</w:t>
+        <w:t>当前人工主动沉淀依赖支持人员的主观判断，存在触发门槛。后续计划探索AI自动识别高价值对话并主动推荐沉淀，建立沉淀贡献的运营激励机制。</w:t>
       </w:r>
     </w:p>
     <w:p>
@@ -2606,7 +2210,7 @@
           <w:b w:val="0"/>
           <w:sz w:val="24"/>
         </w:rPr>
-        <w:t>目前人工支持触发即视为机器人拦截失败，尚未对"机器人答案是否令用户满意"做精细化埋点，后续计划补充显式反馈机制，更精准地评估和优化应答质量。</w:t>
+        <w:t>目前人工支持触发即视为机器人拦截失败，尚未对答案满意度做精细化埋点，后续计划补充显式反馈机制。</w:t>
       </w:r>
     </w:p>
     <w:p>
@@ -2628,7 +2232,7 @@
           <w:b w:val="0"/>
           <w:sz w:val="24"/>
         </w:rPr>
-        <w:t>当前熔断策略仅有"1小时内未提问不可直接呼叫人工"一条规则，后续计划结合更多业务场景（如同一问题重复追问次数等）丰富熔断与引导策略，在保障用户体验的同时进一步提升机器人拦截率。</w:t>
+        <w:t>当前熔断策略仅有"1小时内未提问不可直接呼叫人工"一条规则，后续计划结合更多场景（如同一问题重复追问次数）丰富熔断与引导策略。</w:t>
       </w:r>
     </w:p>
     <w:p>
@@ -2642,7 +2246,7 @@
           <w:b/>
           <w:sz w:val="24"/>
         </w:rPr>
-        <w:t>人机交接体验优化：</w:t>
+        <w:t>人工交接体验优化：</w:t>
       </w:r>
       <w:r>
         <w:rPr>
@@ -2650,7 +2254,7 @@
           <w:b w:val="0"/>
           <w:sz w:val="24"/>
         </w:rPr>
-        <w:t>当前转人工支持时，机器人侧对话上下文不会自动同步给人工客服，后续计划打通上下文传递，避免用户重复描述问题，提升人机协同的连贯性。</w:t>
+        <w:t>当前转人工时机器人侧对话上下文不会自动同步给人工客服，后续计划打通上下文传递，避免用户重复描述问题。</w:t>
       </w:r>
     </w:p>
     <w:p>
@@ -2672,7 +2276,7 @@
           <w:b w:val="0"/>
           <w:sz w:val="24"/>
         </w:rPr>
-        <w:t>当前未解决问题池仅做L1/L2/L3分级，对同类/相似问题不做去重聚合，原始记录依赖支持团队人工翻阅。后续计划复用知识库已有的向量检索能力，对问题池中的记录做相似问题聚合，按出现频次与等级优先级排序，定期自动推送摘要给支持团队，并探索在知识库/技能补充后自动验证同类问题是否已被覆盖，形成可统计的"缺口修复率"指标，减少人工翻阅成本、让知识自增长闭环进一步向自动化演进。</w:t>
+        <w:t>当前问题池仅做分级、不做相似问题去重聚合。后续计划引入向量聚合、按频次/等级排序定期推送摘要，并探索缺口修复后的自动验证机制。</w:t>
       </w:r>
     </w:p>
     <w:p>
@@ -2694,7 +2298,7 @@
           <w:b w:val="0"/>
           <w:sz w:val="24"/>
         </w:rPr>
-        <w:t>当前方案的复用范围仍局限于低代码产品矩阵内部（编码通(新)、编码通2.0、飞码、MP），后续计划评估方案本体在低代码矩阵以外其他业务线技术支持场景的适配可行性，进一步验证"通用引擎+可插拔数据层"架构的规模化复用价值。</w:t>
+        <w:t>当前复用范围仍局限于低代码产品矩阵内部，后续计划评估向其他业务线技术支持场景的适配可行性。</w:t>
       </w:r>
     </w:p>
     <w:sectPr>

--- a/编码通新智能问答支持系统-创新奖申报材料.docx
+++ b/编码通新智能问答支持系统-创新奖申报材料.docx
@@ -955,6 +955,19 @@
           <w:sz w:val="24"/>
         </w:rPr>
         <w:t>（2）双Agent解耦架构：上游单点决策，下游纯执行</w:t>
+      </w:r>
+    </w:p>
+    <w:p>
+      <w:pPr>
+        <w:spacing w:after="160"/>
+      </w:pPr>
+      <w:r>
+        <w:rPr>
+          <w:rFonts w:ascii="仿宋_GB2312" w:hAnsi="仿宋_GB2312" w:eastAsia="仿宋_GB2312"/>
+          <w:b w:val="0"/>
+          <w:sz w:val="24"/>
+        </w:rPr>
+        <w:t>为什么要把技能推理拆成两个独立的Agent，而不是用一个Agent完成"判断有没有技能+执行技能"的全部工作？根本原因在于(3)所述的终态判断与渐进交付机制：系统必须尽早知道"候选技能是否存在"这一信号，才能决定如何安排接下来的展示节奏——若知识库已有答案、但确实存在可用技能，就需要提前告知用户"更精准的方案正在路上"，而不能直接把知识库答案当作终态呈现（否则用户可能提前放弃等待、转向人工支持）；但若让用户在不确定技能是否存在的情况下盲目等待，同样会造成焦虑和体验损耗。然而，"判断是否存在可用技能"是相对轻量的语义匹配，可以快速完成，"调用技能、结合用户具体输入生成最终答案"却往往涉及参数解析与实际执行，耗时明显更长——若把两者耦合在一个Agent里顺序完成，系统就必须等技能真正执行完才能拿到"有没有技能"这个信号，终态判断和渐进展示也就无从谈起。因此，系统把这一环节拆分为上游·技能决策Agent与下游·技能执行Agent：上游只做轻量判断，快速产出终态判断所需的关键信号；下游再去做真正耗时的执行。这一拆分不是单纯的架构解耦偏好，而是渐进交付机制得以成立的工程前提。</w:t>
       </w:r>
     </w:p>
     <w:p>

--- a/编码通新智能问答支持系统-创新奖申报材料.docx
+++ b/编码通新智能问答支持系统-创新奖申报材料.docx
@@ -967,7 +967,7 @@
           <w:b w:val="0"/>
           <w:sz w:val="24"/>
         </w:rPr>
-        <w:t>为什么要把技能推理拆成两个独立的Agent，而不是用一个Agent完成"判断有没有技能+执行技能"的全部工作？根本原因在于(3)所述的终态判断与渐进交付机制：系统必须尽早知道"候选技能是否存在"这一信号，才能决定如何安排接下来的展示节奏——若知识库已有答案、但确实存在可用技能，就需要提前告知用户"更精准的方案正在路上"，而不能直接把知识库答案当作终态呈现（否则用户可能提前放弃等待、转向人工支持）；但若让用户在不确定技能是否存在的情况下盲目等待，同样会造成焦虑和体验损耗。然而，"判断是否存在可用技能"是相对轻量的语义匹配，可以快速完成，"调用技能、结合用户具体输入生成最终答案"却往往涉及参数解析与实际执行，耗时明显更长——若把两者耦合在一个Agent里顺序完成，系统就必须等技能真正执行完才能拿到"有没有技能"这个信号，终态判断和渐进展示也就无从谈起。因此，系统把这一环节拆分为上游·技能决策Agent与下游·技能执行Agent：上游只做轻量判断，快速产出终态判断所需的关键信号；下游再去做真正耗时的执行。这一拆分不是单纯的架构解耦偏好，而是渐进交付机制得以成立的工程前提。</w:t>
+        <w:t>技能推理为何要拆成两个Agent，而非一个Agent"判断+执行"一气呵成？根本原因在于(3)所述的终态判断与渐进交付机制，需要尽早拿到"是否存在可用技能"这一信号，才能决定是提示用户"更精准答案在路上"，还是直接把知识库答案当终态呈现——缺了这个信号，要么误把过渡态答案当终态，要么让用户盲目等待产生焦虑。但"判断有没有技能"是轻量语义匹配，"调用技能生成答案"却涉及实际执行、耗时高得多：若两者耦合在一个Agent里顺序完成，就必须等执行完才能拿到判断信号，渐进交付也就无从谈起。因此拆分为上游（快速产出信号）与下游（专注执行）两个Agent，这是渐进交付机制得以成立的工程前提。</w:t>
       </w:r>
     </w:p>
     <w:p>

--- a/编码通新智能问答支持系统-创新奖申报材料.docx
+++ b/编码通新智能问答支持系统-创新奖申报材料.docx
@@ -515,19 +515,6 @@
     </w:p>
     <w:p>
       <w:pPr>
-        <w:spacing w:after="200"/>
-      </w:pPr>
-      <w:r>
-        <w:rPr>
-          <w:rFonts w:ascii="仿宋_GB2312" w:hAnsi="仿宋_GB2312" w:eastAsia="仿宋_GB2312"/>
-          <w:b/>
-          <w:sz w:val="22"/>
-        </w:rPr>
-        <w:t>【架构图占位：此处将插入完整技术架构图，呈现人工两个入口、核心应答链路与知识自增长闭环的整体协同关系。图示内容与形式将在文字稿确认后另行设计讨论。】</w:t>
-      </w:r>
-    </w:p>
-    <w:p>
-      <w:pPr>
         <w:spacing w:after="160"/>
       </w:pPr>
       <w:r>
@@ -541,279 +528,55 @@
     </w:p>
     <w:p>
       <w:pPr>
-        <w:spacing w:after="200"/>
+        <w:spacing w:after="80"/>
+        <w:jc w:val="center"/>
+      </w:pPr>
+      <w:r>
+        <w:drawing>
+          <wp:inline xmlns:a="http://schemas.openxmlformats.org/drawingml/2006/main" xmlns:pic="http://schemas.openxmlformats.org/drawingml/2006/picture">
+            <wp:extent cx="4572000" cy="7852833"/>
+            <wp:docPr id="1" name="Picture 1"/>
+            <wp:cNvGraphicFramePr>
+              <a:graphicFrameLocks noChangeAspect="1"/>
+            </wp:cNvGraphicFramePr>
+            <a:graphic>
+              <a:graphicData uri="http://schemas.openxmlformats.org/drawingml/2006/picture">
+                <pic:pic>
+                  <pic:nvPicPr>
+                    <pic:cNvPr id="0" name="architecture_diagram.png"/>
+                    <pic:cNvPicPr/>
+                  </pic:nvPicPr>
+                  <pic:blipFill>
+                    <a:blip r:embed="rId9"/>
+                    <a:stretch>
+                      <a:fillRect/>
+                    </a:stretch>
+                  </pic:blipFill>
+                  <pic:spPr>
+                    <a:xfrm>
+                      <a:off x="0" y="0"/>
+                      <a:ext cx="4572000" cy="7852833"/>
+                    </a:xfrm>
+                    <a:prstGeom prst="rect"/>
+                  </pic:spPr>
+                </pic:pic>
+              </a:graphicData>
+            </a:graphic>
+          </wp:inline>
+        </w:drawing>
+      </w:r>
+    </w:p>
+    <w:p>
+      <w:pPr>
+        <w:spacing w:after="160"/>
       </w:pPr>
       <w:r>
         <w:rPr>
-          <w:rFonts w:ascii="Consolas" w:hAnsi="Consolas" w:eastAsia="Consolas"/>
+          <w:rFonts w:ascii="仿宋_GB2312" w:hAnsi="仿宋_GB2312" w:eastAsia="仿宋_GB2312"/>
           <w:b w:val="0"/>
-          <w:sz w:val="20"/>
+          <w:sz w:val="21"/>
         </w:rPr>
-        <w:t>用户发起交互：问机器人 / 直接想找人工</w:t>
-      </w:r>
-      <w:r>
-        <w:br/>
-      </w:r>
-      <w:r>
-        <w:rPr>
-          <w:rFonts w:ascii="Consolas" w:hAnsi="Consolas" w:eastAsia="Consolas"/>
-          <w:b w:val="0"/>
-          <w:sz w:val="20"/>
-        </w:rPr>
-        <w:t xml:space="preserve">    │</w:t>
-      </w:r>
-      <w:r>
-        <w:br/>
-      </w:r>
-      <w:r>
-        <w:rPr>
-          <w:rFonts w:ascii="Consolas" w:hAnsi="Consolas" w:eastAsia="Consolas"/>
-          <w:b w:val="0"/>
-          <w:sz w:val="20"/>
-        </w:rPr>
-        <w:t xml:space="preserve">    ├── 直接想找人工 → 熔断检查（宏观管控）：近1小时内是否已向机器人提问？</w:t>
-      </w:r>
-      <w:r>
-        <w:br/>
-      </w:r>
-      <w:r>
-        <w:rPr>
-          <w:rFonts w:ascii="Consolas" w:hAnsi="Consolas" w:eastAsia="Consolas"/>
-          <w:b w:val="0"/>
-          <w:sz w:val="20"/>
-        </w:rPr>
-        <w:t xml:space="preserve">    │                     ├─ 否：拦截，引导先向机器人提问（并入下方主链路）</w:t>
-      </w:r>
-      <w:r>
-        <w:br/>
-      </w:r>
-      <w:r>
-        <w:rPr>
-          <w:rFonts w:ascii="Consolas" w:hAnsi="Consolas" w:eastAsia="Consolas"/>
-          <w:b w:val="0"/>
-          <w:sz w:val="20"/>
-        </w:rPr>
-        <w:t xml:space="preserve">    │                     └─ 是：放行 → 进入人工支持</w:t>
-      </w:r>
-      <w:r>
-        <w:br/>
-      </w:r>
-      <w:r>
-        <w:rPr>
-          <w:rFonts w:ascii="Consolas" w:hAnsi="Consolas" w:eastAsia="Consolas"/>
-          <w:b w:val="0"/>
-          <w:sz w:val="20"/>
-        </w:rPr>
-        <w:t xml:space="preserve">    │</w:t>
-      </w:r>
-      <w:r>
-        <w:br/>
-      </w:r>
-      <w:r>
-        <w:rPr>
-          <w:rFonts w:ascii="Consolas" w:hAnsi="Consolas" w:eastAsia="Consolas"/>
-          <w:b w:val="0"/>
-          <w:sz w:val="20"/>
-        </w:rPr>
-        <w:t xml:space="preserve">    └── 向机器人提问</w:t>
-      </w:r>
-      <w:r>
-        <w:br/>
-      </w:r>
-      <w:r>
-        <w:rPr>
-          <w:rFonts w:ascii="Consolas" w:hAnsi="Consolas" w:eastAsia="Consolas"/>
-          <w:b w:val="0"/>
-          <w:sz w:val="20"/>
-        </w:rPr>
-        <w:t xml:space="preserve">          ↓</w:t>
-      </w:r>
-      <w:r>
-        <w:br/>
-      </w:r>
-      <w:r>
-        <w:rPr>
-          <w:rFonts w:ascii="Consolas" w:hAnsi="Consolas" w:eastAsia="Consolas"/>
-          <w:b w:val="0"/>
-          <w:sz w:val="20"/>
-        </w:rPr>
-        <w:t xml:space="preserve">        ① 问题预处理：查询标准化 + 提问有效性过滤</w:t>
-      </w:r>
-      <w:r>
-        <w:br/>
-      </w:r>
-      <w:r>
-        <w:rPr>
-          <w:rFonts w:ascii="Consolas" w:hAnsi="Consolas" w:eastAsia="Consolas"/>
-          <w:b w:val="0"/>
-          <w:sz w:val="20"/>
-        </w:rPr>
-        <w:t xml:space="preserve">          ↓</w:t>
-      </w:r>
-      <w:r>
-        <w:br/>
-      </w:r>
-      <w:r>
-        <w:rPr>
-          <w:rFonts w:ascii="Consolas" w:hAnsi="Consolas" w:eastAsia="Consolas"/>
-          <w:b w:val="0"/>
-          <w:sz w:val="20"/>
-        </w:rPr>
-        <w:t xml:space="preserve">        ② 知识库检索与总结（先完成检索）</w:t>
-      </w:r>
-      <w:r>
-        <w:br/>
-      </w:r>
-      <w:r>
-        <w:rPr>
-          <w:rFonts w:ascii="Consolas" w:hAnsi="Consolas" w:eastAsia="Consolas"/>
-          <w:b w:val="0"/>
-          <w:sz w:val="20"/>
-        </w:rPr>
-        <w:t xml:space="preserve">          ↓</w:t>
-      </w:r>
-      <w:r>
-        <w:br/>
-      </w:r>
-      <w:r>
-        <w:rPr>
-          <w:rFonts w:ascii="Consolas" w:hAnsi="Consolas" w:eastAsia="Consolas"/>
-          <w:b w:val="0"/>
-          <w:sz w:val="20"/>
-        </w:rPr>
-        <w:t xml:space="preserve">        ③ 上游技能决策Agent：判断候选技能（单点精确决策）</w:t>
-      </w:r>
-      <w:r>
-        <w:br/>
-      </w:r>
-      <w:r>
-        <w:rPr>
-          <w:rFonts w:ascii="Consolas" w:hAnsi="Consolas" w:eastAsia="Consolas"/>
-          <w:b w:val="0"/>
-          <w:sz w:val="20"/>
-        </w:rPr>
-        <w:t xml:space="preserve">          ↓</w:t>
-      </w:r>
-      <w:r>
-        <w:br/>
-      </w:r>
-      <w:r>
-        <w:rPr>
-          <w:rFonts w:ascii="Consolas" w:hAnsi="Consolas" w:eastAsia="Consolas"/>
-          <w:b w:val="0"/>
-          <w:sz w:val="20"/>
-        </w:rPr>
-        <w:t xml:space="preserve">        ④ 状态组合判断：知识库答案状态 × 候选技能是否存在 → 是否终态</w:t>
-      </w:r>
-      <w:r>
-        <w:br/>
-      </w:r>
-      <w:r>
-        <w:rPr>
-          <w:rFonts w:ascii="Consolas" w:hAnsi="Consolas" w:eastAsia="Consolas"/>
-          <w:b w:val="0"/>
-          <w:sz w:val="20"/>
-        </w:rPr>
-        <w:t xml:space="preserve">          ↓（非终态才继续）</w:t>
-      </w:r>
-      <w:r>
-        <w:br/>
-      </w:r>
-      <w:r>
-        <w:rPr>
-          <w:rFonts w:ascii="Consolas" w:hAnsi="Consolas" w:eastAsia="Consolas"/>
-          <w:b w:val="0"/>
-          <w:sz w:val="20"/>
-        </w:rPr>
-        <w:t xml:space="preserve">        ⑤ 下游技能执行Agent（纯执行）→ 仍未覆盖 → 文档推荐兜底</w:t>
-      </w:r>
-      <w:r>
-        <w:br/>
-      </w:r>
-      <w:r>
-        <w:rPr>
-          <w:rFonts w:ascii="Consolas" w:hAnsi="Consolas" w:eastAsia="Consolas"/>
-          <w:b w:val="0"/>
-          <w:sz w:val="20"/>
-        </w:rPr>
-        <w:t xml:space="preserve">          ↓</w:t>
-      </w:r>
-      <w:r>
-        <w:br/>
-      </w:r>
-      <w:r>
-        <w:rPr>
-          <w:rFonts w:ascii="Consolas" w:hAnsi="Consolas" w:eastAsia="Consolas"/>
-          <w:b w:val="0"/>
-          <w:sz w:val="20"/>
-        </w:rPr>
-        <w:t xml:space="preserve">        ⑥ 三段式渐进交付：按终态判断决定每阶段是否展示"人工支持"按钮</w:t>
-      </w:r>
-      <w:r>
-        <w:br/>
-      </w:r>
-      <w:r>
-        <w:rPr>
-          <w:rFonts w:ascii="Consolas" w:hAnsi="Consolas" w:eastAsia="Consolas"/>
-          <w:b w:val="0"/>
-          <w:sz w:val="20"/>
-        </w:rPr>
-        <w:t xml:space="preserve">          ↓（用户点击按钮）</w:t>
-      </w:r>
-      <w:r>
-        <w:br/>
-      </w:r>
-      <w:r>
-        <w:rPr>
-          <w:rFonts w:ascii="Consolas" w:hAnsi="Consolas" w:eastAsia="Consolas"/>
-          <w:b w:val="0"/>
-          <w:sz w:val="20"/>
-        </w:rPr>
-        <w:t xml:space="preserve">        进入人工支持</w:t>
-      </w:r>
-      <w:r>
-        <w:br/>
-      </w:r>
-      <w:r>
-        <w:rPr>
-          <w:rFonts w:ascii="Consolas" w:hAnsi="Consolas" w:eastAsia="Consolas"/>
-          <w:b w:val="0"/>
-          <w:sz w:val="20"/>
-        </w:rPr>
-        <w:t xml:space="preserve">          ↓</w:t>
-      </w:r>
-      <w:r>
-        <w:br/>
-      </w:r>
-      <w:r>
-        <w:rPr>
-          <w:rFonts w:ascii="Consolas" w:hAnsi="Consolas" w:eastAsia="Consolas"/>
-          <w:b w:val="0"/>
-          <w:sz w:val="20"/>
-        </w:rPr>
-        <w:t xml:space="preserve">        知识自增长（两条独立路径）</w:t>
-      </w:r>
-      <w:r>
-        <w:br/>
-      </w:r>
-      <w:r>
-        <w:rPr>
-          <w:rFonts w:ascii="Consolas" w:hAnsi="Consolas" w:eastAsia="Consolas"/>
-          <w:b w:val="0"/>
-          <w:sz w:val="20"/>
-        </w:rPr>
-        <w:t xml:space="preserve">          ├─ 路径A·机器识别：问题池自动分级 → 人工review补齐</w:t>
-      </w:r>
-      <w:r>
-        <w:br/>
-      </w:r>
-      <w:r>
-        <w:rPr>
-          <w:rFonts w:ascii="Consolas" w:hAnsi="Consolas" w:eastAsia="Consolas"/>
-          <w:b w:val="0"/>
-          <w:sz w:val="20"/>
-        </w:rPr>
-        <w:t xml:space="preserve">          └─ 路径B·人工主动：支持对话中快捷沉淀</w:t>
+        <w:t>图1 整体架构图：两个人工入口、核心应答链路与知识自增长闭环</w:t>
       </w:r>
     </w:p>
     <w:p>

--- a/编码通新智能问答支持系统-创新奖申报材料.docx
+++ b/编码通新智能问答支持系统-创新奖申报材料.docx
@@ -534,7 +534,7 @@
       <w:r>
         <w:drawing>
           <wp:inline xmlns:a="http://schemas.openxmlformats.org/drawingml/2006/main" xmlns:pic="http://schemas.openxmlformats.org/drawingml/2006/picture">
-            <wp:extent cx="4572000" cy="7852833"/>
+            <wp:extent cx="4572000" cy="7035866"/>
             <wp:docPr id="1" name="Picture 1"/>
             <wp:cNvGraphicFramePr>
               <a:graphicFrameLocks noChangeAspect="1"/>
@@ -555,7 +555,7 @@
                   <pic:spPr>
                     <a:xfrm>
                       <a:off x="0" y="0"/>
-                      <a:ext cx="4572000" cy="7852833"/>
+                      <a:ext cx="4572000" cy="7035866"/>
                     </a:xfrm>
                     <a:prstGeom prst="rect"/>
                   </pic:spPr>
@@ -821,7 +821,348 @@
           <w:b w:val="0"/>
           <w:sz w:val="24"/>
         </w:rPr>
-        <w:t>按"知识库答案/等待提示→技能答案→文档兜底"分阶段渐进交付答案，每阶段是否展示人工支持按钮，由知识库答案状态与候选技能是否存在的组合判断是否已到达终态——未到终态时只展示过渡态答案与等待提示，不提供按钮，避免用户看到质量一般的中间结果就提前转向人工。</w:t>
+        <w:t>按"知识库答案/等待提示→技能答案→文档兜底"分阶段渐进交付答案，是否展示人工支持按钮由知识库答案状态与候选技能是否存在的组合判断是否已到达终态，具体组合逻辑如下：</w:t>
+      </w:r>
+    </w:p>
+    <w:tbl>
+      <w:tblPr>
+        <w:tblStyle w:val="TableGrid"/>
+        <w:tblW w:type="auto" w:w="0"/>
+        <w:tblLook w:firstColumn="1" w:firstRow="1" w:lastColumn="0" w:lastRow="0" w:noHBand="0" w:noVBand="1" w:val="04A0"/>
+      </w:tblPr>
+      <w:tblGrid>
+        <w:gridCol w:w="2160"/>
+        <w:gridCol w:w="2160"/>
+        <w:gridCol w:w="2160"/>
+        <w:gridCol w:w="2160"/>
+      </w:tblGrid>
+      <w:tr>
+        <w:tc>
+          <w:tcPr>
+            <w:tcW w:type="dxa" w:w="2160"/>
+          </w:tcPr>
+          <w:p>
+            <w:r>
+              <w:rPr>
+                <w:rFonts w:ascii="仿宋_GB2312" w:hAnsi="仿宋_GB2312" w:eastAsia="仿宋_GB2312"/>
+                <w:b/>
+                <w:sz w:val="22"/>
+              </w:rPr>
+              <w:t>知识库检索结果</w:t>
+            </w:r>
+          </w:p>
+        </w:tc>
+        <w:tc>
+          <w:tcPr>
+            <w:tcW w:type="dxa" w:w="2160"/>
+          </w:tcPr>
+          <w:p>
+            <w:r>
+              <w:rPr>
+                <w:rFonts w:ascii="仿宋_GB2312" w:hAnsi="仿宋_GB2312" w:eastAsia="仿宋_GB2312"/>
+                <w:b/>
+                <w:sz w:val="22"/>
+              </w:rPr>
+              <w:t>候选技能是否存在</w:t>
+            </w:r>
+          </w:p>
+        </w:tc>
+        <w:tc>
+          <w:tcPr>
+            <w:tcW w:type="dxa" w:w="2160"/>
+          </w:tcPr>
+          <w:p>
+            <w:r>
+              <w:rPr>
+                <w:rFonts w:ascii="仿宋_GB2312" w:hAnsi="仿宋_GB2312" w:eastAsia="仿宋_GB2312"/>
+                <w:b/>
+                <w:sz w:val="22"/>
+              </w:rPr>
+              <w:t>是否终态</w:t>
+            </w:r>
+          </w:p>
+        </w:tc>
+        <w:tc>
+          <w:tcPr>
+            <w:tcW w:type="dxa" w:w="2160"/>
+          </w:tcPr>
+          <w:p>
+            <w:r>
+              <w:rPr>
+                <w:rFonts w:ascii="仿宋_GB2312" w:hAnsi="仿宋_GB2312" w:eastAsia="仿宋_GB2312"/>
+                <w:b/>
+                <w:sz w:val="22"/>
+              </w:rPr>
+              <w:t>后续处理</w:t>
+            </w:r>
+          </w:p>
+        </w:tc>
+      </w:tr>
+      <w:tr>
+        <w:tc>
+          <w:tcPr>
+            <w:tcW w:type="dxa" w:w="2160"/>
+          </w:tcPr>
+          <w:p>
+            <w:r>
+              <w:rPr>
+                <w:rFonts w:ascii="仿宋_GB2312" w:hAnsi="仿宋_GB2312" w:eastAsia="仿宋_GB2312"/>
+                <w:b w:val="0"/>
+                <w:sz w:val="22"/>
+              </w:rPr>
+              <w:t>有答案</w:t>
+            </w:r>
+          </w:p>
+        </w:tc>
+        <w:tc>
+          <w:tcPr>
+            <w:tcW w:type="dxa" w:w="2160"/>
+          </w:tcPr>
+          <w:p>
+            <w:r>
+              <w:rPr>
+                <w:rFonts w:ascii="仿宋_GB2312" w:hAnsi="仿宋_GB2312" w:eastAsia="仿宋_GB2312"/>
+                <w:b w:val="0"/>
+                <w:sz w:val="22"/>
+              </w:rPr>
+              <w:t>不存在</w:t>
+            </w:r>
+          </w:p>
+        </w:tc>
+        <w:tc>
+          <w:tcPr>
+            <w:tcW w:type="dxa" w:w="2160"/>
+          </w:tcPr>
+          <w:p>
+            <w:r>
+              <w:rPr>
+                <w:rFonts w:ascii="仿宋_GB2312" w:hAnsi="仿宋_GB2312" w:eastAsia="仿宋_GB2312"/>
+                <w:b w:val="0"/>
+                <w:sz w:val="22"/>
+              </w:rPr>
+              <w:t>是</w:t>
+            </w:r>
+          </w:p>
+        </w:tc>
+        <w:tc>
+          <w:tcPr>
+            <w:tcW w:type="dxa" w:w="2160"/>
+          </w:tcPr>
+          <w:p>
+            <w:r>
+              <w:rPr>
+                <w:rFonts w:ascii="仿宋_GB2312" w:hAnsi="仿宋_GB2312" w:eastAsia="仿宋_GB2312"/>
+                <w:b w:val="0"/>
+                <w:sz w:val="22"/>
+              </w:rPr>
+              <w:t>直接展示知识库答案，提供人工支持按钮</w:t>
+            </w:r>
+          </w:p>
+        </w:tc>
+      </w:tr>
+      <w:tr>
+        <w:tc>
+          <w:tcPr>
+            <w:tcW w:type="dxa" w:w="2160"/>
+          </w:tcPr>
+          <w:p>
+            <w:r>
+              <w:rPr>
+                <w:rFonts w:ascii="仿宋_GB2312" w:hAnsi="仿宋_GB2312" w:eastAsia="仿宋_GB2312"/>
+                <w:b w:val="0"/>
+                <w:sz w:val="22"/>
+              </w:rPr>
+              <w:t>有答案</w:t>
+            </w:r>
+          </w:p>
+        </w:tc>
+        <w:tc>
+          <w:tcPr>
+            <w:tcW w:type="dxa" w:w="2160"/>
+          </w:tcPr>
+          <w:p>
+            <w:r>
+              <w:rPr>
+                <w:rFonts w:ascii="仿宋_GB2312" w:hAnsi="仿宋_GB2312" w:eastAsia="仿宋_GB2312"/>
+                <w:b w:val="0"/>
+                <w:sz w:val="22"/>
+              </w:rPr>
+              <w:t>存在</w:t>
+            </w:r>
+          </w:p>
+        </w:tc>
+        <w:tc>
+          <w:tcPr>
+            <w:tcW w:type="dxa" w:w="2160"/>
+          </w:tcPr>
+          <w:p>
+            <w:r>
+              <w:rPr>
+                <w:rFonts w:ascii="仿宋_GB2312" w:hAnsi="仿宋_GB2312" w:eastAsia="仿宋_GB2312"/>
+                <w:b w:val="0"/>
+                <w:sz w:val="22"/>
+              </w:rPr>
+              <w:t>否</w:t>
+            </w:r>
+          </w:p>
+        </w:tc>
+        <w:tc>
+          <w:tcPr>
+            <w:tcW w:type="dxa" w:w="2160"/>
+          </w:tcPr>
+          <w:p>
+            <w:r>
+              <w:rPr>
+                <w:rFonts w:ascii="仿宋_GB2312" w:hAnsi="仿宋_GB2312" w:eastAsia="仿宋_GB2312"/>
+                <w:b w:val="0"/>
+                <w:sz w:val="22"/>
+              </w:rPr>
+              <w:t>知识库答案作为过渡参考，触发技能执行Agent，暂不提供人工支持按钮</w:t>
+            </w:r>
+          </w:p>
+        </w:tc>
+      </w:tr>
+      <w:tr>
+        <w:tc>
+          <w:tcPr>
+            <w:tcW w:type="dxa" w:w="2160"/>
+          </w:tcPr>
+          <w:p>
+            <w:r>
+              <w:rPr>
+                <w:rFonts w:ascii="仿宋_GB2312" w:hAnsi="仿宋_GB2312" w:eastAsia="仿宋_GB2312"/>
+                <w:b w:val="0"/>
+                <w:sz w:val="22"/>
+              </w:rPr>
+              <w:t>无答案</w:t>
+            </w:r>
+          </w:p>
+        </w:tc>
+        <w:tc>
+          <w:tcPr>
+            <w:tcW w:type="dxa" w:w="2160"/>
+          </w:tcPr>
+          <w:p>
+            <w:r>
+              <w:rPr>
+                <w:rFonts w:ascii="仿宋_GB2312" w:hAnsi="仿宋_GB2312" w:eastAsia="仿宋_GB2312"/>
+                <w:b w:val="0"/>
+                <w:sz w:val="22"/>
+              </w:rPr>
+              <w:t>存在</w:t>
+            </w:r>
+          </w:p>
+        </w:tc>
+        <w:tc>
+          <w:tcPr>
+            <w:tcW w:type="dxa" w:w="2160"/>
+          </w:tcPr>
+          <w:p>
+            <w:r>
+              <w:rPr>
+                <w:rFonts w:ascii="仿宋_GB2312" w:hAnsi="仿宋_GB2312" w:eastAsia="仿宋_GB2312"/>
+                <w:b w:val="0"/>
+                <w:sz w:val="22"/>
+              </w:rPr>
+              <w:t>否</w:t>
+            </w:r>
+          </w:p>
+        </w:tc>
+        <w:tc>
+          <w:tcPr>
+            <w:tcW w:type="dxa" w:w="2160"/>
+          </w:tcPr>
+          <w:p>
+            <w:r>
+              <w:rPr>
+                <w:rFonts w:ascii="仿宋_GB2312" w:hAnsi="仿宋_GB2312" w:eastAsia="仿宋_GB2312"/>
+                <w:b w:val="0"/>
+                <w:sz w:val="22"/>
+              </w:rPr>
+              <w:t>展示等待提示，触发技能执行Agent，暂不提供人工支持按钮</w:t>
+            </w:r>
+          </w:p>
+        </w:tc>
+      </w:tr>
+      <w:tr>
+        <w:tc>
+          <w:tcPr>
+            <w:tcW w:type="dxa" w:w="2160"/>
+          </w:tcPr>
+          <w:p>
+            <w:r>
+              <w:rPr>
+                <w:rFonts w:ascii="仿宋_GB2312" w:hAnsi="仿宋_GB2312" w:eastAsia="仿宋_GB2312"/>
+                <w:b w:val="0"/>
+                <w:sz w:val="22"/>
+              </w:rPr>
+              <w:t>无答案</w:t>
+            </w:r>
+          </w:p>
+        </w:tc>
+        <w:tc>
+          <w:tcPr>
+            <w:tcW w:type="dxa" w:w="2160"/>
+          </w:tcPr>
+          <w:p>
+            <w:r>
+              <w:rPr>
+                <w:rFonts w:ascii="仿宋_GB2312" w:hAnsi="仿宋_GB2312" w:eastAsia="仿宋_GB2312"/>
+                <w:b w:val="0"/>
+                <w:sz w:val="22"/>
+              </w:rPr>
+              <w:t>不存在</w:t>
+            </w:r>
+          </w:p>
+        </w:tc>
+        <w:tc>
+          <w:tcPr>
+            <w:tcW w:type="dxa" w:w="2160"/>
+          </w:tcPr>
+          <w:p>
+            <w:r>
+              <w:rPr>
+                <w:rFonts w:ascii="仿宋_GB2312" w:hAnsi="仿宋_GB2312" w:eastAsia="仿宋_GB2312"/>
+                <w:b w:val="0"/>
+                <w:sz w:val="22"/>
+              </w:rPr>
+              <w:t>否</w:t>
+            </w:r>
+          </w:p>
+        </w:tc>
+        <w:tc>
+          <w:tcPr>
+            <w:tcW w:type="dxa" w:w="2160"/>
+          </w:tcPr>
+          <w:p>
+            <w:r>
+              <w:rPr>
+                <w:rFonts w:ascii="仿宋_GB2312" w:hAnsi="仿宋_GB2312" w:eastAsia="仿宋_GB2312"/>
+                <w:b w:val="0"/>
+                <w:sz w:val="22"/>
+              </w:rPr>
+              <w:t>展示等待提示，跳过技能执行，直接进入文档推荐兜底，暂不提供人工支持按钮</w:t>
+            </w:r>
+          </w:p>
+        </w:tc>
+      </w:tr>
+    </w:tbl>
+    <w:p>
+      <w:pPr>
+        <w:spacing w:after="80"/>
+      </w:pPr>
+    </w:p>
+    <w:p>
+      <w:pPr>
+        <w:spacing w:after="160"/>
+      </w:pPr>
+      <w:r>
+        <w:rPr>
+          <w:rFonts w:ascii="仿宋_GB2312" w:hAnsi="仿宋_GB2312" w:eastAsia="仿宋_GB2312"/>
+          <w:b w:val="0"/>
+          <w:sz w:val="21"/>
+        </w:rPr>
+        <w:t>说明：技能执行完成、或文档推荐兜底返回后（无论结果如何），均视为到达终态，统一提供人工支持按钮，避免用户看到质量一般的中间结果就提前转向人工、也避免用户在不知情的情况下无限等待。</w:t>
       </w:r>
     </w:p>
     <w:p>

--- a/编码通新智能问答支持系统-创新奖申报材料.docx
+++ b/编码通新智能问答支持系统-创新奖申报材料.docx
@@ -80,7 +80,7 @@
           <w:b w:val="0"/>
           <w:sz w:val="24"/>
         </w:rPr>
-        <w:t>通过对实际技术支持咨询记录的系统性梳理，项目组提炼出两条具有普遍适用性的共性特征，这些特征并不局限于某一具体平台或场景：</w:t>
+        <w:t>通过对实际技术支持咨询记录的系统性梳理，项目组提炼出三条具有普遍适用性的共性特征，这些特征并不局限于某一具体平台或场景：</w:t>
       </w:r>
     </w:p>
     <w:p>
@@ -392,6 +392,27 @@
     </w:p>
     <w:p>
       <w:pPr>
+        <w:spacing w:after="160"/>
+      </w:pPr>
+      <w:r>
+        <w:rPr>
+          <w:rFonts w:ascii="仿宋_GB2312" w:hAnsi="仿宋_GB2312" w:eastAsia="仿宋_GB2312"/>
+          <w:b/>
+          <w:sz w:val="24"/>
+        </w:rPr>
+        <w:t>特征三：问答闭环离不开人工参与。</w:t>
+      </w:r>
+      <w:r>
+        <w:rPr>
+          <w:rFonts w:ascii="仿宋_GB2312" w:hAnsi="仿宋_GB2312" w:eastAsia="仿宋_GB2312"/>
+          <w:b w:val="0"/>
+          <w:sz w:val="24"/>
+        </w:rPr>
+        <w:t>机器既无法独立应答所有问题——复杂场景判断等超出当前AI能力边界的问题，最终仍需人工兜底；也无法独立完成自身能力的迭代——知识库和技能库的内容补充，同样依赖人工的判断与操作。这意味着任何技术支持问答体系要真正规模化运转，都必须为人工预留合理的参与环节，而非追求"完全无人化"。</w:t>
+      </w:r>
+    </w:p>
+    <w:p>
+      <w:pPr>
         <w:spacing w:after="200"/>
       </w:pPr>
       <w:r>
@@ -413,7 +434,7 @@
           <w:b w:val="0"/>
           <w:sz w:val="24"/>
         </w:rPr>
-        <w:t>本章节介绍的是一套面向上述两条共性特征设计的</w:t>
+        <w:t>本章节介绍的是一套面向上述三条共性特征设计的</w:t>
       </w:r>
       <w:r>
         <w:rPr>
@@ -455,7 +476,7 @@
           <w:b w:val="0"/>
           <w:sz w:val="24"/>
         </w:rPr>
-        <w:t>本方案的设计理念由两条核心价值主张支撑，分别回应1.2中提炼的两条共性特征：</w:t>
+        <w:t>本方案的设计理念由两条核心价值主张支撑，分别回应1.2中的特征一与特征二；特征三（问答闭环离不开人工参与）不是独立的设计主张，而是体现在2.2-2.5各环节对人工角色边界的具体安排中：</w:t>
       </w:r>
     </w:p>
     <w:p>
@@ -1329,7 +1350,7 @@
           <w:b w:val="0"/>
           <w:sz w:val="24"/>
         </w:rPr>
-        <w:t>以下为方案本体在编码通(新)平台落地后的具体情况。</w:t>
+        <w:t>该方案本体已基于编码通(新)这一低代码技术支持场景完成落地，以下为落地后的具体情况。</w:t>
       </w:r>
     </w:p>
     <w:p>
@@ -1342,62 +1363,7 @@
           <w:b/>
           <w:sz w:val="28"/>
         </w:rPr>
-        <w:t>3.1 落地案例：编码通(新)的具体实现</w:t>
-      </w:r>
-    </w:p>
-    <w:p>
-      <w:pPr>
-        <w:spacing w:after="160"/>
-      </w:pPr>
-      <w:r>
-        <w:rPr>
-          <w:rFonts w:ascii="仿宋_GB2312" w:hAnsi="仿宋_GB2312" w:eastAsia="仿宋_GB2312"/>
-          <w:b/>
-          <w:sz w:val="24"/>
-        </w:rPr>
-        <w:t>知识库层面：</w:t>
-      </w:r>
-      <w:r>
-        <w:rPr>
-          <w:rFonts w:ascii="仿宋_GB2312" w:hAnsi="仿宋_GB2312" w:eastAsia="仿宋_GB2312"/>
-          <w:b w:val="0"/>
-          <w:sz w:val="24"/>
-        </w:rPr>
-        <w:t>订阅内部K+知识库，内容来源于官方操作文档（与在线文档自动同步）和人工整理的QA。</w:t>
-      </w:r>
-    </w:p>
-    <w:p>
-      <w:pPr>
-        <w:spacing w:after="160"/>
-      </w:pPr>
-      <w:r>
-        <w:rPr>
-          <w:rFonts w:ascii="仿宋_GB2312" w:hAnsi="仿宋_GB2312" w:eastAsia="仿宋_GB2312"/>
-          <w:b/>
-          <w:sz w:val="24"/>
-        </w:rPr>
-        <w:t>技能层面：</w:t>
-      </w:r>
-      <w:r>
-        <w:rPr>
-          <w:rFonts w:ascii="仿宋_GB2312" w:hAnsi="仿宋_GB2312" w:eastAsia="仿宋_GB2312"/>
-          <w:b w:val="0"/>
-          <w:sz w:val="24"/>
-        </w:rPr>
-        <w:t>通过Function Calling配置了约30个排障SKILL，覆盖数据开发、界面开发、数据处理、权限设置、应用运维、辅助功能、触发设置等7大业务模块。例如用户询问某SQL节点字段该如何插入数据时，Agent能基于用户输入直接生成对应SQL语句，而非仅返回一篇通用文档。</w:t>
-      </w:r>
-    </w:p>
-    <w:p>
-      <w:pPr>
-        <w:spacing w:after="160"/>
-      </w:pPr>
-      <w:r>
-        <w:rPr>
-          <w:rFonts w:ascii="黑体" w:hAnsi="黑体" w:eastAsia="黑体"/>
-          <w:b/>
-          <w:sz w:val="28"/>
-        </w:rPr>
-        <w:t>3.2 问题拦截成效：问题漏斗</w:t>
+        <w:t>3.1 问题拦截成效：问题漏斗</w:t>
       </w:r>
     </w:p>
     <w:p>
@@ -1599,7 +1565,7 @@
           <w:b/>
           <w:sz w:val="28"/>
         </w:rPr>
-        <w:t>3.3 响应效率与人力成本</w:t>
+        <w:t>3.2 响应效率与人力成本</w:t>
       </w:r>
     </w:p>
     <w:tbl>
@@ -1817,7 +1783,7 @@
           <w:b/>
           <w:sz w:val="28"/>
         </w:rPr>
-        <w:t>3.4 知识沉淀能力建设情况</w:t>
+        <w:t>3.3 知识沉淀能力建设情况</w:t>
       </w:r>
     </w:p>
     <w:tbl>
@@ -2051,7 +2017,7 @@
           <w:b/>
           <w:sz w:val="28"/>
         </w:rPr>
-        <w:t>3.5 跨平台复用情况</w:t>
+        <w:t>3.4 跨平台复用情况</w:t>
       </w:r>
     </w:p>
     <w:p>

--- a/编码通新智能问答支持系统-创新奖申报材料.docx
+++ b/编码通新智能问答支持系统-创新奖申报材料.docx
@@ -463,7 +463,7 @@
           <w:b/>
           <w:sz w:val="28"/>
         </w:rPr>
-        <w:t>2.1 设计理念：两条核心价值主张</w:t>
+        <w:t>2.1 设计理念：三条核心价值主张</w:t>
       </w:r>
     </w:p>
     <w:p>
@@ -476,7 +476,7 @@
           <w:b w:val="0"/>
           <w:sz w:val="24"/>
         </w:rPr>
-        <w:t>本方案的设计理念由两条核心价值主张支撑，分别回应1.2中的特征一与特征二；特征三（问答闭环离不开人工参与）不是独立的设计主张，而是体现在2.2-2.5各环节对人工角色边界的具体安排中：</w:t>
+        <w:t>本方案的设计理念由三条核心价值主张支撑，分别回应1.2中提炼的三条共性特征：</w:t>
       </w:r>
     </w:p>
     <w:p>
@@ -519,6 +519,27 @@
           <w:sz w:val="24"/>
         </w:rPr>
         <w:t>通过上游单点精确决策、按需触发下游执行、状态组合驱动的终态判断与分阶段渐进交付等机制，把有限的计算资源集中投入到真正有价值的推理环节上。</w:t>
+      </w:r>
+    </w:p>
+    <w:p>
+      <w:pPr>
+        <w:spacing w:after="160"/>
+      </w:pPr>
+      <w:r>
+        <w:rPr>
+          <w:rFonts w:ascii="仿宋_GB2312" w:hAnsi="仿宋_GB2312" w:eastAsia="仿宋_GB2312"/>
+          <w:b/>
+          <w:sz w:val="24"/>
+        </w:rPr>
+        <w:t>价值主张三：人工参与的精准聚焦，而非粗放式消耗。</w:t>
+      </w:r>
+      <w:r>
+        <w:rPr>
+          <w:rFonts w:ascii="仿宋_GB2312" w:hAnsi="仿宋_GB2312" w:eastAsia="仿宋_GB2312"/>
+          <w:b w:val="0"/>
+          <w:sz w:val="24"/>
+        </w:rPr>
+        <w:t>现阶段问答闭环离不开人工兜底与治理，但核心价值在于通过终态判断与知识自增长机制，把有限人工精准投放到复杂场景判断、知识技能治理等高价值环节，避免被长尾问题稀释消耗，并以此持续收敛人工参与的边界。</w:t>
       </w:r>
     </w:p>
     <w:p>

--- a/编码通新智能问答支持系统-创新奖申报材料.docx
+++ b/编码通新智能问答支持系统-创新奖申报材料.docx
@@ -204,7 +204,7 @@
                 <w:b w:val="0"/>
                 <w:sz w:val="22"/>
               </w:rPr>
-              <w:t>【待补充】</w:t>
+              <w:t>27.7%</w:t>
             </w:r>
           </w:p>
         </w:tc>
@@ -251,7 +251,7 @@
                 <w:b w:val="0"/>
                 <w:sz w:val="22"/>
               </w:rPr>
-              <w:t>【待补充】</w:t>
+              <w:t>68.2%</w:t>
             </w:r>
           </w:p>
         </w:tc>
@@ -298,7 +298,7 @@
                 <w:b w:val="0"/>
                 <w:sz w:val="22"/>
               </w:rPr>
-              <w:t>【待补充】</w:t>
+              <w:t>3.6%</w:t>
             </w:r>
           </w:p>
         </w:tc>
@@ -345,7 +345,7 @@
                 <w:b w:val="0"/>
                 <w:sz w:val="22"/>
               </w:rPr>
-              <w:t>【待补充】</w:t>
+              <w:t>0.4%</w:t>
             </w:r>
           </w:p>
         </w:tc>
@@ -366,7 +366,7 @@
           <w:b w:val="0"/>
           <w:sz w:val="21"/>
         </w:rPr>
-        <w:t>说明：问题分类标准由项目组制定后，通过AI辅助分类的方式对历史咨询记录进行统计，具体占比数据将在规则确定后补充；该分类标准与占比统计方法与具体业务逻辑无关，可直接套用于其他技术支持场景。</w:t>
+        <w:t>说明：占比数据基于低代码场景近期历史咨询会话记录的统计分析（通过AI辅助分类统计），该分类标准与统计方法与具体业务逻辑无关，可直接套用于其他技术支持场景。</w:t>
       </w:r>
     </w:p>
     <w:p>
@@ -829,7 +829,7 @@
           <w:b w:val="0"/>
           <w:sz w:val="24"/>
         </w:rPr>
-        <w:t>该职责划分由真实运行反馈驱动：早期"上下游各自判断"的两段式设计中，下游会对上游已确认的技能重新产生怀疑、倾向保守拒绝执行，多级独立判断复合放大了误判率。收敛为"上游单点决策、下游纯执行"后，决策一致性和命中率均得到改善。具体SKILL清单是可插拔的业务数据层，与双Agent协同模式本身无关。</w:t>
+        <w:t>该职责划分由真实运行反馈驱动：早期"上下游各自判断"的两段式设计中，下游会对上游已确认的技能重新产生怀疑、倾向保守拒绝执行，多级独立判断复合放大了误判率。收敛为"上游单点决策、下游纯执行"后，决策一致性和命中率均得到改善。具体SKILL清单是可插拔的业务数据层，与双Agent协同模式本身无关。该架构选择的必要性与成本验证详见三、实践成效。</w:t>
       </w:r>
     </w:p>
     <w:p>
@@ -1214,6 +1214,19 @@
       <w:r>
         <w:rPr>
           <w:rFonts w:ascii="仿宋_GB2312" w:hAnsi="仿宋_GB2312" w:eastAsia="仿宋_GB2312"/>
+          <w:b w:val="0"/>
+          <w:sz w:val="24"/>
+        </w:rPr>
+        <w:t>该机制的实际运行效果详见三、实践成效。</w:t>
+      </w:r>
+    </w:p>
+    <w:p>
+      <w:pPr>
+        <w:spacing w:after="160"/>
+      </w:pPr>
+      <w:r>
+        <w:rPr>
+          <w:rFonts w:ascii="仿宋_GB2312" w:hAnsi="仿宋_GB2312" w:eastAsia="仿宋_GB2312"/>
           <w:b/>
           <w:sz w:val="24"/>
         </w:rPr>
@@ -1586,7 +1599,648 @@
           <w:b/>
           <w:sz w:val="28"/>
         </w:rPr>
-        <w:t>3.2 响应效率与人力成本</w:t>
+        <w:t>3.2 渐进交付机制的实际成效</w:t>
+      </w:r>
+    </w:p>
+    <w:p>
+      <w:pPr>
+        <w:spacing w:after="160"/>
+      </w:pPr>
+      <w:r>
+        <w:rPr>
+          <w:rFonts w:ascii="仿宋_GB2312" w:hAnsi="仿宋_GB2312" w:eastAsia="仿宋_GB2312"/>
+          <w:b/>
+          <w:sz w:val="24"/>
+        </w:rPr>
+        <w:t>评测说明：</w:t>
+      </w:r>
+      <w:r>
+        <w:rPr>
+          <w:rFonts w:ascii="仿宋_GB2312" w:hAnsi="仿宋_GB2312" w:eastAsia="仿宋_GB2312"/>
+          <w:b w:val="0"/>
+          <w:sz w:val="24"/>
+        </w:rPr>
+        <w:t>本节数据来源于近期一段时间内自然产生的全量咨询会话日志，未经人工倾向性筛选，共提取233条有效会话进行评测。</w:t>
+      </w:r>
+    </w:p>
+    <w:p>
+      <w:pPr>
+        <w:spacing w:after="160"/>
+      </w:pPr>
+      <w:r>
+        <w:rPr>
+          <w:rFonts w:ascii="仿宋_GB2312" w:hAnsi="仿宋_GB2312" w:eastAsia="仿宋_GB2312"/>
+          <w:b/>
+          <w:sz w:val="24"/>
+        </w:rPr>
+        <w:t>候选技能送达率：</w:t>
+      </w:r>
+      <w:r>
+        <w:rPr>
+          <w:rFonts w:ascii="仿宋_GB2312" w:hAnsi="仿宋_GB2312" w:eastAsia="仿宋_GB2312"/>
+          <w:b w:val="0"/>
+          <w:sz w:val="24"/>
+        </w:rPr>
+        <w:t>在存在候选技能的183个会话中，最终成功送达技能答案的比例为67.2%；按知识库检索结果进一步拆分：知识库有答案且候选技能存在的93个会话中，送达率为73.1%，知识库无答案且候选技能存在的90个会话中，送达率为61.1%。</w:t>
+      </w:r>
+    </w:p>
+    <w:tbl>
+      <w:tblPr>
+        <w:tblStyle w:val="TableGrid"/>
+        <w:tblW w:type="auto" w:w="0"/>
+        <w:tblLook w:firstColumn="1" w:firstRow="1" w:lastColumn="0" w:lastRow="0" w:noHBand="0" w:noVBand="1" w:val="04A0"/>
+      </w:tblPr>
+      <w:tblGrid>
+        <w:gridCol w:w="2160"/>
+        <w:gridCol w:w="2160"/>
+        <w:gridCol w:w="2160"/>
+        <w:gridCol w:w="2160"/>
+      </w:tblGrid>
+      <w:tr>
+        <w:tc>
+          <w:tcPr>
+            <w:tcW w:type="dxa" w:w="2160"/>
+          </w:tcPr>
+          <w:p>
+            <w:r>
+              <w:rPr>
+                <w:rFonts w:ascii="仿宋_GB2312" w:hAnsi="仿宋_GB2312" w:eastAsia="仿宋_GB2312"/>
+                <w:b/>
+                <w:sz w:val="22"/>
+              </w:rPr>
+              <w:t>统计口径</w:t>
+            </w:r>
+          </w:p>
+        </w:tc>
+        <w:tc>
+          <w:tcPr>
+            <w:tcW w:type="dxa" w:w="2160"/>
+          </w:tcPr>
+          <w:p>
+            <w:r>
+              <w:rPr>
+                <w:rFonts w:ascii="仿宋_GB2312" w:hAnsi="仿宋_GB2312" w:eastAsia="仿宋_GB2312"/>
+                <w:b/>
+                <w:sz w:val="22"/>
+              </w:rPr>
+              <w:t>候选技能会话数</w:t>
+            </w:r>
+          </w:p>
+        </w:tc>
+        <w:tc>
+          <w:tcPr>
+            <w:tcW w:type="dxa" w:w="2160"/>
+          </w:tcPr>
+          <w:p>
+            <w:r>
+              <w:rPr>
+                <w:rFonts w:ascii="仿宋_GB2312" w:hAnsi="仿宋_GB2312" w:eastAsia="仿宋_GB2312"/>
+                <w:b/>
+                <w:sz w:val="22"/>
+              </w:rPr>
+              <w:t>送达成功数</w:t>
+            </w:r>
+          </w:p>
+        </w:tc>
+        <w:tc>
+          <w:tcPr>
+            <w:tcW w:type="dxa" w:w="2160"/>
+          </w:tcPr>
+          <w:p>
+            <w:r>
+              <w:rPr>
+                <w:rFonts w:ascii="仿宋_GB2312" w:hAnsi="仿宋_GB2312" w:eastAsia="仿宋_GB2312"/>
+                <w:b/>
+                <w:sz w:val="22"/>
+              </w:rPr>
+              <w:t>送达率</w:t>
+            </w:r>
+          </w:p>
+        </w:tc>
+      </w:tr>
+      <w:tr>
+        <w:tc>
+          <w:tcPr>
+            <w:tcW w:type="dxa" w:w="2160"/>
+          </w:tcPr>
+          <w:p>
+            <w:r>
+              <w:rPr>
+                <w:rFonts w:ascii="仿宋_GB2312" w:hAnsi="仿宋_GB2312" w:eastAsia="仿宋_GB2312"/>
+                <w:b w:val="0"/>
+                <w:sz w:val="22"/>
+              </w:rPr>
+              <w:t>整体（全部候选技能会话）</w:t>
+            </w:r>
+          </w:p>
+        </w:tc>
+        <w:tc>
+          <w:tcPr>
+            <w:tcW w:type="dxa" w:w="2160"/>
+          </w:tcPr>
+          <w:p>
+            <w:r>
+              <w:rPr>
+                <w:rFonts w:ascii="仿宋_GB2312" w:hAnsi="仿宋_GB2312" w:eastAsia="仿宋_GB2312"/>
+                <w:b w:val="0"/>
+                <w:sz w:val="22"/>
+              </w:rPr>
+              <w:t>183</w:t>
+            </w:r>
+          </w:p>
+        </w:tc>
+        <w:tc>
+          <w:tcPr>
+            <w:tcW w:type="dxa" w:w="2160"/>
+          </w:tcPr>
+          <w:p>
+            <w:r>
+              <w:rPr>
+                <w:rFonts w:ascii="仿宋_GB2312" w:hAnsi="仿宋_GB2312" w:eastAsia="仿宋_GB2312"/>
+                <w:b w:val="0"/>
+                <w:sz w:val="22"/>
+              </w:rPr>
+              <w:t>123</w:t>
+            </w:r>
+          </w:p>
+        </w:tc>
+        <w:tc>
+          <w:tcPr>
+            <w:tcW w:type="dxa" w:w="2160"/>
+          </w:tcPr>
+          <w:p>
+            <w:r>
+              <w:rPr>
+                <w:rFonts w:ascii="仿宋_GB2312" w:hAnsi="仿宋_GB2312" w:eastAsia="仿宋_GB2312"/>
+                <w:b w:val="0"/>
+                <w:sz w:val="22"/>
+              </w:rPr>
+              <w:t>67.2%</w:t>
+            </w:r>
+          </w:p>
+        </w:tc>
+      </w:tr>
+      <w:tr>
+        <w:tc>
+          <w:tcPr>
+            <w:tcW w:type="dxa" w:w="2160"/>
+          </w:tcPr>
+          <w:p>
+            <w:r>
+              <w:rPr>
+                <w:rFonts w:ascii="仿宋_GB2312" w:hAnsi="仿宋_GB2312" w:eastAsia="仿宋_GB2312"/>
+                <w:b w:val="0"/>
+                <w:sz w:val="22"/>
+              </w:rPr>
+              <w:t>知识库有答案 + 候选技能存在</w:t>
+            </w:r>
+          </w:p>
+        </w:tc>
+        <w:tc>
+          <w:tcPr>
+            <w:tcW w:type="dxa" w:w="2160"/>
+          </w:tcPr>
+          <w:p>
+            <w:r>
+              <w:rPr>
+                <w:rFonts w:ascii="仿宋_GB2312" w:hAnsi="仿宋_GB2312" w:eastAsia="仿宋_GB2312"/>
+                <w:b w:val="0"/>
+                <w:sz w:val="22"/>
+              </w:rPr>
+              <w:t>93</w:t>
+            </w:r>
+          </w:p>
+        </w:tc>
+        <w:tc>
+          <w:tcPr>
+            <w:tcW w:type="dxa" w:w="2160"/>
+          </w:tcPr>
+          <w:p>
+            <w:r>
+              <w:rPr>
+                <w:rFonts w:ascii="仿宋_GB2312" w:hAnsi="仿宋_GB2312" w:eastAsia="仿宋_GB2312"/>
+                <w:b w:val="0"/>
+                <w:sz w:val="22"/>
+              </w:rPr>
+              <w:t>68</w:t>
+            </w:r>
+          </w:p>
+        </w:tc>
+        <w:tc>
+          <w:tcPr>
+            <w:tcW w:type="dxa" w:w="2160"/>
+          </w:tcPr>
+          <w:p>
+            <w:r>
+              <w:rPr>
+                <w:rFonts w:ascii="仿宋_GB2312" w:hAnsi="仿宋_GB2312" w:eastAsia="仿宋_GB2312"/>
+                <w:b w:val="0"/>
+                <w:sz w:val="22"/>
+              </w:rPr>
+              <w:t>73.1%</w:t>
+            </w:r>
+          </w:p>
+        </w:tc>
+      </w:tr>
+      <w:tr>
+        <w:tc>
+          <w:tcPr>
+            <w:tcW w:type="dxa" w:w="2160"/>
+          </w:tcPr>
+          <w:p>
+            <w:r>
+              <w:rPr>
+                <w:rFonts w:ascii="仿宋_GB2312" w:hAnsi="仿宋_GB2312" w:eastAsia="仿宋_GB2312"/>
+                <w:b w:val="0"/>
+                <w:sz w:val="22"/>
+              </w:rPr>
+              <w:t>知识库无答案 + 候选技能存在</w:t>
+            </w:r>
+          </w:p>
+        </w:tc>
+        <w:tc>
+          <w:tcPr>
+            <w:tcW w:type="dxa" w:w="2160"/>
+          </w:tcPr>
+          <w:p>
+            <w:r>
+              <w:rPr>
+                <w:rFonts w:ascii="仿宋_GB2312" w:hAnsi="仿宋_GB2312" w:eastAsia="仿宋_GB2312"/>
+                <w:b w:val="0"/>
+                <w:sz w:val="22"/>
+              </w:rPr>
+              <w:t>90</w:t>
+            </w:r>
+          </w:p>
+        </w:tc>
+        <w:tc>
+          <w:tcPr>
+            <w:tcW w:type="dxa" w:w="2160"/>
+          </w:tcPr>
+          <w:p>
+            <w:r>
+              <w:rPr>
+                <w:rFonts w:ascii="仿宋_GB2312" w:hAnsi="仿宋_GB2312" w:eastAsia="仿宋_GB2312"/>
+                <w:b w:val="0"/>
+                <w:sz w:val="22"/>
+              </w:rPr>
+              <w:t>55</w:t>
+            </w:r>
+          </w:p>
+        </w:tc>
+        <w:tc>
+          <w:tcPr>
+            <w:tcW w:type="dxa" w:w="2160"/>
+          </w:tcPr>
+          <w:p>
+            <w:r>
+              <w:rPr>
+                <w:rFonts w:ascii="仿宋_GB2312" w:hAnsi="仿宋_GB2312" w:eastAsia="仿宋_GB2312"/>
+                <w:b w:val="0"/>
+                <w:sz w:val="22"/>
+              </w:rPr>
+              <w:t>61.1%</w:t>
+            </w:r>
+          </w:p>
+        </w:tc>
+      </w:tr>
+    </w:tbl>
+    <w:p>
+      <w:pPr>
+        <w:spacing w:after="80"/>
+      </w:pPr>
+    </w:p>
+    <w:p>
+      <w:pPr>
+        <w:spacing w:after="160"/>
+      </w:pPr>
+      <w:r>
+        <w:rPr>
+          <w:rFonts w:ascii="仿宋_GB2312" w:hAnsi="仿宋_GB2312" w:eastAsia="仿宋_GB2312"/>
+          <w:b/>
+          <w:sz w:val="24"/>
+        </w:rPr>
+        <w:t>答案质量判断：</w:t>
+      </w:r>
+      <w:r>
+        <w:rPr>
+          <w:rFonts w:ascii="仿宋_GB2312" w:hAnsi="仿宋_GB2312" w:eastAsia="仿宋_GB2312"/>
+          <w:b w:val="0"/>
+          <w:sz w:val="24"/>
+        </w:rPr>
+        <w:t>针对"知识库有答案且技能成功送达"的68个会话，进一步比较知识库答案与技能答案的实质差异：</w:t>
+      </w:r>
+    </w:p>
+    <w:tbl>
+      <w:tblPr>
+        <w:tblStyle w:val="TableGrid"/>
+        <w:tblW w:type="auto" w:w="0"/>
+        <w:tblLook w:firstColumn="1" w:firstRow="1" w:lastColumn="0" w:lastRow="0" w:noHBand="0" w:noVBand="1" w:val="04A0"/>
+      </w:tblPr>
+      <w:tblGrid>
+        <w:gridCol w:w="4320"/>
+        <w:gridCol w:w="4320"/>
+      </w:tblGrid>
+      <w:tr>
+        <w:tc>
+          <w:tcPr>
+            <w:tcW w:type="dxa" w:w="4320"/>
+          </w:tcPr>
+          <w:p>
+            <w:r>
+              <w:rPr>
+                <w:rFonts w:ascii="仿宋_GB2312" w:hAnsi="仿宋_GB2312" w:eastAsia="仿宋_GB2312"/>
+                <w:b/>
+                <w:sz w:val="22"/>
+              </w:rPr>
+              <w:t>判断结果</w:t>
+            </w:r>
+          </w:p>
+        </w:tc>
+        <w:tc>
+          <w:tcPr>
+            <w:tcW w:type="dxa" w:w="4320"/>
+          </w:tcPr>
+          <w:p>
+            <w:r>
+              <w:rPr>
+                <w:rFonts w:ascii="仿宋_GB2312" w:hAnsi="仿宋_GB2312" w:eastAsia="仿宋_GB2312"/>
+                <w:b/>
+                <w:sz w:val="22"/>
+              </w:rPr>
+              <w:t>占比</w:t>
+            </w:r>
+          </w:p>
+        </w:tc>
+      </w:tr>
+      <w:tr>
+        <w:tc>
+          <w:tcPr>
+            <w:tcW w:type="dxa" w:w="4320"/>
+          </w:tcPr>
+          <w:p>
+            <w:r>
+              <w:rPr>
+                <w:rFonts w:ascii="仿宋_GB2312" w:hAnsi="仿宋_GB2312" w:eastAsia="仿宋_GB2312"/>
+                <w:b w:val="0"/>
+                <w:sz w:val="22"/>
+              </w:rPr>
+              <w:t>技能答案更优</w:t>
+            </w:r>
+          </w:p>
+        </w:tc>
+        <w:tc>
+          <w:tcPr>
+            <w:tcW w:type="dxa" w:w="4320"/>
+          </w:tcPr>
+          <w:p>
+            <w:r>
+              <w:rPr>
+                <w:rFonts w:ascii="仿宋_GB2312" w:hAnsi="仿宋_GB2312" w:eastAsia="仿宋_GB2312"/>
+                <w:b w:val="0"/>
+                <w:sz w:val="22"/>
+              </w:rPr>
+              <w:t>79.4%</w:t>
+            </w:r>
+          </w:p>
+        </w:tc>
+      </w:tr>
+      <w:tr>
+        <w:tc>
+          <w:tcPr>
+            <w:tcW w:type="dxa" w:w="4320"/>
+          </w:tcPr>
+          <w:p>
+            <w:r>
+              <w:rPr>
+                <w:rFonts w:ascii="仿宋_GB2312" w:hAnsi="仿宋_GB2312" w:eastAsia="仿宋_GB2312"/>
+                <w:b w:val="0"/>
+                <w:sz w:val="22"/>
+              </w:rPr>
+              <w:t>两者相当</w:t>
+            </w:r>
+          </w:p>
+        </w:tc>
+        <w:tc>
+          <w:tcPr>
+            <w:tcW w:type="dxa" w:w="4320"/>
+          </w:tcPr>
+          <w:p>
+            <w:r>
+              <w:rPr>
+                <w:rFonts w:ascii="仿宋_GB2312" w:hAnsi="仿宋_GB2312" w:eastAsia="仿宋_GB2312"/>
+                <w:b w:val="0"/>
+                <w:sz w:val="22"/>
+              </w:rPr>
+              <w:t>10.3%</w:t>
+            </w:r>
+          </w:p>
+        </w:tc>
+      </w:tr>
+      <w:tr>
+        <w:tc>
+          <w:tcPr>
+            <w:tcW w:type="dxa" w:w="4320"/>
+          </w:tcPr>
+          <w:p>
+            <w:r>
+              <w:rPr>
+                <w:rFonts w:ascii="仿宋_GB2312" w:hAnsi="仿宋_GB2312" w:eastAsia="仿宋_GB2312"/>
+                <w:b w:val="0"/>
+                <w:sz w:val="22"/>
+              </w:rPr>
+              <w:t>技能答案未见明显提升</w:t>
+            </w:r>
+          </w:p>
+        </w:tc>
+        <w:tc>
+          <w:tcPr>
+            <w:tcW w:type="dxa" w:w="4320"/>
+          </w:tcPr>
+          <w:p>
+            <w:r>
+              <w:rPr>
+                <w:rFonts w:ascii="仿宋_GB2312" w:hAnsi="仿宋_GB2312" w:eastAsia="仿宋_GB2312"/>
+                <w:b w:val="0"/>
+                <w:sz w:val="22"/>
+              </w:rPr>
+              <w:t>10.3%</w:t>
+            </w:r>
+          </w:p>
+        </w:tc>
+      </w:tr>
+      <w:tr>
+        <w:tc>
+          <w:tcPr>
+            <w:tcW w:type="dxa" w:w="4320"/>
+          </w:tcPr>
+          <w:p>
+            <w:r>
+              <w:rPr>
+                <w:rFonts w:ascii="仿宋_GB2312" w:hAnsi="仿宋_GB2312" w:eastAsia="仿宋_GB2312"/>
+                <w:b w:val="0"/>
+                <w:sz w:val="22"/>
+              </w:rPr>
+              <w:t>技能答案存在错误或偏题</w:t>
+            </w:r>
+          </w:p>
+        </w:tc>
+        <w:tc>
+          <w:tcPr>
+            <w:tcW w:type="dxa" w:w="4320"/>
+          </w:tcPr>
+          <w:p>
+            <w:r>
+              <w:rPr>
+                <w:rFonts w:ascii="仿宋_GB2312" w:hAnsi="仿宋_GB2312" w:eastAsia="仿宋_GB2312"/>
+                <w:b w:val="0"/>
+                <w:sz w:val="22"/>
+              </w:rPr>
+              <w:t>0.0%</w:t>
+            </w:r>
+          </w:p>
+        </w:tc>
+      </w:tr>
+    </w:tbl>
+    <w:p>
+      <w:pPr>
+        <w:spacing w:after="80"/>
+      </w:pPr>
+    </w:p>
+    <w:p>
+      <w:pPr>
+        <w:spacing w:after="160"/>
+      </w:pPr>
+      <w:r>
+        <w:rPr>
+          <w:rFonts w:ascii="仿宋_GB2312" w:hAnsi="仿宋_GB2312" w:eastAsia="仿宋_GB2312"/>
+          <w:b w:val="0"/>
+          <w:sz w:val="21"/>
+        </w:rPr>
+        <w:t>说明：全部68个会话均完成评审，未发现技能答案存在事实性错误或偏题误导的个案。</w:t>
+      </w:r>
+    </w:p>
+    <w:p>
+      <w:pPr>
+        <w:spacing w:after="160"/>
+      </w:pPr>
+      <w:r>
+        <w:rPr>
+          <w:rFonts w:ascii="仿宋_GB2312" w:hAnsi="仿宋_GB2312" w:eastAsia="仿宋_GB2312"/>
+          <w:b/>
+          <w:sz w:val="24"/>
+        </w:rPr>
+        <w:t>核心结论：</w:t>
+      </w:r>
+      <w:r>
+        <w:rPr>
+          <w:rFonts w:ascii="仿宋_GB2312" w:hAnsi="仿宋_GB2312" w:eastAsia="仿宋_GB2312"/>
+          <w:b w:val="0"/>
+          <w:sz w:val="24"/>
+        </w:rPr>
+        <w:t>综合送达率与质量判断，在"知识库有答案但候选技能也存在"的93个会话中，终态判断机制最终将58.1%（54/93）的会话转化为真正更优的技能答案；而若采用"知识库优先拦截"策略，这些场景下更优答案的交付比例为0%——终态判断机制对这部分有价值答案的实际挽救效果显著。</w:t>
+      </w:r>
+    </w:p>
+    <w:p>
+      <w:pPr>
+        <w:spacing w:after="160"/>
+      </w:pPr>
+      <w:r>
+        <w:rPr>
+          <w:rFonts w:ascii="黑体" w:hAnsi="黑体" w:eastAsia="黑体"/>
+          <w:b/>
+          <w:sz w:val="28"/>
+        </w:rPr>
+        <w:t>3.3 方案选型的实践依据</w:t>
+      </w:r>
+    </w:p>
+    <w:p>
+      <w:pPr>
+        <w:spacing w:after="160"/>
+      </w:pPr>
+      <w:r>
+        <w:rPr>
+          <w:rFonts w:ascii="仿宋_GB2312" w:hAnsi="仿宋_GB2312" w:eastAsia="仿宋_GB2312"/>
+          <w:b w:val="0"/>
+          <w:sz w:val="24"/>
+        </w:rPr>
+        <w:t>技能推理环节在设计阶段曾评估过三种候选方案：知识库优先拦截、技能优先直接执行、双Agent分段式响应（即当前方案），以下为各方案取舍的实践依据：</w:t>
+      </w:r>
+    </w:p>
+    <w:p>
+      <w:pPr>
+        <w:spacing w:after="160"/>
+      </w:pPr>
+      <w:r>
+        <w:rPr>
+          <w:rFonts w:ascii="仿宋_GB2312" w:hAnsi="仿宋_GB2312" w:eastAsia="仿宋_GB2312"/>
+          <w:b/>
+          <w:sz w:val="24"/>
+        </w:rPr>
+        <w:t>为何不是知识库优先拦截：</w:t>
+      </w:r>
+      <w:r>
+        <w:rPr>
+          <w:rFonts w:ascii="仿宋_GB2312" w:hAnsi="仿宋_GB2312" w:eastAsia="仿宋_GB2312"/>
+          <w:b w:val="0"/>
+          <w:sz w:val="24"/>
+        </w:rPr>
+        <w:t>该策略一旦知识库命中即直接终态返回，不再判断候选技能是否存在。按上节数据，这会导致93个"知识库有答案但候选技能也存在"的会话中，58.1%本应送达的更优答案被100%错失。</w:t>
+      </w:r>
+    </w:p>
+    <w:p>
+      <w:pPr>
+        <w:spacing w:after="160"/>
+      </w:pPr>
+      <w:r>
+        <w:rPr>
+          <w:rFonts w:ascii="仿宋_GB2312" w:hAnsi="仿宋_GB2312" w:eastAsia="仿宋_GB2312"/>
+          <w:b/>
+          <w:sz w:val="24"/>
+        </w:rPr>
+        <w:t>为何不是技能优先直接执行：</w:t>
+      </w:r>
+      <w:r>
+        <w:rPr>
+          <w:rFonts w:ascii="仿宋_GB2312" w:hAnsi="仿宋_GB2312" w:eastAsia="仿宋_GB2312"/>
+          <w:b w:val="0"/>
+          <w:sz w:val="24"/>
+        </w:rPr>
+        <w:t>该策略跳过候选技能判断，对所有问题直接触发技能执行，对本就不存在可用技能的问题会造成执行环节空转、浪费计算资源。以单Agent平均单次调用成本作为量级估算，评测样本中50个候选技能不存在的会话，若采用该策略预计将额外消耗约109万token、约64分钟的无效计算资源。</w:t>
+      </w:r>
+    </w:p>
+    <w:p>
+      <w:pPr>
+        <w:spacing w:after="160"/>
+      </w:pPr>
+      <w:r>
+        <w:rPr>
+          <w:rFonts w:ascii="仿宋_GB2312" w:hAnsi="仿宋_GB2312" w:eastAsia="仿宋_GB2312"/>
+          <w:b/>
+          <w:sz w:val="24"/>
+        </w:rPr>
+        <w:t>为何是双Agent分段式、且成本可接受：</w:t>
+      </w:r>
+      <w:r>
+        <w:rPr>
+          <w:rFonts w:ascii="仿宋_GB2312" w:hAnsi="仿宋_GB2312" w:eastAsia="仿宋_GB2312"/>
+          <w:b w:val="0"/>
+          <w:sz w:val="24"/>
+        </w:rPr>
+        <w:t>双Agent解耦相对单Agent一体化基线，总耗时增加约71.3%，总Token消耗增加约288.4%，但这部分成本是渐进交付机制得以成立的工程前提——若判断与执行耦合在一次调用中完成，无法提前拿到候选技能是否存在的信号，渐进交付将无从谈起。而该机制的价值已通过上节数据验证：58.1%的真实转化率、0%的答案错误率，综合来看，这部分成本投入是可接受的。</w:t>
+      </w:r>
+    </w:p>
+    <w:p>
+      <w:pPr>
+        <w:spacing w:after="160"/>
+      </w:pPr>
+      <w:r>
+        <w:rPr>
+          <w:rFonts w:ascii="黑体" w:hAnsi="黑体" w:eastAsia="黑体"/>
+          <w:b/>
+          <w:sz w:val="28"/>
+        </w:rPr>
+        <w:t>3.4 响应效率与人力成本</w:t>
       </w:r>
     </w:p>
     <w:tbl>
@@ -1804,7 +2458,7 @@
           <w:b/>
           <w:sz w:val="28"/>
         </w:rPr>
-        <w:t>3.3 知识沉淀能力建设情况</w:t>
+        <w:t>3.5 知识沉淀能力建设情况</w:t>
       </w:r>
     </w:p>
     <w:tbl>
@@ -2038,7 +2692,7 @@
           <w:b/>
           <w:sz w:val="28"/>
         </w:rPr>
-        <w:t>3.4 跨平台复用情况</w:t>
+        <w:t>3.6 跨平台复用情况</w:t>
       </w:r>
     </w:p>
     <w:p>

--- a/编码通新智能问答支持系统-创新奖申报材料.docx
+++ b/编码通新智能问答支持系统-创新奖申报材料.docx
@@ -2731,7 +2731,59 @@
           <w:b/>
           <w:sz w:val="28"/>
         </w:rPr>
-        <w:t>4.1 创新性</w:t>
+        <w:t>4.1 方案论证逻辑回顾</w:t>
+      </w:r>
+    </w:p>
+    <w:p>
+      <w:pPr>
+        <w:spacing w:after="160"/>
+      </w:pPr>
+      <w:r>
+        <w:rPr>
+          <w:rFonts w:ascii="仿宋_GB2312" w:hAnsi="仿宋_GB2312" w:eastAsia="仿宋_GB2312"/>
+          <w:b w:val="0"/>
+          <w:sz w:val="24"/>
+        </w:rPr>
+        <w:t>技术支持咨询中推理性问题占多数（68.2%，详见1.2），这决定了仅靠知识库检索不足以覆盖多数场景，必须引入基于Agent的技能推理能力；而实践数据进一步验证，即使知识库本身已有答案，技能推理产出的答案在79.4%的情况下仍更优、且无一例出现错误（详见3.2）——证明这一能力并非锦上添花，而是实质创造增量价值。</w:t>
+      </w:r>
+    </w:p>
+    <w:p>
+      <w:pPr>
+        <w:spacing w:after="160"/>
+      </w:pPr>
+      <w:r>
+        <w:rPr>
+          <w:rFonts w:ascii="仿宋_GB2312" w:hAnsi="仿宋_GB2312" w:eastAsia="仿宋_GB2312"/>
+          <w:b w:val="0"/>
+          <w:sz w:val="24"/>
+        </w:rPr>
+        <w:t>与此同时，响应速度与答案质量天然存在权衡（详见1.2特征二）：若等待技能执行完成才响应用户，会牺牲速度；若直接以知识库答案作为终态，又会错失更优答案，因此方案选择了分阶段渐进交付机制（详见2.4）。而该机制要成立，必须在技能执行完成之前就提前获知"是否存在候选技能"这一信号——这正是技能推理环节被拆分为上游决策Agent与下游执行Agent两个独立单元、而非合二为一的根本原因，技能答案质量本身的优势（见上段）并不直接要求这一拆分，真正要求拆分的是渐进交付对"尽早获知信号"的需要。</w:t>
+      </w:r>
+    </w:p>
+    <w:p>
+      <w:pPr>
+        <w:spacing w:after="160"/>
+      </w:pPr>
+      <w:r>
+        <w:rPr>
+          <w:rFonts w:ascii="仿宋_GB2312" w:hAnsi="仿宋_GB2312" w:eastAsia="仿宋_GB2312"/>
+          <w:b w:val="0"/>
+          <w:sz w:val="24"/>
+        </w:rPr>
+        <w:t>这一架构选择相应带来了成本上升（总耗时+71.3%、总Token消耗+288.4%，详见3.3），但该成本是渐进交付机制得以成立的工程前提：若采用"知识库优先"策略，93个知识库有答案且候选技能存在的会话中，58.1%本应送达的更优答案将被100%错失；若采用"技能优先"策略，对50个本就无候选技能的会话盲目触发执行，将造成约109万Token、64分钟的计算资源空转（详见3.3）。综合质量收益与效率代价，双Agent分段式响应是三种候选方案中唯一能同时兼顾答案质量与资源效率的架构选择，这也是本方案最核心的架构创新与实践依据所在。</w:t>
+      </w:r>
+    </w:p>
+    <w:p>
+      <w:pPr>
+        <w:spacing w:after="160"/>
+      </w:pPr>
+      <w:r>
+        <w:rPr>
+          <w:rFonts w:ascii="黑体" w:hAnsi="黑体" w:eastAsia="黑体"/>
+          <w:b/>
+          <w:sz w:val="28"/>
+        </w:rPr>
+        <w:t>4.2 创新性</w:t>
       </w:r>
     </w:p>
     <w:p>
@@ -2854,7 +2906,7 @@
           <w:b/>
           <w:sz w:val="28"/>
         </w:rPr>
-        <w:t>4.2 效果和沉淀</w:t>
+        <w:t>4.3 效果和沉淀</w:t>
       </w:r>
     </w:p>
     <w:p>
@@ -2880,7 +2932,7 @@
           <w:b/>
           <w:sz w:val="28"/>
         </w:rPr>
-        <w:t>4.3 展望</w:t>
+        <w:t>4.4 展望</w:t>
       </w:r>
     </w:p>
     <w:p>

--- a/编码通新智能问答支持系统-创新奖申报材料.docx
+++ b/编码通新智能问答支持系统-创新奖申报材料.docx
@@ -1630,6 +1630,19 @@
       <w:r>
         <w:rPr>
           <w:rFonts w:ascii="仿宋_GB2312" w:hAnsi="仿宋_GB2312" w:eastAsia="仿宋_GB2312"/>
+          <w:b w:val="0"/>
+          <w:sz w:val="21"/>
+        </w:rPr>
+        <w:t>说明：当前为阶段性评测范围，正式提交前计划视时间情况扩大样本覆盖面，以进一步提升结论稳健性。</w:t>
+      </w:r>
+    </w:p>
+    <w:p>
+      <w:pPr>
+        <w:spacing w:after="160"/>
+      </w:pPr>
+      <w:r>
+        <w:rPr>
+          <w:rFonts w:ascii="仿宋_GB2312" w:hAnsi="仿宋_GB2312" w:eastAsia="仿宋_GB2312"/>
           <w:b/>
           <w:sz w:val="24"/>
         </w:rPr>
@@ -2117,7 +2130,7 @@
           <w:b w:val="0"/>
           <w:sz w:val="21"/>
         </w:rPr>
-        <w:t>说明：全部68个会话均完成评审，未发现技能答案存在事实性错误或偏题误导的个案。</w:t>
+        <w:t>方法说明：答案质量判断采用LLM-as-judge方式，由大模型比较知识库答案与技能答案的实质信息差异并给出判断，同时抽样人工复核评判结果的一致性；全部68个会话均完成评审，未发现技能答案存在事实性错误或偏题误导的个案。</w:t>
       </w:r>
     </w:p>
     <w:p>
@@ -2227,7 +2240,7 @@
           <w:b w:val="0"/>
           <w:sz w:val="24"/>
         </w:rPr>
-        <w:t>双Agent解耦相对单Agent一体化基线，总耗时增加约71.3%，总Token消耗增加约288.4%，但这部分成本是渐进交付机制得以成立的工程前提——若判断与执行耦合在一次调用中完成，无法提前拿到候选技能是否存在的信号，渐进交付将无从谈起。而该机制的价值已通过上节数据验证：58.1%的真实转化率、0%的答案错误率，综合来看，这部分成本投入是可接受的。</w:t>
+        <w:t>双Agent解耦相对单Agent一体化基线，总耗时增加约71.3%，总Token消耗增加约288.4%，但这部分成本是渐进交付机制得以成立的工程前提——若判断与执行耦合在一次调用中完成，无法提前拿到候选技能是否存在的信号，渐进交付将无从谈起。而该机制的价值已通过上节数据验证：58.1%的真实转化率、0%的答案错误率，综合来看，这部分成本投入是可接受的。换个角度理解：这部分额外成本，本质是为"执行完成前就能提前判断是否存在更优答案"这一侦察能力付出的代价——若省去这部分投入，省下的计算资源并不能转化为用户体验的提升，反而会让上节中本可被挽救的54个优质答案重新退回"错失"状态。</w:t>
       </w:r>
     </w:p>
     <w:p>
@@ -2710,6 +2723,19 @@
     </w:p>
     <w:p>
       <w:pPr>
+        <w:spacing w:after="160"/>
+      </w:pPr>
+      <w:r>
+        <w:rPr>
+          <w:rFonts w:ascii="仿宋_GB2312" w:hAnsi="仿宋_GB2312" w:eastAsia="仿宋_GB2312"/>
+          <w:b w:val="0"/>
+          <w:sz w:val="21"/>
+        </w:rPr>
+        <w:t>说明：以上为架构复用的覆盖广度；各复用平台各自的拦截率、满意度等落地效果数据仍在统计中，将视情况在提交前补充，以进一步验证复用深度。</w:t>
+      </w:r>
+    </w:p>
+    <w:p>
+      <w:pPr>
         <w:spacing w:after="200"/>
       </w:pPr>
       <w:r>
@@ -2744,7 +2770,47 @@
           <w:b w:val="0"/>
           <w:sz w:val="24"/>
         </w:rPr>
-        <w:t>技术支持咨询中推理性问题占多数（68.2%，详见1.2），这决定了仅靠知识库检索不足以覆盖多数场景，必须引入基于Agent的技能推理能力；而实践数据进一步验证，即使知识库本身已有答案，技能推理产出的答案在79.4%的情况下仍更优、且无一例出现错误（详见3.2）——证明这一能力并非锦上添花，而是实质创造增量价值。</w:t>
+        <w:t>为便于整体把握，下图概括了双Agent分段式响应这一核心架构选型的完整论证过程，各环节对应的详细数据分别见1.2、2.4、3.2、3.3：</w:t>
+      </w:r>
+    </w:p>
+    <w:p>
+      <w:pPr>
+        <w:spacing w:after="80"/>
+        <w:jc w:val="center"/>
+      </w:pPr>
+      <w:r>
+        <w:drawing>
+          <wp:inline xmlns:a="http://schemas.openxmlformats.org/drawingml/2006/main" xmlns:pic="http://schemas.openxmlformats.org/drawingml/2006/picture">
+            <wp:extent cx="5760720" cy="7770273"/>
+            <wp:docPr id="2" name="Picture 2"/>
+            <wp:cNvGraphicFramePr>
+              <a:graphicFrameLocks noChangeAspect="1"/>
+            </wp:cNvGraphicFramePr>
+            <a:graphic>
+              <a:graphicData uri="http://schemas.openxmlformats.org/drawingml/2006/picture">
+                <pic:pic>
+                  <pic:nvPicPr>
+                    <pic:cNvPr id="0" name="logic_chain_diagram.png"/>
+                    <pic:cNvPicPr/>
+                  </pic:nvPicPr>
+                  <pic:blipFill>
+                    <a:blip r:embed="rId10"/>
+                    <a:stretch>
+                      <a:fillRect/>
+                    </a:stretch>
+                  </pic:blipFill>
+                  <pic:spPr>
+                    <a:xfrm>
+                      <a:off x="0" y="0"/>
+                      <a:ext cx="5760720" cy="7770273"/>
+                    </a:xfrm>
+                    <a:prstGeom prst="rect"/>
+                  </pic:spPr>
+                </pic:pic>
+              </a:graphicData>
+            </a:graphic>
+          </wp:inline>
+        </w:drawing>
       </w:r>
     </w:p>
     <w:p>
@@ -2755,9 +2821,9 @@
         <w:rPr>
           <w:rFonts w:ascii="仿宋_GB2312" w:hAnsi="仿宋_GB2312" w:eastAsia="仿宋_GB2312"/>
           <w:b w:val="0"/>
-          <w:sz w:val="24"/>
+          <w:sz w:val="21"/>
         </w:rPr>
-        <w:t>与此同时，响应速度与答案质量天然存在权衡（详见1.2特征二）：若等待技能执行完成才响应用户，会牺牲速度；若直接以知识库答案作为终态，又会错失更优答案，因此方案选择了分阶段渐进交付机制（详见2.4）。而该机制要成立，必须在技能执行完成之前就提前获知"是否存在候选技能"这一信号——这正是技能推理环节被拆分为上游决策Agent与下游执行Agent两个独立单元、而非合二为一的根本原因，技能答案质量本身的优势（见上段）并不直接要求这一拆分，真正要求拆分的是渐进交付对"尽早获知信号"的需要。</w:t>
+        <w:t>图2 核心架构选型论证逻辑链：分支A验证"技能执行能力值得做"，分支B论证"为何必须拆成双Agent来做"，两条分支共同支撑最终架构选型与成本可接受性结论</w:t>
       </w:r>
     </w:p>
     <w:p>
@@ -2768,9 +2834,9 @@
         <w:rPr>
           <w:rFonts w:ascii="仿宋_GB2312" w:hAnsi="仿宋_GB2312" w:eastAsia="仿宋_GB2312"/>
           <w:b w:val="0"/>
-          <w:sz w:val="24"/>
+          <w:sz w:val="21"/>
         </w:rPr>
-        <w:t>这一架构选择相应带来了成本上升（总耗时+71.3%、总Token消耗+288.4%，详见3.3），但该成本是渐进交付机制得以成立的工程前提：若采用"知识库优先"策略，93个知识库有答案且候选技能存在的会话中，58.1%本应送达的更优答案将被100%错失；若采用"技能优先"策略，对50个本就无候选技能的会话盲目触发执行，将造成约109万Token、64分钟的计算资源空转（详见3.3）。综合质量收益与效率代价，双Agent分段式响应是三种候选方案中唯一能同时兼顾答案质量与资源效率的架构选择，这也是本方案最核心的架构创新与实践依据所在。</w:t>
+        <w:t>需特别说明：分支A验证的是"技能执行能力"本身的价值，并不直接等同于"必须拆成双Agent"的理由；真正要求拆成双Agent的，是分支B中渐进交付机制对"尽早获知候选技能信号"的需要——这是两条独立但互补的论证路径，而非单一直线推导。</w:t>
       </w:r>
     </w:p>
     <w:p>
@@ -2784,6 +2850,28 @@
           <w:sz w:val="28"/>
         </w:rPr>
         <w:t>4.2 创新性</w:t>
+      </w:r>
+    </w:p>
+    <w:p>
+      <w:pPr>
+        <w:pStyle w:val="ListBullet"/>
+        <w:spacing w:after="160"/>
+      </w:pPr>
+      <w:r>
+        <w:rPr>
+          <w:rFonts w:ascii="仿宋_GB2312" w:hAnsi="仿宋_GB2312" w:eastAsia="仿宋_GB2312"/>
+          <w:b/>
+          <w:sz w:val="24"/>
+        </w:rPr>
+        <w:t>以实验数据驱动的架构选型方法论：</w:t>
+      </w:r>
+      <w:r>
+        <w:rPr>
+          <w:rFonts w:ascii="仿宋_GB2312" w:hAnsi="仿宋_GB2312" w:eastAsia="仿宋_GB2312"/>
+          <w:b w:val="0"/>
+          <w:sz w:val="24"/>
+        </w:rPr>
+        <w:t>技能推理环节在"知识库优先拦截""技能优先直接执行""双Agent分段式响应"三种候选方案间的取舍，没有依赖经验直接拍板，而是设计了"终态判断准确性"与"双Agent解耦成本"两个方向的量化评测方案，用送达率、LLM-as-judge质量判断、双Agent/单Agent配对成本对比等数据正面论证取舍依据，并坦诚披露当前方案自身的成本代价（详见三、实践成效）。"判断与执行解耦"这一架构模式本身并不罕见，本方案真正的创新点在于：把架构选型从定性的经验判断，转化为一套可复用的数据驱动验证范式，这一方法论本身比具体架构模式更具参考与复制价值。</w:t>
       </w:r>
     </w:p>
     <w:p>
@@ -2919,7 +3007,7 @@
           <w:b w:val="0"/>
           <w:sz w:val="24"/>
         </w:rPr>
-        <w:t>本方案已在"编码通(新)"平台正式上线运营，初步实现了对人工支持压力的有效分流：上线前平均关单时长约50分钟、日均需投入4人力全天候支持，上线后【待补充具体提升数据】。核心能力沉淀上，已构建覆盖7大业务模块、约30个SKILL的Agent推理能力库，打通了从人工支持到知识库的一键沉淀链路，以及机器自动识别缺口的问题池分级机制；该通用架构已进一步复用至编码通2.0、飞码、MP等同一低代码产品矩阵内的平台，初步验证了方案的跨平台可复制性。由于系统上线时间较短，知识沉淀的实际规模仍处于积累初期。</w:t>
+        <w:t>本方案已在"编码通(新)"平台正式上线运营，初步实现了对人工支持压力的有效分流：上线前平均关单时长约50分钟、日均需投入4人力全天候支持，上线后【待补充具体提升数据】。核心能力沉淀上，已构建覆盖7大业务模块、约30个SKILL的Agent推理能力库，打通了从人工支持到知识库的一键沉淀链路，以及机器自动识别缺口的问题池分级机制；该通用架构已进一步复用至编码通2.0、飞码、MP等同一低代码产品矩阵内的平台，初步验证了方案的跨平台可复制性。由于系统上线时间较短，知识沉淀的实际规模仍处于积累初期。项目研发投入：【待补充具体人力与周期投入数据】。</w:t>
       </w:r>
     </w:p>
     <w:p>

--- a/编码通新智能问答支持系统-创新奖申报材料.docx
+++ b/编码通新智能问答支持系统-创新奖申报材料.docx
@@ -2130,7 +2130,7 @@
           <w:b w:val="0"/>
           <w:sz w:val="21"/>
         </w:rPr>
-        <w:t>方法说明：答案质量判断采用LLM-as-judge方式，由大模型比较知识库答案与技能答案的实质信息差异并给出判断，同时抽样人工复核评判结果的一致性；全部68个会话均完成评审，未发现技能答案存在事实性错误或偏题误导的个案。</w:t>
+        <w:t>方法说明：答案质量判断采用统一提示词的LLM-as-judge方式，由大模型比较知识库答案与技能答案的实质信息差异并给出判断；全部68个会话均完成评审，未发现技能答案存在事实性错误或偏题误导的个案。该结论反映当前统一评审口径下的阶段性结果，尚未以人工专家标注作为独立金标准。</w:t>
       </w:r>
     </w:p>
     <w:p>
@@ -2254,6 +2254,19 @@
           <w:sz w:val="28"/>
         </w:rPr>
         <w:t>3.4 响应效率与人力成本</w:t>
+      </w:r>
+    </w:p>
+    <w:p>
+      <w:pPr>
+        <w:spacing w:after="160"/>
+      </w:pPr>
+      <w:r>
+        <w:rPr>
+          <w:rFonts w:ascii="仿宋_GB2312" w:hAnsi="仿宋_GB2312" w:eastAsia="仿宋_GB2312"/>
+          <w:b w:val="0"/>
+          <w:sz w:val="21"/>
+        </w:rPr>
+        <w:t>口径说明：本节上线前后数据用于衡量整套智能技术支持问答体系的综合运营价值，不将全部效果直接归因于双Agent架构；双Agent与终态判断机制本身的增量价值，分别由3.2的答案送达与质量评测、3.3的架构成本对比进行专项验证。</w:t>
       </w:r>
     </w:p>
     <w:tbl>
@@ -2701,6 +2714,19 @@
       </w:pPr>
       <w:r>
         <w:rPr>
+          <w:rFonts w:ascii="仿宋_GB2312" w:hAnsi="仿宋_GB2312" w:eastAsia="仿宋_GB2312"/>
+          <w:b w:val="0"/>
+          <w:sz w:val="21"/>
+        </w:rPr>
+        <w:t>评价口径：知识沉淀属于长期能力建设，现阶段重点衡量链路是否打通、缺口能否持续进入治理流程，而不以短期新增条目数量作为唯一成效指标。</w:t>
+      </w:r>
+    </w:p>
+    <w:p>
+      <w:pPr>
+        <w:spacing w:after="160"/>
+      </w:pPr>
+      <w:r>
+        <w:rPr>
           <w:rFonts w:ascii="黑体" w:hAnsi="黑体" w:eastAsia="黑体"/>
           <w:b/>
           <w:sz w:val="28"/>
@@ -3007,7 +3033,55 @@
           <w:b w:val="0"/>
           <w:sz w:val="24"/>
         </w:rPr>
-        <w:t>本方案已在"编码通(新)"平台正式上线运营，初步实现了对人工支持压力的有效分流：上线前平均关单时长约50分钟、日均需投入4人力全天候支持，上线后【待补充具体提升数据】。核心能力沉淀上，已构建覆盖7大业务模块、约30个SKILL的Agent推理能力库，打通了从人工支持到知识库的一键沉淀链路，以及机器自动识别缺口的问题池分级机制；该通用架构已进一步复用至编码通2.0、飞码、MP等同一低代码产品矩阵内的平台，初步验证了方案的跨平台可复制性。由于系统上线时间较短，知识沉淀的实际规模仍处于积累初期。项目研发投入：【待补充具体人力与周期投入数据】。</w:t>
+        <w:t>综合来看，本方案的价值不止于上线一个问答机器人，而是完成了三层验证：</w:t>
+      </w:r>
+      <w:r>
+        <w:rPr>
+          <w:rFonts w:ascii="仿宋_GB2312" w:hAnsi="仿宋_GB2312" w:eastAsia="仿宋_GB2312"/>
+          <w:b/>
+          <w:sz w:val="24"/>
+        </w:rPr>
+        <w:t>运营层</w:t>
+      </w:r>
+      <w:r>
+        <w:rPr>
+          <w:rFonts w:ascii="仿宋_GB2312" w:hAnsi="仿宋_GB2312" w:eastAsia="仿宋_GB2312"/>
+          <w:b w:val="0"/>
+          <w:sz w:val="24"/>
+        </w:rPr>
+        <w:t>验证整套体系能否缩短响应链路、分流人工压力（最终数据见3.1、3.4）；</w:t>
+      </w:r>
+      <w:r>
+        <w:rPr>
+          <w:rFonts w:ascii="仿宋_GB2312" w:hAnsi="仿宋_GB2312" w:eastAsia="仿宋_GB2312"/>
+          <w:b/>
+          <w:sz w:val="24"/>
+        </w:rPr>
+        <w:t>架构层</w:t>
+      </w:r>
+      <w:r>
+        <w:rPr>
+          <w:rFonts w:ascii="仿宋_GB2312" w:hAnsi="仿宋_GB2312" w:eastAsia="仿宋_GB2312"/>
+          <w:b w:val="0"/>
+          <w:sz w:val="24"/>
+        </w:rPr>
+        <w:t>验证终态判断与双Agent分段式响应能否交付更多优质答案，并以可衡量的成本换取渐进交付能力（见3.2、3.3）；</w:t>
+      </w:r>
+      <w:r>
+        <w:rPr>
+          <w:rFonts w:ascii="仿宋_GB2312" w:hAnsi="仿宋_GB2312" w:eastAsia="仿宋_GB2312"/>
+          <w:b/>
+          <w:sz w:val="24"/>
+        </w:rPr>
+        <w:t>能力层</w:t>
+      </w:r>
+      <w:r>
+        <w:rPr>
+          <w:rFonts w:ascii="仿宋_GB2312" w:hAnsi="仿宋_GB2312" w:eastAsia="仿宋_GB2312"/>
+          <w:b w:val="0"/>
+          <w:sz w:val="24"/>
+        </w:rPr>
+        <w:t>沉淀覆盖7大业务模块、约30个SKILL的推理能力库，打通知识缺口发现与人工治理链路，并在编码通2.0、飞码、MP等同一低代码产品矩阵内完成复用（见3.5、3.6）。由此形成了从单点应用效果到架构增量价值、再到长期可复制能力的完整验证。项目研发投入：【待补充具体人力与周期投入数据】。</w:t>
       </w:r>
     </w:p>
     <w:p>

--- a/编码通新智能问答支持系统-创新奖申报材料.docx
+++ b/编码通新智能问答支持系统-创新奖申报材料.docx
@@ -2807,7 +2807,7 @@
       <w:r>
         <w:drawing>
           <wp:inline xmlns:a="http://schemas.openxmlformats.org/drawingml/2006/main" xmlns:pic="http://schemas.openxmlformats.org/drawingml/2006/picture">
-            <wp:extent cx="5760720" cy="7770273"/>
+            <wp:extent cx="5760720" cy="8216841"/>
             <wp:docPr id="2" name="Picture 2"/>
             <wp:cNvGraphicFramePr>
               <a:graphicFrameLocks noChangeAspect="1"/>
@@ -2828,7 +2828,7 @@
                   <pic:spPr>
                     <a:xfrm>
                       <a:off x="0" y="0"/>
-                      <a:ext cx="5760720" cy="7770273"/>
+                      <a:ext cx="5760720" cy="8216841"/>
                     </a:xfrm>
                     <a:prstGeom prst="rect"/>
                   </pic:spPr>
